--- a/Steel & Blood Documentation.docx
+++ b/Steel & Blood Documentation.docx
@@ -106,29 +106,11 @@
       <w:pPr>
         <w:rPr>
           <w:rFonts w:ascii="Times New Roman" w:hAnsi="Times New Roman" w:cs="Times New Roman"/>
-          <w:sz w:val="40"/>
-          <w:szCs w:val="40"/>
-          <w:u w:val="single"/>
-        </w:rPr>
-      </w:pPr>
-      <w:r>
-        <w:rPr>
-          <w:rFonts w:ascii="Times New Roman" w:hAnsi="Times New Roman" w:cs="Times New Roman"/>
-          <w:sz w:val="40"/>
-          <w:szCs w:val="40"/>
-          <w:u w:val="single"/>
-        </w:rPr>
-        <w:t>v.1</w:t>
-      </w:r>
-    </w:p>
-    <w:p>
-      <w:pPr>
-        <w:rPr>
-          <w:rFonts w:ascii="Times New Roman" w:hAnsi="Times New Roman" w:cs="Times New Roman"/>
           <w:b/>
           <w:bCs/>
           <w:sz w:val="24"/>
           <w:szCs w:val="24"/>
+          <w:lang w:val="en-SE"/>
         </w:rPr>
       </w:pPr>
       <w:r>
@@ -138,629 +120,501 @@
           <w:bCs/>
           <w:sz w:val="24"/>
           <w:szCs w:val="24"/>
-        </w:rPr>
-        <w:t>About:</w:t>
-      </w:r>
-    </w:p>
-    <w:p>
-      <w:pPr>
-        <w:rPr>
-          <w:rFonts w:ascii="Times New Roman" w:hAnsi="Times New Roman" w:cs="Times New Roman"/>
-          <w:sz w:val="24"/>
-          <w:szCs w:val="24"/>
-        </w:rPr>
-      </w:pPr>
-      <w:r>
-        <w:rPr>
-          <w:rFonts w:ascii="Times New Roman" w:hAnsi="Times New Roman" w:cs="Times New Roman"/>
-          <w:sz w:val="24"/>
-          <w:szCs w:val="24"/>
-        </w:rPr>
-        <w:t>Steel &amp; Blood is a long-term medieval fantasy combat project developed as a learning and portfolio application. The game is being built incrementally, starting as a command-line (CLI) turn-based combat game and expanding over time as new programming concepts are learned and implemented.</w:t>
-      </w:r>
-    </w:p>
-    <w:p>
-      <w:pPr>
-        <w:rPr>
-          <w:rFonts w:ascii="Times New Roman" w:hAnsi="Times New Roman" w:cs="Times New Roman"/>
-          <w:sz w:val="24"/>
-          <w:szCs w:val="24"/>
-        </w:rPr>
-      </w:pPr>
-      <w:r>
-        <w:rPr>
-          <w:rFonts w:ascii="Times New Roman" w:hAnsi="Times New Roman" w:cs="Times New Roman"/>
-          <w:sz w:val="24"/>
-          <w:szCs w:val="24"/>
-        </w:rPr>
-        <w:t>The core concept of the game revolves around warriors equipped with different weapons, armour types, and combat statistics battling one another in tactical turn-based encounters. The project is designed not only as a game, but also as a practical environment for learning object-oriented programming, algorithms, data structures, game systems, debugging, software architecture, and later database and backend development.</w:t>
-      </w:r>
-    </w:p>
-    <w:p>
-      <w:pPr>
-        <w:rPr>
-          <w:rFonts w:ascii="Times New Roman" w:hAnsi="Times New Roman" w:cs="Times New Roman"/>
-          <w:sz w:val="24"/>
-          <w:szCs w:val="24"/>
-        </w:rPr>
-      </w:pPr>
-      <w:r>
-        <w:rPr>
-          <w:rFonts w:ascii="Times New Roman" w:hAnsi="Times New Roman" w:cs="Times New Roman"/>
-          <w:sz w:val="24"/>
-          <w:szCs w:val="24"/>
-        </w:rPr>
-        <w:t xml:space="preserve">The initial version focuses on a small combat system featuring character classes such as Knights, Barbarians, and Mages. Each class possesses unique strengths and weaknesses through attributes such as Health, Attack, </w:t>
-      </w:r>
-      <w:r>
-        <w:rPr>
-          <w:rFonts w:ascii="Times New Roman" w:hAnsi="Times New Roman" w:cs="Times New Roman"/>
-          <w:sz w:val="24"/>
-          <w:szCs w:val="24"/>
-        </w:rPr>
-        <w:t>Defence</w:t>
-      </w:r>
-      <w:r>
-        <w:rPr>
-          <w:rFonts w:ascii="Times New Roman" w:hAnsi="Times New Roman" w:cs="Times New Roman"/>
-          <w:sz w:val="24"/>
-          <w:szCs w:val="24"/>
-        </w:rPr>
-        <w:t>, Stamina, and Mana. Equipment plays a major role in combat, with armour and weapons existing as independent objects that influence a character's performance.</w:t>
-      </w:r>
-    </w:p>
-    <w:p>
-      <w:pPr>
-        <w:rPr>
-          <w:rFonts w:ascii="Times New Roman" w:hAnsi="Times New Roman" w:cs="Times New Roman"/>
-          <w:sz w:val="24"/>
-          <w:szCs w:val="24"/>
-        </w:rPr>
-      </w:pPr>
-      <w:r>
-        <w:rPr>
-          <w:rFonts w:ascii="Times New Roman" w:hAnsi="Times New Roman" w:cs="Times New Roman"/>
-          <w:sz w:val="24"/>
-          <w:szCs w:val="24"/>
-        </w:rPr>
-        <w:t>The game uses a composition-based design where characters own weapons and armour rather than inheriting them. This approach more accurately models real-world relationships and provides greater flexibility for future expansion.</w:t>
-      </w:r>
-    </w:p>
-    <w:p>
-      <w:pPr>
-        <w:rPr>
-          <w:rFonts w:ascii="Times New Roman" w:hAnsi="Times New Roman" w:cs="Times New Roman"/>
-          <w:sz w:val="24"/>
-          <w:szCs w:val="24"/>
-        </w:rPr>
-      </w:pPr>
-      <w:r>
-        <w:rPr>
-          <w:rFonts w:ascii="Times New Roman" w:hAnsi="Times New Roman" w:cs="Times New Roman"/>
-          <w:sz w:val="24"/>
-          <w:szCs w:val="24"/>
-        </w:rPr>
-        <w:t>Attributes such as Strength (STR), Dexterity (DEX), and Intelligence (INT) currently function as equipment requirements, ensuring that certain classes can only use appropriate gear. In future versions, these attributes will also act as scaling statistics that amplify character performance through leveling systems and progression mechanics.</w:t>
-      </w:r>
-    </w:p>
-    <w:p>
-      <w:pPr>
-        <w:rPr>
-          <w:rFonts w:ascii="Times New Roman" w:hAnsi="Times New Roman" w:cs="Times New Roman"/>
-          <w:sz w:val="24"/>
-          <w:szCs w:val="24"/>
-        </w:rPr>
-      </w:pPr>
-      <w:r>
-        <w:rPr>
-          <w:rFonts w:ascii="Times New Roman" w:hAnsi="Times New Roman" w:cs="Times New Roman"/>
-          <w:sz w:val="24"/>
-          <w:szCs w:val="24"/>
-        </w:rPr>
-        <w:t>Steel &amp; Blood is intended to evolve through multiple versions. Planned future features include advanced combat mechanics, character progression, equipment upgrades, inventory systems, enemy variety, persistence through file storage and databases, backend services, and eventually graphical user interfaces. The project follows an iterative development philosophy where each version builds upon the previous one, allowing both the game and the developer's skills to grow together over time.</w:t>
-      </w:r>
-    </w:p>
-    <w:p>
-      <w:pPr>
-        <w:rPr>
-          <w:rFonts w:ascii="Times New Roman" w:hAnsi="Times New Roman" w:cs="Times New Roman"/>
-          <w:sz w:val="24"/>
-          <w:szCs w:val="24"/>
-        </w:rPr>
-      </w:pPr>
-      <w:r>
-        <w:rPr>
-          <w:rFonts w:ascii="Times New Roman" w:hAnsi="Times New Roman" w:cs="Times New Roman"/>
-          <w:sz w:val="24"/>
-          <w:szCs w:val="24"/>
-        </w:rPr>
-        <w:t>The primary goal of Steel &amp; Blood is to serve as a living project that continuously incorporates newly learned programming concepts while demonstrating software development progress from a simple CLI application to a larger, more sophisticated system.</w:t>
-      </w:r>
-    </w:p>
-    <w:p>
-      <w:pPr>
-        <w:jc w:val="center"/>
-        <w:rPr>
-          <w:rFonts w:ascii="Times New Roman" w:hAnsi="Times New Roman" w:cs="Times New Roman"/>
-          <w:i/>
-          <w:iCs/>
-          <w:sz w:val="24"/>
-          <w:szCs w:val="24"/>
-        </w:rPr>
-      </w:pPr>
-    </w:p>
-    <w:p>
-      <w:pPr>
-        <w:jc w:val="center"/>
-        <w:rPr>
-          <w:rFonts w:ascii="Times New Roman" w:hAnsi="Times New Roman" w:cs="Times New Roman"/>
-          <w:i/>
-          <w:iCs/>
-          <w:sz w:val="24"/>
-          <w:szCs w:val="24"/>
-        </w:rPr>
-      </w:pPr>
-      <w:r>
-        <w:rPr>
-          <w:rFonts w:ascii="Times New Roman" w:hAnsi="Times New Roman" w:cs="Times New Roman"/>
-          <w:i/>
-          <w:iCs/>
-          <w:sz w:val="24"/>
-          <w:szCs w:val="24"/>
-        </w:rPr>
-        <w:t>֍</w:t>
-      </w:r>
-      <w:r>
-        <w:rPr>
-          <w:rFonts w:ascii="Times New Roman" w:hAnsi="Times New Roman" w:cs="Times New Roman"/>
-          <w:i/>
-          <w:iCs/>
-          <w:sz w:val="24"/>
-          <w:szCs w:val="24"/>
-        </w:rPr>
-        <w:tab/>
-        <w:t>֍</w:t>
-      </w:r>
-      <w:r>
-        <w:rPr>
-          <w:rFonts w:ascii="Times New Roman" w:hAnsi="Times New Roman" w:cs="Times New Roman"/>
-          <w:i/>
-          <w:iCs/>
-          <w:sz w:val="24"/>
-          <w:szCs w:val="24"/>
-        </w:rPr>
-        <w:tab/>
-        <w:t>֍</w:t>
-      </w:r>
-    </w:p>
-    <w:p>
-      <w:pPr>
-        <w:jc w:val="center"/>
+          <w:lang w:val="en-SE"/>
+        </w:rPr>
+        <w:t>About The Game</w:t>
+      </w:r>
+    </w:p>
+    <w:p>
+      <w:pPr>
+        <w:rPr>
+          <w:rFonts w:ascii="Times New Roman" w:hAnsi="Times New Roman" w:cs="Times New Roman"/>
+          <w:sz w:val="24"/>
+          <w:szCs w:val="24"/>
+          <w:lang w:val="en-SE"/>
+        </w:rPr>
+      </w:pPr>
+      <w:r>
+        <w:rPr>
+          <w:rFonts w:ascii="Times New Roman" w:hAnsi="Times New Roman" w:cs="Times New Roman"/>
+          <w:sz w:val="24"/>
+          <w:szCs w:val="24"/>
+          <w:lang w:val="en-SE"/>
+        </w:rPr>
+        <w:t>Steel &amp; Blood is a medieval fantasy turn-based combat game developed as a long-term programming and software development project. The game began as a command-line application designed to practice object-oriented programming, software architecture, game systems, debugging, and project development while creating an expandable portfolio project.</w:t>
+      </w:r>
+    </w:p>
+    <w:p>
+      <w:pPr>
+        <w:rPr>
+          <w:rFonts w:ascii="Times New Roman" w:hAnsi="Times New Roman" w:cs="Times New Roman"/>
+          <w:sz w:val="24"/>
+          <w:szCs w:val="24"/>
+          <w:lang w:val="en-SE"/>
+        </w:rPr>
+      </w:pPr>
+      <w:r>
+        <w:rPr>
+          <w:rFonts w:ascii="Times New Roman" w:hAnsi="Times New Roman" w:cs="Times New Roman"/>
+          <w:sz w:val="24"/>
+          <w:szCs w:val="24"/>
+          <w:lang w:val="en-SE"/>
+        </w:rPr>
+        <w:t xml:space="preserve">The world of Steel &amp; Blood revolves around warriors, weapons, armour, and tactical combat. Players choose a character class, equip class-specific gear, and engage in battles against enemy opponents. Each class possesses unique strengths and weaknesses through different combinations of Health, Stamina, Mana, Attack, Defence, </w:t>
+      </w:r>
+      <w:r>
+        <w:rPr>
+          <w:rFonts w:ascii="Times New Roman" w:hAnsi="Times New Roman" w:cs="Times New Roman"/>
+          <w:sz w:val="24"/>
+          <w:szCs w:val="24"/>
+          <w:lang w:val="en-SE"/>
+        </w:rPr>
+        <w:t>W</w:t>
+      </w:r>
+      <w:r>
+        <w:rPr>
+          <w:rFonts w:ascii="Times New Roman" w:hAnsi="Times New Roman" w:cs="Times New Roman"/>
+          <w:sz w:val="24"/>
+          <w:szCs w:val="24"/>
+          <w:lang w:val="en-SE"/>
+        </w:rPr>
+        <w:t xml:space="preserve">eapons, and </w:t>
+      </w:r>
+      <w:r>
+        <w:rPr>
+          <w:rFonts w:ascii="Times New Roman" w:hAnsi="Times New Roman" w:cs="Times New Roman"/>
+          <w:sz w:val="24"/>
+          <w:szCs w:val="24"/>
+          <w:lang w:val="en-SE"/>
+        </w:rPr>
+        <w:t>A</w:t>
+      </w:r>
+      <w:r>
+        <w:rPr>
+          <w:rFonts w:ascii="Times New Roman" w:hAnsi="Times New Roman" w:cs="Times New Roman"/>
+          <w:sz w:val="24"/>
+          <w:szCs w:val="24"/>
+          <w:lang w:val="en-SE"/>
+        </w:rPr>
+        <w:t>rmour.</w:t>
+      </w:r>
+    </w:p>
+    <w:p>
+      <w:pPr>
+        <w:rPr>
+          <w:rFonts w:ascii="Times New Roman" w:hAnsi="Times New Roman" w:cs="Times New Roman"/>
+          <w:sz w:val="24"/>
+          <w:szCs w:val="24"/>
+          <w:lang w:val="en-SE"/>
+        </w:rPr>
+      </w:pPr>
+      <w:r>
+        <w:rPr>
+          <w:rFonts w:ascii="Times New Roman" w:hAnsi="Times New Roman" w:cs="Times New Roman"/>
+          <w:sz w:val="24"/>
+          <w:szCs w:val="24"/>
+          <w:lang w:val="en-SE"/>
+        </w:rPr>
+        <w:t>The project follows an incremental development philosophy where each version introduces new systems and mechanics while improving the overall architecture of the game. Version 1 focuses on establishing the core gameplay loop through character selection, equipment systems, enemy encounters, turn-based combat, and dice-based damage modifiers.</w:t>
+      </w:r>
+    </w:p>
+    <w:p>
+      <w:pPr>
+        <w:rPr>
+          <w:rFonts w:ascii="Times New Roman" w:hAnsi="Times New Roman" w:cs="Times New Roman"/>
+          <w:sz w:val="24"/>
+          <w:szCs w:val="24"/>
+          <w:lang w:val="en-SE"/>
+        </w:rPr>
+      </w:pPr>
+      <w:r>
+        <w:rPr>
+          <w:rFonts w:ascii="Times New Roman" w:hAnsi="Times New Roman" w:cs="Times New Roman"/>
+          <w:sz w:val="24"/>
+          <w:szCs w:val="24"/>
+          <w:lang w:val="en-SE"/>
+        </w:rPr>
+        <w:t>Steel &amp; Blood uses a composition-based design in which characters own weapons and armour rather than inheriting them. This structure provides greater flexibility for future expansion and more accurately represents the relationships between game objects.</w:t>
+      </w:r>
+    </w:p>
+    <w:p>
+      <w:pPr>
+        <w:rPr>
+          <w:rFonts w:ascii="Times New Roman" w:hAnsi="Times New Roman" w:cs="Times New Roman"/>
+          <w:sz w:val="24"/>
+          <w:szCs w:val="24"/>
+          <w:lang w:val="en-SE"/>
+        </w:rPr>
+      </w:pPr>
+      <w:r>
+        <w:rPr>
+          <w:rFonts w:ascii="Times New Roman" w:hAnsi="Times New Roman" w:cs="Times New Roman"/>
+          <w:sz w:val="24"/>
+          <w:szCs w:val="24"/>
+          <w:lang w:val="en-SE"/>
+        </w:rPr>
+        <w:t>The long-term goal of the project is to evolve from a simple command-line combat game into a larger software system incorporating progression systems, inventories, persistence, databases, backend services, and additional gameplay mechanics.</w:t>
+      </w:r>
+    </w:p>
+    <w:p>
+      <w:pPr>
+        <w:rPr>
+          <w:rFonts w:ascii="Times New Roman" w:hAnsi="Times New Roman" w:cs="Times New Roman"/>
+          <w:sz w:val="24"/>
+          <w:szCs w:val="24"/>
+          <w:lang w:val="en-SE"/>
+        </w:rPr>
+      </w:pPr>
+      <w:r>
+        <w:rPr>
+          <w:rFonts w:ascii="Times New Roman" w:hAnsi="Times New Roman" w:cs="Times New Roman"/>
+          <w:sz w:val="24"/>
+          <w:szCs w:val="24"/>
+          <w:lang w:val="en-SE"/>
+        </w:rPr>
+        <w:pict w14:anchorId="3174F908">
+          <v:rect id="_x0000_i1115" style="width:0;height:1.5pt" o:hralign="center" o:hrstd="t" o:hr="t" fillcolor="#a0a0a0" stroked="f"/>
+        </w:pict>
+      </w:r>
+    </w:p>
+    <w:p>
+      <w:pPr>
         <w:rPr>
           <w:rFonts w:ascii="Times New Roman" w:hAnsi="Times New Roman" w:cs="Times New Roman"/>
           <w:b/>
           <w:bCs/>
           <w:sz w:val="24"/>
           <w:szCs w:val="24"/>
-        </w:rPr>
-      </w:pPr>
-    </w:p>
-    <w:p>
-      <w:pPr>
+          <w:lang w:val="en-SE"/>
+        </w:rPr>
+      </w:pPr>
+      <w:r>
         <w:rPr>
           <w:rFonts w:ascii="Times New Roman" w:hAnsi="Times New Roman" w:cs="Times New Roman"/>
           <w:b/>
           <w:bCs/>
           <w:sz w:val="24"/>
           <w:szCs w:val="24"/>
-          <w:u w:val="single"/>
-        </w:rPr>
-      </w:pPr>
-      <w:r>
+          <w:lang w:val="en-SE"/>
+        </w:rPr>
+        <w:t>Player Classes</w:t>
+      </w:r>
+    </w:p>
+    <w:p>
+      <w:pPr>
         <w:rPr>
           <w:rFonts w:ascii="Times New Roman" w:hAnsi="Times New Roman" w:cs="Times New Roman"/>
           <w:b/>
           <w:bCs/>
           <w:sz w:val="24"/>
           <w:szCs w:val="24"/>
-          <w:u w:val="single"/>
-        </w:rPr>
-        <w:t>Current Classes:</w:t>
-      </w:r>
-    </w:p>
-    <w:p>
-      <w:pPr>
+          <w:lang w:val="en-SE"/>
+        </w:rPr>
+      </w:pPr>
+      <w:r>
         <w:rPr>
           <w:rFonts w:ascii="Times New Roman" w:hAnsi="Times New Roman" w:cs="Times New Roman"/>
           <w:b/>
           <w:bCs/>
           <w:sz w:val="24"/>
           <w:szCs w:val="24"/>
-        </w:rPr>
-      </w:pPr>
-      <w:r>
+          <w:lang w:val="en-SE"/>
+        </w:rPr>
+        <w:t>Knight</w:t>
+      </w:r>
+    </w:p>
+    <w:p>
+      <w:pPr>
+        <w:rPr>
+          <w:rFonts w:ascii="Times New Roman" w:hAnsi="Times New Roman" w:cs="Times New Roman"/>
+          <w:sz w:val="24"/>
+          <w:szCs w:val="24"/>
+          <w:lang w:val="en-SE"/>
+        </w:rPr>
+      </w:pPr>
+      <w:r>
+        <w:rPr>
+          <w:rFonts w:ascii="Times New Roman" w:hAnsi="Times New Roman" w:cs="Times New Roman"/>
+          <w:sz w:val="24"/>
+          <w:szCs w:val="24"/>
+          <w:lang w:val="en-SE"/>
+        </w:rPr>
+        <w:t>The Knight is a heavily armoured frontline warrior focused on defence and survivability. The class sacrifices offensive power in exchange for superior protection and durability.</w:t>
+      </w:r>
+    </w:p>
+    <w:p>
+      <w:pPr>
         <w:rPr>
           <w:rFonts w:ascii="Times New Roman" w:hAnsi="Times New Roman" w:cs="Times New Roman"/>
           <w:b/>
           <w:bCs/>
           <w:sz w:val="24"/>
           <w:szCs w:val="24"/>
-        </w:rPr>
-        <w:t>Knight</w:t>
-      </w:r>
-    </w:p>
-    <w:p>
-      <w:pPr>
-        <w:rPr>
-          <w:rFonts w:ascii="Times New Roman" w:hAnsi="Times New Roman" w:cs="Times New Roman"/>
-          <w:sz w:val="24"/>
-          <w:szCs w:val="24"/>
-        </w:rPr>
-      </w:pPr>
-      <w:r>
-        <w:rPr>
-          <w:rFonts w:ascii="Times New Roman" w:hAnsi="Times New Roman" w:cs="Times New Roman"/>
-          <w:sz w:val="24"/>
-          <w:szCs w:val="24"/>
-        </w:rPr>
-        <w:t>The Knight is a heavily armoured frontline warrior specializing in defence and survivability. Designed to withstand enemy attacks and remain effective throughout prolonged battles, the Knight sacrifices offensive power in exchange for superior protection.</w:t>
-      </w:r>
-    </w:p>
-    <w:p>
-      <w:pPr>
-        <w:rPr>
-          <w:rFonts w:ascii="Times New Roman" w:hAnsi="Times New Roman" w:cs="Times New Roman"/>
-          <w:sz w:val="24"/>
-          <w:szCs w:val="24"/>
-        </w:rPr>
-      </w:pPr>
-      <w:r>
-        <w:rPr>
-          <w:rFonts w:ascii="Times New Roman" w:hAnsi="Times New Roman" w:cs="Times New Roman"/>
-          <w:sz w:val="24"/>
-          <w:szCs w:val="24"/>
-        </w:rPr>
-        <w:t xml:space="preserve">The Knight begins with 100 Health, 100 Stamina, 0 Mana, 5 Attack, and 10 </w:t>
-      </w:r>
-      <w:r>
-        <w:rPr>
-          <w:rFonts w:ascii="Times New Roman" w:hAnsi="Times New Roman" w:cs="Times New Roman"/>
-          <w:sz w:val="24"/>
-          <w:szCs w:val="24"/>
-        </w:rPr>
-        <w:t>D</w:t>
-      </w:r>
-      <w:r>
-        <w:rPr>
-          <w:rFonts w:ascii="Times New Roman" w:hAnsi="Times New Roman" w:cs="Times New Roman"/>
-          <w:sz w:val="24"/>
-          <w:szCs w:val="24"/>
-        </w:rPr>
-        <w:t>efence. This makes the class one of the most durable combatants in the game and well-suited for direct engagement with enemy forces.</w:t>
-      </w:r>
-    </w:p>
-    <w:p>
-      <w:pPr>
-        <w:rPr>
-          <w:rFonts w:ascii="Times New Roman" w:hAnsi="Times New Roman" w:cs="Times New Roman"/>
-          <w:sz w:val="24"/>
-          <w:szCs w:val="24"/>
-        </w:rPr>
-      </w:pPr>
-      <w:r>
-        <w:rPr>
-          <w:rFonts w:ascii="Times New Roman" w:hAnsi="Times New Roman" w:cs="Times New Roman"/>
-          <w:sz w:val="24"/>
-          <w:szCs w:val="24"/>
-        </w:rPr>
-        <w:t xml:space="preserve">The Knight's primary attribute is Strength (STR), which allows access to heavy armour and strength-based equipment. Heavy armour provides an additional 10 </w:t>
-      </w:r>
-      <w:r>
-        <w:rPr>
-          <w:rFonts w:ascii="Times New Roman" w:hAnsi="Times New Roman" w:cs="Times New Roman"/>
-          <w:sz w:val="24"/>
-          <w:szCs w:val="24"/>
-        </w:rPr>
-        <w:t>Defence</w:t>
-      </w:r>
-      <w:r>
-        <w:rPr>
-          <w:rFonts w:ascii="Times New Roman" w:hAnsi="Times New Roman" w:cs="Times New Roman"/>
-          <w:sz w:val="24"/>
-          <w:szCs w:val="24"/>
-        </w:rPr>
-        <w:t xml:space="preserve"> at the cost of increased fatigue, further reinforcing the Knight's role as a defensive specialist.</w:t>
-      </w:r>
-    </w:p>
-    <w:p>
-      <w:pPr>
-        <w:rPr>
-          <w:rFonts w:ascii="Times New Roman" w:hAnsi="Times New Roman" w:cs="Times New Roman"/>
-          <w:sz w:val="24"/>
-          <w:szCs w:val="24"/>
-        </w:rPr>
-      </w:pPr>
-      <w:r>
-        <w:rPr>
-          <w:rFonts w:ascii="Times New Roman" w:hAnsi="Times New Roman" w:cs="Times New Roman"/>
-          <w:sz w:val="24"/>
-          <w:szCs w:val="24"/>
-        </w:rPr>
-        <w:t xml:space="preserve">In combat, the Knight relies on endurance rather than overwhelming damage. The class is intended to absorb punishment, survive longer than opponents, and create opportunities through superior durability. </w:t>
-      </w:r>
-    </w:p>
-    <w:p>
-      <w:pPr>
-        <w:rPr>
-          <w:rFonts w:ascii="Times New Roman" w:hAnsi="Times New Roman" w:cs="Times New Roman"/>
-          <w:sz w:val="24"/>
-          <w:szCs w:val="24"/>
-        </w:rPr>
-      </w:pPr>
-    </w:p>
-    <w:p>
-      <w:pPr>
-        <w:rPr>
-          <w:rFonts w:ascii="Times New Roman" w:hAnsi="Times New Roman" w:cs="Times New Roman"/>
-          <w:sz w:val="24"/>
-          <w:szCs w:val="24"/>
-          <w:u w:val="single"/>
-        </w:rPr>
-      </w:pPr>
-      <w:r>
-        <w:rPr>
-          <w:rFonts w:ascii="Times New Roman" w:hAnsi="Times New Roman" w:cs="Times New Roman"/>
-          <w:sz w:val="24"/>
-          <w:szCs w:val="24"/>
-          <w:u w:val="single"/>
-        </w:rPr>
-        <w:t xml:space="preserve">Basic </w:t>
-      </w:r>
-      <w:r>
-        <w:rPr>
-          <w:rFonts w:ascii="Times New Roman" w:hAnsi="Times New Roman" w:cs="Times New Roman"/>
-          <w:sz w:val="24"/>
-          <w:szCs w:val="24"/>
-          <w:u w:val="single"/>
-        </w:rPr>
-        <w:t>S</w:t>
-      </w:r>
-      <w:r>
-        <w:rPr>
-          <w:rFonts w:ascii="Times New Roman" w:hAnsi="Times New Roman" w:cs="Times New Roman"/>
-          <w:sz w:val="24"/>
-          <w:szCs w:val="24"/>
-          <w:u w:val="single"/>
-        </w:rPr>
-        <w:t>tatistics:</w:t>
-      </w:r>
-    </w:p>
-    <w:p>
-      <w:pPr>
-        <w:rPr>
-          <w:rFonts w:ascii="Times New Roman" w:hAnsi="Times New Roman" w:cs="Times New Roman"/>
-          <w:sz w:val="24"/>
-          <w:szCs w:val="24"/>
-        </w:rPr>
-      </w:pPr>
-      <w:r>
-        <w:rPr>
-          <w:rFonts w:ascii="Times New Roman" w:hAnsi="Times New Roman" w:cs="Times New Roman"/>
-          <w:sz w:val="24"/>
-          <w:szCs w:val="24"/>
-        </w:rPr>
-        <w:t>Health: 100</w:t>
+          <w:lang w:val="en-SE"/>
+        </w:rPr>
+      </w:pPr>
+      <w:r>
+        <w:rPr>
+          <w:rFonts w:ascii="Times New Roman" w:hAnsi="Times New Roman" w:cs="Times New Roman"/>
+          <w:b/>
+          <w:bCs/>
+          <w:sz w:val="24"/>
+          <w:szCs w:val="24"/>
+          <w:lang w:val="en-SE"/>
+        </w:rPr>
+        <w:t>Statistics</w:t>
       </w:r>
     </w:p>
     <w:p>
       <w:pPr>
         <w:numPr>
           <w:ilvl w:val="0"/>
-          <w:numId w:val="1"/>
+          <w:numId w:val="10"/>
         </w:numPr>
         <w:rPr>
           <w:rFonts w:ascii="Times New Roman" w:hAnsi="Times New Roman" w:cs="Times New Roman"/>
           <w:sz w:val="24"/>
           <w:szCs w:val="24"/>
-        </w:rPr>
-      </w:pPr>
-      <w:r>
-        <w:rPr>
-          <w:rFonts w:ascii="Times New Roman" w:hAnsi="Times New Roman" w:cs="Times New Roman"/>
-          <w:sz w:val="24"/>
-          <w:szCs w:val="24"/>
-        </w:rPr>
-        <w:t>Stamina: 100</w:t>
+          <w:lang w:val="en-SE"/>
+        </w:rPr>
+      </w:pPr>
+      <w:r>
+        <w:rPr>
+          <w:rFonts w:ascii="Times New Roman" w:hAnsi="Times New Roman" w:cs="Times New Roman"/>
+          <w:sz w:val="24"/>
+          <w:szCs w:val="24"/>
+          <w:lang w:val="en-SE"/>
+        </w:rPr>
+        <w:t>Health: 100</w:t>
       </w:r>
     </w:p>
     <w:p>
       <w:pPr>
         <w:numPr>
           <w:ilvl w:val="0"/>
-          <w:numId w:val="1"/>
+          <w:numId w:val="10"/>
         </w:numPr>
         <w:rPr>
           <w:rFonts w:ascii="Times New Roman" w:hAnsi="Times New Roman" w:cs="Times New Roman"/>
           <w:sz w:val="24"/>
           <w:szCs w:val="24"/>
-        </w:rPr>
-      </w:pPr>
-      <w:r>
-        <w:rPr>
-          <w:rFonts w:ascii="Times New Roman" w:hAnsi="Times New Roman" w:cs="Times New Roman"/>
-          <w:sz w:val="24"/>
-          <w:szCs w:val="24"/>
-        </w:rPr>
-        <w:t>Mana: 0</w:t>
+          <w:lang w:val="en-SE"/>
+        </w:rPr>
+      </w:pPr>
+      <w:r>
+        <w:rPr>
+          <w:rFonts w:ascii="Times New Roman" w:hAnsi="Times New Roman" w:cs="Times New Roman"/>
+          <w:sz w:val="24"/>
+          <w:szCs w:val="24"/>
+          <w:lang w:val="en-SE"/>
+        </w:rPr>
+        <w:t>Stamina: 100</w:t>
       </w:r>
     </w:p>
     <w:p>
       <w:pPr>
         <w:numPr>
           <w:ilvl w:val="0"/>
-          <w:numId w:val="1"/>
+          <w:numId w:val="10"/>
         </w:numPr>
         <w:rPr>
           <w:rFonts w:ascii="Times New Roman" w:hAnsi="Times New Roman" w:cs="Times New Roman"/>
           <w:sz w:val="24"/>
           <w:szCs w:val="24"/>
-        </w:rPr>
-      </w:pPr>
-      <w:r>
-        <w:rPr>
-          <w:rFonts w:ascii="Times New Roman" w:hAnsi="Times New Roman" w:cs="Times New Roman"/>
-          <w:sz w:val="24"/>
-          <w:szCs w:val="24"/>
-        </w:rPr>
-        <w:t>Attack: 5</w:t>
+          <w:lang w:val="en-SE"/>
+        </w:rPr>
+      </w:pPr>
+      <w:r>
+        <w:rPr>
+          <w:rFonts w:ascii="Times New Roman" w:hAnsi="Times New Roman" w:cs="Times New Roman"/>
+          <w:sz w:val="24"/>
+          <w:szCs w:val="24"/>
+          <w:lang w:val="en-SE"/>
+        </w:rPr>
+        <w:t>Mana: 0</w:t>
       </w:r>
     </w:p>
     <w:p>
       <w:pPr>
         <w:numPr>
           <w:ilvl w:val="0"/>
-          <w:numId w:val="1"/>
+          <w:numId w:val="10"/>
         </w:numPr>
         <w:rPr>
           <w:rFonts w:ascii="Times New Roman" w:hAnsi="Times New Roman" w:cs="Times New Roman"/>
           <w:sz w:val="24"/>
           <w:szCs w:val="24"/>
-        </w:rPr>
-      </w:pPr>
-      <w:r>
-        <w:rPr>
-          <w:rFonts w:ascii="Times New Roman" w:hAnsi="Times New Roman" w:cs="Times New Roman"/>
-          <w:sz w:val="24"/>
-          <w:szCs w:val="24"/>
-        </w:rPr>
-        <w:t>Defen</w:t>
-      </w:r>
-      <w:r>
-        <w:rPr>
-          <w:rFonts w:ascii="Times New Roman" w:hAnsi="Times New Roman" w:cs="Times New Roman"/>
-          <w:sz w:val="24"/>
-          <w:szCs w:val="24"/>
-        </w:rPr>
-        <w:t>c</w:t>
-      </w:r>
-      <w:r>
-        <w:rPr>
-          <w:rFonts w:ascii="Times New Roman" w:hAnsi="Times New Roman" w:cs="Times New Roman"/>
-          <w:sz w:val="24"/>
-          <w:szCs w:val="24"/>
-        </w:rPr>
-        <w:t>e: 10</w:t>
-      </w:r>
-    </w:p>
-    <w:p>
-      <w:pPr>
-        <w:rPr>
-          <w:rFonts w:ascii="Times New Roman" w:hAnsi="Times New Roman" w:cs="Times New Roman"/>
-          <w:sz w:val="24"/>
-          <w:szCs w:val="24"/>
-          <w:u w:val="single"/>
-        </w:rPr>
-      </w:pPr>
-      <w:r>
-        <w:rPr>
-          <w:rFonts w:ascii="Times New Roman" w:hAnsi="Times New Roman" w:cs="Times New Roman"/>
-          <w:sz w:val="24"/>
-          <w:szCs w:val="24"/>
-          <w:u w:val="single"/>
-        </w:rPr>
-        <w:t>Preferred Equipment:</w:t>
+          <w:lang w:val="en-SE"/>
+        </w:rPr>
+      </w:pPr>
+      <w:r>
+        <w:rPr>
+          <w:rFonts w:ascii="Times New Roman" w:hAnsi="Times New Roman" w:cs="Times New Roman"/>
+          <w:sz w:val="24"/>
+          <w:szCs w:val="24"/>
+          <w:lang w:val="en-SE"/>
+        </w:rPr>
+        <w:t>Attack: 5</w:t>
       </w:r>
     </w:p>
     <w:p>
       <w:pPr>
         <w:numPr>
           <w:ilvl w:val="0"/>
-          <w:numId w:val="2"/>
+          <w:numId w:val="10"/>
         </w:numPr>
         <w:rPr>
           <w:rFonts w:ascii="Times New Roman" w:hAnsi="Times New Roman" w:cs="Times New Roman"/>
           <w:sz w:val="24"/>
           <w:szCs w:val="24"/>
-        </w:rPr>
-      </w:pPr>
-      <w:r>
-        <w:rPr>
-          <w:rFonts w:ascii="Times New Roman" w:hAnsi="Times New Roman" w:cs="Times New Roman"/>
-          <w:sz w:val="24"/>
-          <w:szCs w:val="24"/>
-        </w:rPr>
-        <w:t>Weapon: Sword</w:t>
+          <w:lang w:val="en-SE"/>
+        </w:rPr>
+      </w:pPr>
+      <w:r>
+        <w:rPr>
+          <w:rFonts w:ascii="Times New Roman" w:hAnsi="Times New Roman" w:cs="Times New Roman"/>
+          <w:sz w:val="24"/>
+          <w:szCs w:val="24"/>
+          <w:lang w:val="en-SE"/>
+        </w:rPr>
+        <w:t>Defence: 10</w:t>
+      </w:r>
+    </w:p>
+    <w:p>
+      <w:pPr>
+        <w:rPr>
+          <w:rFonts w:ascii="Times New Roman" w:hAnsi="Times New Roman" w:cs="Times New Roman"/>
+          <w:b/>
+          <w:bCs/>
+          <w:sz w:val="24"/>
+          <w:szCs w:val="24"/>
+          <w:lang w:val="en-SE"/>
+        </w:rPr>
+      </w:pPr>
+      <w:r>
+        <w:rPr>
+          <w:rFonts w:ascii="Times New Roman" w:hAnsi="Times New Roman" w:cs="Times New Roman"/>
+          <w:b/>
+          <w:bCs/>
+          <w:sz w:val="24"/>
+          <w:szCs w:val="24"/>
+          <w:lang w:val="en-SE"/>
+        </w:rPr>
+        <w:t>Primary Attribute</w:t>
       </w:r>
     </w:p>
     <w:p>
       <w:pPr>
         <w:numPr>
           <w:ilvl w:val="0"/>
-          <w:numId w:val="2"/>
+          <w:numId w:val="11"/>
         </w:numPr>
         <w:rPr>
           <w:rFonts w:ascii="Times New Roman" w:hAnsi="Times New Roman" w:cs="Times New Roman"/>
           <w:sz w:val="24"/>
           <w:szCs w:val="24"/>
-        </w:rPr>
-      </w:pPr>
-      <w:r>
-        <w:rPr>
-          <w:rFonts w:ascii="Times New Roman" w:hAnsi="Times New Roman" w:cs="Times New Roman"/>
-          <w:sz w:val="24"/>
-          <w:szCs w:val="24"/>
-        </w:rPr>
-        <w:t>Armour: Heavy Armour</w:t>
-      </w:r>
-    </w:p>
-    <w:p>
-      <w:pPr>
-        <w:rPr>
-          <w:rFonts w:ascii="Times New Roman" w:hAnsi="Times New Roman" w:cs="Times New Roman"/>
-          <w:sz w:val="24"/>
-          <w:szCs w:val="24"/>
-          <w:u w:val="single"/>
-        </w:rPr>
-      </w:pPr>
-      <w:r>
-        <w:rPr>
-          <w:rFonts w:ascii="Times New Roman" w:hAnsi="Times New Roman" w:cs="Times New Roman"/>
-          <w:sz w:val="24"/>
-          <w:szCs w:val="24"/>
-          <w:u w:val="single"/>
-        </w:rPr>
-        <w:t>Primary Attribute:</w:t>
+          <w:lang w:val="en-SE"/>
+        </w:rPr>
+      </w:pPr>
+      <w:r>
+        <w:rPr>
+          <w:rFonts w:ascii="Times New Roman" w:hAnsi="Times New Roman" w:cs="Times New Roman"/>
+          <w:sz w:val="24"/>
+          <w:szCs w:val="24"/>
+          <w:lang w:val="en-SE"/>
+        </w:rPr>
+        <w:t>Strength (STR)</w:t>
+      </w:r>
+    </w:p>
+    <w:p>
+      <w:pPr>
+        <w:rPr>
+          <w:rFonts w:ascii="Times New Roman" w:hAnsi="Times New Roman" w:cs="Times New Roman"/>
+          <w:b/>
+          <w:bCs/>
+          <w:sz w:val="24"/>
+          <w:szCs w:val="24"/>
+          <w:lang w:val="en-SE"/>
+        </w:rPr>
+      </w:pPr>
+      <w:r>
+        <w:rPr>
+          <w:rFonts w:ascii="Times New Roman" w:hAnsi="Times New Roman" w:cs="Times New Roman"/>
+          <w:b/>
+          <w:bCs/>
+          <w:sz w:val="24"/>
+          <w:szCs w:val="24"/>
+          <w:lang w:val="en-SE"/>
+        </w:rPr>
+        <w:t>Starting Equipment</w:t>
       </w:r>
     </w:p>
     <w:p>
       <w:pPr>
         <w:numPr>
           <w:ilvl w:val="0"/>
-          <w:numId w:val="3"/>
+          <w:numId w:val="12"/>
         </w:numPr>
         <w:rPr>
           <w:rFonts w:ascii="Times New Roman" w:hAnsi="Times New Roman" w:cs="Times New Roman"/>
           <w:sz w:val="24"/>
           <w:szCs w:val="24"/>
-        </w:rPr>
-      </w:pPr>
-      <w:r>
-        <w:rPr>
-          <w:rFonts w:ascii="Times New Roman" w:hAnsi="Times New Roman" w:cs="Times New Roman"/>
-          <w:sz w:val="24"/>
-          <w:szCs w:val="24"/>
-        </w:rPr>
-        <w:t>Strength (STR)</w:t>
-      </w:r>
-    </w:p>
-    <w:p>
-      <w:pPr>
-        <w:rPr>
-          <w:rFonts w:ascii="Times New Roman" w:hAnsi="Times New Roman" w:cs="Times New Roman"/>
-          <w:sz w:val="24"/>
-          <w:szCs w:val="24"/>
-        </w:rPr>
-      </w:pPr>
+          <w:lang w:val="en-SE"/>
+        </w:rPr>
+      </w:pPr>
+      <w:r>
+        <w:rPr>
+          <w:rFonts w:ascii="Times New Roman" w:hAnsi="Times New Roman" w:cs="Times New Roman"/>
+          <w:sz w:val="24"/>
+          <w:szCs w:val="24"/>
+          <w:lang w:val="en-SE"/>
+        </w:rPr>
+        <w:t>Weapon: Sword</w:t>
+      </w:r>
+    </w:p>
+    <w:p>
+      <w:pPr>
+        <w:numPr>
+          <w:ilvl w:val="0"/>
+          <w:numId w:val="12"/>
+        </w:numPr>
+        <w:rPr>
+          <w:rFonts w:ascii="Times New Roman" w:hAnsi="Times New Roman" w:cs="Times New Roman"/>
+          <w:sz w:val="24"/>
+          <w:szCs w:val="24"/>
+          <w:lang w:val="en-SE"/>
+        </w:rPr>
+      </w:pPr>
+      <w:r>
+        <w:rPr>
+          <w:rFonts w:ascii="Times New Roman" w:hAnsi="Times New Roman" w:cs="Times New Roman"/>
+          <w:sz w:val="24"/>
+          <w:szCs w:val="24"/>
+          <w:lang w:val="en-SE"/>
+        </w:rPr>
+        <w:t>Armour: Heavy Armour</w:t>
+      </w:r>
+    </w:p>
+    <w:p>
+      <w:pPr>
+        <w:rPr>
+          <w:rFonts w:ascii="Times New Roman" w:hAnsi="Times New Roman" w:cs="Times New Roman"/>
+          <w:sz w:val="24"/>
+          <w:szCs w:val="24"/>
+          <w:lang w:val="en-SE"/>
+        </w:rPr>
+      </w:pPr>
+      <w:r>
+        <w:rPr>
+          <w:rFonts w:ascii="Times New Roman" w:hAnsi="Times New Roman" w:cs="Times New Roman"/>
+          <w:sz w:val="24"/>
+          <w:szCs w:val="24"/>
+          <w:lang w:val="en-SE"/>
+        </w:rPr>
+        <w:pict w14:anchorId="6F827874">
+          <v:rect id="_x0000_i1116" style="width:0;height:1.5pt" o:hralign="center" o:hrstd="t" o:hr="t" fillcolor="#a0a0a0" stroked="f"/>
+        </w:pict>
+      </w:r>
     </w:p>
     <w:p>
       <w:pPr>
@@ -770,6 +624,7 @@
           <w:bCs/>
           <w:sz w:val="24"/>
           <w:szCs w:val="24"/>
+          <w:lang w:val="en-SE"/>
         </w:rPr>
       </w:pPr>
       <w:r>
@@ -779,134 +634,72 @@
           <w:bCs/>
           <w:sz w:val="24"/>
           <w:szCs w:val="24"/>
-        </w:rPr>
-        <w:t>B</w:t>
-      </w:r>
-      <w:r>
+          <w:lang w:val="en-SE"/>
+        </w:rPr>
+        <w:t>Berserker</w:t>
+      </w:r>
+    </w:p>
+    <w:p>
+      <w:pPr>
+        <w:rPr>
+          <w:rFonts w:ascii="Times New Roman" w:hAnsi="Times New Roman" w:cs="Times New Roman"/>
+          <w:sz w:val="24"/>
+          <w:szCs w:val="24"/>
+          <w:lang w:val="en-SE"/>
+        </w:rPr>
+      </w:pPr>
+      <w:r>
+        <w:rPr>
+          <w:rFonts w:ascii="Times New Roman" w:hAnsi="Times New Roman" w:cs="Times New Roman"/>
+          <w:sz w:val="24"/>
+          <w:szCs w:val="24"/>
+          <w:lang w:val="en-SE"/>
+        </w:rPr>
+        <w:t>The Berserker is an aggressive melee combatant focused on offensive pressure and mobility. The class deals significantly more damage than the Knight but sacrifices defensive capability.</w:t>
+      </w:r>
+    </w:p>
+    <w:p>
+      <w:pPr>
         <w:rPr>
           <w:rFonts w:ascii="Times New Roman" w:hAnsi="Times New Roman" w:cs="Times New Roman"/>
           <w:b/>
           <w:bCs/>
           <w:sz w:val="24"/>
           <w:szCs w:val="24"/>
-        </w:rPr>
-        <w:t>erserker</w:t>
-      </w:r>
-    </w:p>
-    <w:p>
-      <w:pPr>
-        <w:rPr>
-          <w:rFonts w:ascii="Times New Roman" w:hAnsi="Times New Roman" w:cs="Times New Roman"/>
-          <w:sz w:val="24"/>
-          <w:szCs w:val="24"/>
-        </w:rPr>
-      </w:pPr>
-      <w:r>
-        <w:rPr>
-          <w:rFonts w:ascii="Times New Roman" w:hAnsi="Times New Roman" w:cs="Times New Roman"/>
-          <w:sz w:val="24"/>
-          <w:szCs w:val="24"/>
-        </w:rPr>
-        <w:t>The Berserker is an aggressive melee warrior focused on speed, mobility, and offensive pressure. Unlike the Knight, who relies on heavy armour and defensive strength, the Berserker favours agility and relentless attacks to overwhelm opponents before they can respond effectively.</w:t>
-      </w:r>
-    </w:p>
-    <w:p>
-      <w:pPr>
-        <w:rPr>
-          <w:rFonts w:ascii="Times New Roman" w:hAnsi="Times New Roman" w:cs="Times New Roman"/>
-          <w:sz w:val="24"/>
-          <w:szCs w:val="24"/>
-        </w:rPr>
-      </w:pPr>
-      <w:r>
-        <w:rPr>
-          <w:rFonts w:ascii="Times New Roman" w:hAnsi="Times New Roman" w:cs="Times New Roman"/>
-          <w:sz w:val="24"/>
-          <w:szCs w:val="24"/>
-        </w:rPr>
-        <w:t>The Berserker begins with 100 Health, 100 Stamina, 0 Mana, 10 Attack, and 5 Defence. This gives the class greater offensive potential than the Knight while sacrificing some durability in exchange for increased damage output and mobility.</w:t>
-      </w:r>
-    </w:p>
-    <w:p>
-      <w:pPr>
-        <w:rPr>
-          <w:rFonts w:ascii="Times New Roman" w:hAnsi="Times New Roman" w:cs="Times New Roman"/>
-          <w:sz w:val="24"/>
-          <w:szCs w:val="24"/>
-        </w:rPr>
-      </w:pPr>
-      <w:r>
-        <w:rPr>
-          <w:rFonts w:ascii="Times New Roman" w:hAnsi="Times New Roman" w:cs="Times New Roman"/>
-          <w:sz w:val="24"/>
-          <w:szCs w:val="24"/>
-        </w:rPr>
-        <w:t>The Berserker's primary attribute is Dexterity (DEX), allowing access to light armour and dexterity-based equipment. Light armour provides increased mobility and offensive bonuses while offering less protection than heavy armour. This supports the Berserker's role as a fast and aggressive fighter.</w:t>
-      </w:r>
-    </w:p>
-    <w:p>
-      <w:pPr>
-        <w:rPr>
-          <w:rFonts w:ascii="Times New Roman" w:hAnsi="Times New Roman" w:cs="Times New Roman"/>
-          <w:sz w:val="24"/>
-          <w:szCs w:val="24"/>
-        </w:rPr>
-      </w:pPr>
-      <w:r>
-        <w:rPr>
-          <w:rFonts w:ascii="Times New Roman" w:hAnsi="Times New Roman" w:cs="Times New Roman"/>
-          <w:sz w:val="24"/>
-          <w:szCs w:val="24"/>
-        </w:rPr>
-        <w:t>In combat, the Berserker seeks to defeat enemies through speed and damage rather than endurance. The class is designed to apply constant pressure, exploit openings, and finish battles quickly. While less durable than the Knight, the Berserker can be devastating when allowed to maintain momentum and continuously pressure an opponent.</w:t>
-      </w:r>
-    </w:p>
-    <w:p>
-      <w:pPr>
-        <w:rPr>
-          <w:rFonts w:ascii="Times New Roman" w:hAnsi="Times New Roman" w:cs="Times New Roman"/>
-          <w:sz w:val="24"/>
-          <w:szCs w:val="24"/>
-          <w:u w:val="single"/>
-        </w:rPr>
-      </w:pPr>
-    </w:p>
-    <w:p>
-      <w:pPr>
-        <w:rPr>
-          <w:rFonts w:ascii="Times New Roman" w:hAnsi="Times New Roman" w:cs="Times New Roman"/>
-          <w:sz w:val="24"/>
-          <w:szCs w:val="24"/>
-          <w:u w:val="single"/>
-        </w:rPr>
-      </w:pPr>
-      <w:r>
-        <w:rPr>
-          <w:rFonts w:ascii="Times New Roman" w:hAnsi="Times New Roman" w:cs="Times New Roman"/>
-          <w:sz w:val="24"/>
-          <w:szCs w:val="24"/>
-          <w:u w:val="single"/>
-        </w:rPr>
-        <w:t>Base Statistics:</w:t>
+          <w:lang w:val="en-SE"/>
+        </w:rPr>
+      </w:pPr>
+      <w:r>
+        <w:rPr>
+          <w:rFonts w:ascii="Times New Roman" w:hAnsi="Times New Roman" w:cs="Times New Roman"/>
+          <w:b/>
+          <w:bCs/>
+          <w:sz w:val="24"/>
+          <w:szCs w:val="24"/>
+          <w:lang w:val="en-SE"/>
+        </w:rPr>
+        <w:t>Statistics</w:t>
       </w:r>
     </w:p>
     <w:p>
       <w:pPr>
         <w:numPr>
           <w:ilvl w:val="0"/>
-          <w:numId w:val="4"/>
+          <w:numId w:val="13"/>
         </w:numPr>
         <w:rPr>
           <w:rFonts w:ascii="Times New Roman" w:hAnsi="Times New Roman" w:cs="Times New Roman"/>
           <w:sz w:val="24"/>
           <w:szCs w:val="24"/>
-        </w:rPr>
-      </w:pPr>
-      <w:r>
-        <w:rPr>
-          <w:rFonts w:ascii="Times New Roman" w:hAnsi="Times New Roman" w:cs="Times New Roman"/>
-          <w:sz w:val="24"/>
-          <w:szCs w:val="24"/>
+          <w:lang w:val="en-SE"/>
+        </w:rPr>
+      </w:pPr>
+      <w:r>
+        <w:rPr>
+          <w:rFonts w:ascii="Times New Roman" w:hAnsi="Times New Roman" w:cs="Times New Roman"/>
+          <w:sz w:val="24"/>
+          <w:szCs w:val="24"/>
+          <w:lang w:val="en-SE"/>
         </w:rPr>
         <w:t>Health: 100</w:t>
       </w:r>
@@ -915,19 +708,21 @@
       <w:pPr>
         <w:numPr>
           <w:ilvl w:val="0"/>
-          <w:numId w:val="4"/>
+          <w:numId w:val="13"/>
         </w:numPr>
         <w:rPr>
           <w:rFonts w:ascii="Times New Roman" w:hAnsi="Times New Roman" w:cs="Times New Roman"/>
           <w:sz w:val="24"/>
           <w:szCs w:val="24"/>
-        </w:rPr>
-      </w:pPr>
-      <w:r>
-        <w:rPr>
-          <w:rFonts w:ascii="Times New Roman" w:hAnsi="Times New Roman" w:cs="Times New Roman"/>
-          <w:sz w:val="24"/>
-          <w:szCs w:val="24"/>
+          <w:lang w:val="en-SE"/>
+        </w:rPr>
+      </w:pPr>
+      <w:r>
+        <w:rPr>
+          <w:rFonts w:ascii="Times New Roman" w:hAnsi="Times New Roman" w:cs="Times New Roman"/>
+          <w:sz w:val="24"/>
+          <w:szCs w:val="24"/>
+          <w:lang w:val="en-SE"/>
         </w:rPr>
         <w:t>Stamina: 100</w:t>
       </w:r>
@@ -936,19 +731,21 @@
       <w:pPr>
         <w:numPr>
           <w:ilvl w:val="0"/>
-          <w:numId w:val="4"/>
+          <w:numId w:val="13"/>
         </w:numPr>
         <w:rPr>
           <w:rFonts w:ascii="Times New Roman" w:hAnsi="Times New Roman" w:cs="Times New Roman"/>
           <w:sz w:val="24"/>
           <w:szCs w:val="24"/>
-        </w:rPr>
-      </w:pPr>
-      <w:r>
-        <w:rPr>
-          <w:rFonts w:ascii="Times New Roman" w:hAnsi="Times New Roman" w:cs="Times New Roman"/>
-          <w:sz w:val="24"/>
-          <w:szCs w:val="24"/>
+          <w:lang w:val="en-SE"/>
+        </w:rPr>
+      </w:pPr>
+      <w:r>
+        <w:rPr>
+          <w:rFonts w:ascii="Times New Roman" w:hAnsi="Times New Roman" w:cs="Times New Roman"/>
+          <w:sz w:val="24"/>
+          <w:szCs w:val="24"/>
+          <w:lang w:val="en-SE"/>
         </w:rPr>
         <w:t>Mana: 0</w:t>
       </w:r>
@@ -957,19 +754,21 @@
       <w:pPr>
         <w:numPr>
           <w:ilvl w:val="0"/>
-          <w:numId w:val="4"/>
+          <w:numId w:val="13"/>
         </w:numPr>
         <w:rPr>
           <w:rFonts w:ascii="Times New Roman" w:hAnsi="Times New Roman" w:cs="Times New Roman"/>
           <w:sz w:val="24"/>
           <w:szCs w:val="24"/>
-        </w:rPr>
-      </w:pPr>
-      <w:r>
-        <w:rPr>
-          <w:rFonts w:ascii="Times New Roman" w:hAnsi="Times New Roman" w:cs="Times New Roman"/>
-          <w:sz w:val="24"/>
-          <w:szCs w:val="24"/>
+          <w:lang w:val="en-SE"/>
+        </w:rPr>
+      </w:pPr>
+      <w:r>
+        <w:rPr>
+          <w:rFonts w:ascii="Times New Roman" w:hAnsi="Times New Roman" w:cs="Times New Roman"/>
+          <w:sz w:val="24"/>
+          <w:szCs w:val="24"/>
+          <w:lang w:val="en-SE"/>
         </w:rPr>
         <w:t>Attack: 10</w:t>
       </w:r>
@@ -978,19 +777,21 @@
       <w:pPr>
         <w:numPr>
           <w:ilvl w:val="0"/>
-          <w:numId w:val="4"/>
+          <w:numId w:val="13"/>
         </w:numPr>
         <w:rPr>
           <w:rFonts w:ascii="Times New Roman" w:hAnsi="Times New Roman" w:cs="Times New Roman"/>
           <w:sz w:val="24"/>
           <w:szCs w:val="24"/>
-        </w:rPr>
-      </w:pPr>
-      <w:r>
-        <w:rPr>
-          <w:rFonts w:ascii="Times New Roman" w:hAnsi="Times New Roman" w:cs="Times New Roman"/>
-          <w:sz w:val="24"/>
-          <w:szCs w:val="24"/>
+          <w:lang w:val="en-SE"/>
+        </w:rPr>
+      </w:pPr>
+      <w:r>
+        <w:rPr>
+          <w:rFonts w:ascii="Times New Roman" w:hAnsi="Times New Roman" w:cs="Times New Roman"/>
+          <w:sz w:val="24"/>
+          <w:szCs w:val="24"/>
+          <w:lang w:val="en-SE"/>
         </w:rPr>
         <w:t>Defence: 5</w:t>
       </w:r>
@@ -999,111 +800,137 @@
       <w:pPr>
         <w:rPr>
           <w:rFonts w:ascii="Times New Roman" w:hAnsi="Times New Roman" w:cs="Times New Roman"/>
-          <w:sz w:val="24"/>
-          <w:szCs w:val="24"/>
-          <w:u w:val="single"/>
-        </w:rPr>
-      </w:pPr>
-      <w:r>
-        <w:rPr>
-          <w:rFonts w:ascii="Times New Roman" w:hAnsi="Times New Roman" w:cs="Times New Roman"/>
-          <w:sz w:val="24"/>
-          <w:szCs w:val="24"/>
-          <w:u w:val="single"/>
-        </w:rPr>
-        <w:t>Preferred Equipment:</w:t>
+          <w:b/>
+          <w:bCs/>
+          <w:sz w:val="24"/>
+          <w:szCs w:val="24"/>
+          <w:lang w:val="en-SE"/>
+        </w:rPr>
+      </w:pPr>
+      <w:r>
+        <w:rPr>
+          <w:rFonts w:ascii="Times New Roman" w:hAnsi="Times New Roman" w:cs="Times New Roman"/>
+          <w:b/>
+          <w:bCs/>
+          <w:sz w:val="24"/>
+          <w:szCs w:val="24"/>
+          <w:lang w:val="en-SE"/>
+        </w:rPr>
+        <w:t>Primary Attribute</w:t>
       </w:r>
     </w:p>
     <w:p>
       <w:pPr>
         <w:numPr>
           <w:ilvl w:val="0"/>
-          <w:numId w:val="5"/>
+          <w:numId w:val="14"/>
         </w:numPr>
         <w:rPr>
           <w:rFonts w:ascii="Times New Roman" w:hAnsi="Times New Roman" w:cs="Times New Roman"/>
           <w:sz w:val="24"/>
           <w:szCs w:val="24"/>
-        </w:rPr>
-      </w:pPr>
-      <w:r>
-        <w:rPr>
-          <w:rFonts w:ascii="Times New Roman" w:hAnsi="Times New Roman" w:cs="Times New Roman"/>
-          <w:sz w:val="24"/>
-          <w:szCs w:val="24"/>
-        </w:rPr>
-        <w:t>Weapon: Axe</w:t>
+          <w:lang w:val="en-SE"/>
+        </w:rPr>
+      </w:pPr>
+      <w:r>
+        <w:rPr>
+          <w:rFonts w:ascii="Times New Roman" w:hAnsi="Times New Roman" w:cs="Times New Roman"/>
+          <w:sz w:val="24"/>
+          <w:szCs w:val="24"/>
+          <w:lang w:val="en-SE"/>
+        </w:rPr>
+        <w:t>Dexterity (DEX)</w:t>
+      </w:r>
+    </w:p>
+    <w:p>
+      <w:pPr>
+        <w:rPr>
+          <w:rFonts w:ascii="Times New Roman" w:hAnsi="Times New Roman" w:cs="Times New Roman"/>
+          <w:b/>
+          <w:bCs/>
+          <w:sz w:val="24"/>
+          <w:szCs w:val="24"/>
+          <w:lang w:val="en-SE"/>
+        </w:rPr>
+      </w:pPr>
+      <w:r>
+        <w:rPr>
+          <w:rFonts w:ascii="Times New Roman" w:hAnsi="Times New Roman" w:cs="Times New Roman"/>
+          <w:b/>
+          <w:bCs/>
+          <w:sz w:val="24"/>
+          <w:szCs w:val="24"/>
+          <w:lang w:val="en-SE"/>
+        </w:rPr>
+        <w:t>Starting Equipment</w:t>
       </w:r>
     </w:p>
     <w:p>
       <w:pPr>
         <w:numPr>
           <w:ilvl w:val="0"/>
-          <w:numId w:val="5"/>
+          <w:numId w:val="15"/>
         </w:numPr>
         <w:rPr>
           <w:rFonts w:ascii="Times New Roman" w:hAnsi="Times New Roman" w:cs="Times New Roman"/>
           <w:sz w:val="24"/>
           <w:szCs w:val="24"/>
-        </w:rPr>
-      </w:pPr>
-      <w:r>
-        <w:rPr>
-          <w:rFonts w:ascii="Times New Roman" w:hAnsi="Times New Roman" w:cs="Times New Roman"/>
-          <w:sz w:val="24"/>
-          <w:szCs w:val="24"/>
-        </w:rPr>
-        <w:t>Armour: Light Armour</w:t>
-      </w:r>
-    </w:p>
-    <w:p>
-      <w:pPr>
-        <w:rPr>
-          <w:rFonts w:ascii="Times New Roman" w:hAnsi="Times New Roman" w:cs="Times New Roman"/>
-          <w:sz w:val="24"/>
-          <w:szCs w:val="24"/>
-          <w:u w:val="single"/>
-        </w:rPr>
-      </w:pPr>
-      <w:r>
-        <w:rPr>
-          <w:rFonts w:ascii="Times New Roman" w:hAnsi="Times New Roman" w:cs="Times New Roman"/>
-          <w:sz w:val="24"/>
-          <w:szCs w:val="24"/>
-          <w:u w:val="single"/>
-        </w:rPr>
-        <w:t>Primary Attribute:</w:t>
+          <w:lang w:val="en-SE"/>
+        </w:rPr>
+      </w:pPr>
+      <w:r>
+        <w:rPr>
+          <w:rFonts w:ascii="Times New Roman" w:hAnsi="Times New Roman" w:cs="Times New Roman"/>
+          <w:sz w:val="24"/>
+          <w:szCs w:val="24"/>
+          <w:lang w:val="en-SE"/>
+        </w:rPr>
+        <w:t>Weapon: Axe</w:t>
       </w:r>
     </w:p>
     <w:p>
       <w:pPr>
         <w:numPr>
           <w:ilvl w:val="0"/>
-          <w:numId w:val="6"/>
+          <w:numId w:val="15"/>
         </w:numPr>
         <w:rPr>
           <w:rFonts w:ascii="Times New Roman" w:hAnsi="Times New Roman" w:cs="Times New Roman"/>
           <w:sz w:val="24"/>
           <w:szCs w:val="24"/>
-        </w:rPr>
-      </w:pPr>
-      <w:r>
-        <w:rPr>
-          <w:rFonts w:ascii="Times New Roman" w:hAnsi="Times New Roman" w:cs="Times New Roman"/>
-          <w:sz w:val="24"/>
-          <w:szCs w:val="24"/>
-        </w:rPr>
-        <w:t>Dexterity (DEX)</w:t>
-      </w:r>
-    </w:p>
-    <w:p>
-      <w:pPr>
-        <w:rPr>
-          <w:rFonts w:ascii="Times New Roman" w:hAnsi="Times New Roman" w:cs="Times New Roman"/>
-          <w:sz w:val="24"/>
-          <w:szCs w:val="24"/>
-        </w:rPr>
-      </w:pPr>
+          <w:lang w:val="en-SE"/>
+        </w:rPr>
+      </w:pPr>
+      <w:r>
+        <w:rPr>
+          <w:rFonts w:ascii="Times New Roman" w:hAnsi="Times New Roman" w:cs="Times New Roman"/>
+          <w:sz w:val="24"/>
+          <w:szCs w:val="24"/>
+          <w:lang w:val="en-SE"/>
+        </w:rPr>
+        <w:t>Armour: Light Armour</w:t>
+      </w:r>
+    </w:p>
+    <w:p>
+      <w:pPr>
+        <w:rPr>
+          <w:rFonts w:ascii="Times New Roman" w:hAnsi="Times New Roman" w:cs="Times New Roman"/>
+          <w:sz w:val="24"/>
+          <w:szCs w:val="24"/>
+          <w:lang w:val="en-SE"/>
+        </w:rPr>
+      </w:pPr>
+      <w:r>
+        <w:rPr>
+          <w:rFonts w:ascii="Times New Roman" w:hAnsi="Times New Roman" w:cs="Times New Roman"/>
+          <w:sz w:val="24"/>
+          <w:szCs w:val="24"/>
+          <w:lang w:val="en-SE"/>
+        </w:rPr>
+        <w:pict w14:anchorId="7B53DE17">
+          <v:rect id="_x0000_i1117" style="width:0;height:1.5pt" o:hralign="center" o:hrstd="t" o:hr="t" fillcolor="#a0a0a0" stroked="f"/>
+        </w:pict>
+      </w:r>
     </w:p>
     <w:p>
       <w:pPr>
@@ -1113,6 +940,7 @@
           <w:bCs/>
           <w:sz w:val="24"/>
           <w:szCs w:val="24"/>
+          <w:lang w:val="en-SE"/>
         </w:rPr>
       </w:pPr>
       <w:r>
@@ -1122,6 +950,7 @@
           <w:bCs/>
           <w:sz w:val="24"/>
           <w:szCs w:val="24"/>
+          <w:lang w:val="en-SE"/>
         </w:rPr>
         <w:t>Mage</w:t>
       </w:r>
@@ -1132,113 +961,61 @@
           <w:rFonts w:ascii="Times New Roman" w:hAnsi="Times New Roman" w:cs="Times New Roman"/>
           <w:sz w:val="24"/>
           <w:szCs w:val="24"/>
-        </w:rPr>
-      </w:pPr>
-      <w:r>
-        <w:rPr>
-          <w:rFonts w:ascii="Times New Roman" w:hAnsi="Times New Roman" w:cs="Times New Roman"/>
-          <w:sz w:val="24"/>
-          <w:szCs w:val="24"/>
-        </w:rPr>
-        <w:t>The Mage is a ranged spellcaster focused on magical power and offensive damage. Unlike the Knight, who relies on defence, or the Berserker, who relies on speed and aggression, the Mage channels arcane energy to defeat enemies through powerful spells and magical abilities.</w:t>
-      </w:r>
-    </w:p>
-    <w:p>
-      <w:pPr>
-        <w:rPr>
-          <w:rFonts w:ascii="Times New Roman" w:hAnsi="Times New Roman" w:cs="Times New Roman"/>
-          <w:sz w:val="24"/>
-          <w:szCs w:val="24"/>
-        </w:rPr>
-      </w:pPr>
-      <w:r>
-        <w:rPr>
-          <w:rFonts w:ascii="Times New Roman" w:hAnsi="Times New Roman" w:cs="Times New Roman"/>
-          <w:sz w:val="24"/>
-          <w:szCs w:val="24"/>
-        </w:rPr>
-        <w:t>The Mage begins with 100 Health, 0 Stamina, 100 Mana, 15 Attack, and 0 Defence. This gives the class the highest offensive potential among the starting classes while also making it the most vulnerable. Without armour protection or significant defensive capabilities, the Mage must rely on magical power and careful resource management to survive.</w:t>
-      </w:r>
-    </w:p>
-    <w:p>
-      <w:pPr>
-        <w:rPr>
-          <w:rFonts w:ascii="Times New Roman" w:hAnsi="Times New Roman" w:cs="Times New Roman"/>
-          <w:sz w:val="24"/>
-          <w:szCs w:val="24"/>
-        </w:rPr>
-      </w:pPr>
-      <w:r>
-        <w:rPr>
-          <w:rFonts w:ascii="Times New Roman" w:hAnsi="Times New Roman" w:cs="Times New Roman"/>
-          <w:sz w:val="24"/>
-          <w:szCs w:val="24"/>
-        </w:rPr>
-        <w:t>The Mage's primary attribute is Intelligence (INT), allowing access to robes, staffs, and other magical equipment. Robes provide increased magical damage without adding defensive protection, reinforcing the Mage's role as a dedicated damage dealer rather than a frontline combatant.</w:t>
-      </w:r>
-    </w:p>
-    <w:p>
-      <w:pPr>
-        <w:rPr>
-          <w:rFonts w:ascii="Times New Roman" w:hAnsi="Times New Roman" w:cs="Times New Roman"/>
-          <w:sz w:val="24"/>
-          <w:szCs w:val="24"/>
-        </w:rPr>
-      </w:pPr>
-      <w:r>
-        <w:rPr>
-          <w:rFonts w:ascii="Times New Roman" w:hAnsi="Times New Roman" w:cs="Times New Roman"/>
-          <w:sz w:val="24"/>
-          <w:szCs w:val="24"/>
-        </w:rPr>
-        <w:t>In combat, the Mage focuses on using mana to cast spells capable of inflicting significant damage on opponents. While physically fragile, the Mage compensates through superior magical strength and the ability to unleash powerful attacks. Managing mana efficiently is essential, as the Mage's effectiveness depends on maintaining access to magical abilities throughout a battle.</w:t>
-      </w:r>
-    </w:p>
-    <w:p>
-      <w:pPr>
-        <w:rPr>
-          <w:rFonts w:ascii="Times New Roman" w:hAnsi="Times New Roman" w:cs="Times New Roman"/>
-          <w:sz w:val="24"/>
-          <w:szCs w:val="24"/>
-        </w:rPr>
-      </w:pPr>
-    </w:p>
-    <w:p>
-      <w:pPr>
-        <w:rPr>
-          <w:rFonts w:ascii="Times New Roman" w:hAnsi="Times New Roman" w:cs="Times New Roman"/>
-          <w:sz w:val="24"/>
-          <w:szCs w:val="24"/>
-          <w:u w:val="single"/>
-        </w:rPr>
-      </w:pPr>
-      <w:r>
-        <w:rPr>
-          <w:rFonts w:ascii="Times New Roman" w:hAnsi="Times New Roman" w:cs="Times New Roman"/>
-          <w:sz w:val="24"/>
-          <w:szCs w:val="24"/>
-          <w:u w:val="single"/>
-        </w:rPr>
-        <w:t>Base Statistics:</w:t>
+          <w:lang w:val="en-SE"/>
+        </w:rPr>
+      </w:pPr>
+      <w:r>
+        <w:rPr>
+          <w:rFonts w:ascii="Times New Roman" w:hAnsi="Times New Roman" w:cs="Times New Roman"/>
+          <w:sz w:val="24"/>
+          <w:szCs w:val="24"/>
+          <w:lang w:val="en-SE"/>
+        </w:rPr>
+        <w:t>The Mage is a powerful spellcaster specializing in magical damage. The class possesses the highest offensive potential among the starting classes but has almost no defensive protection.</w:t>
+      </w:r>
+    </w:p>
+    <w:p>
+      <w:pPr>
+        <w:rPr>
+          <w:rFonts w:ascii="Times New Roman" w:hAnsi="Times New Roman" w:cs="Times New Roman"/>
+          <w:b/>
+          <w:bCs/>
+          <w:sz w:val="24"/>
+          <w:szCs w:val="24"/>
+          <w:lang w:val="en-SE"/>
+        </w:rPr>
+      </w:pPr>
+      <w:r>
+        <w:rPr>
+          <w:rFonts w:ascii="Times New Roman" w:hAnsi="Times New Roman" w:cs="Times New Roman"/>
+          <w:b/>
+          <w:bCs/>
+          <w:sz w:val="24"/>
+          <w:szCs w:val="24"/>
+          <w:lang w:val="en-SE"/>
+        </w:rPr>
+        <w:t>Statistics</w:t>
       </w:r>
     </w:p>
     <w:p>
       <w:pPr>
         <w:numPr>
           <w:ilvl w:val="0"/>
-          <w:numId w:val="7"/>
+          <w:numId w:val="16"/>
         </w:numPr>
         <w:rPr>
           <w:rFonts w:ascii="Times New Roman" w:hAnsi="Times New Roman" w:cs="Times New Roman"/>
           <w:sz w:val="24"/>
           <w:szCs w:val="24"/>
-        </w:rPr>
-      </w:pPr>
-      <w:r>
-        <w:rPr>
-          <w:rFonts w:ascii="Times New Roman" w:hAnsi="Times New Roman" w:cs="Times New Roman"/>
-          <w:sz w:val="24"/>
-          <w:szCs w:val="24"/>
+          <w:lang w:val="en-SE"/>
+        </w:rPr>
+      </w:pPr>
+      <w:r>
+        <w:rPr>
+          <w:rFonts w:ascii="Times New Roman" w:hAnsi="Times New Roman" w:cs="Times New Roman"/>
+          <w:sz w:val="24"/>
+          <w:szCs w:val="24"/>
+          <w:lang w:val="en-SE"/>
         </w:rPr>
         <w:t>Health: 100</w:t>
       </w:r>
@@ -1247,19 +1024,21 @@
       <w:pPr>
         <w:numPr>
           <w:ilvl w:val="0"/>
-          <w:numId w:val="7"/>
+          <w:numId w:val="16"/>
         </w:numPr>
         <w:rPr>
           <w:rFonts w:ascii="Times New Roman" w:hAnsi="Times New Roman" w:cs="Times New Roman"/>
           <w:sz w:val="24"/>
           <w:szCs w:val="24"/>
-        </w:rPr>
-      </w:pPr>
-      <w:r>
-        <w:rPr>
-          <w:rFonts w:ascii="Times New Roman" w:hAnsi="Times New Roman" w:cs="Times New Roman"/>
-          <w:sz w:val="24"/>
-          <w:szCs w:val="24"/>
+          <w:lang w:val="en-SE"/>
+        </w:rPr>
+      </w:pPr>
+      <w:r>
+        <w:rPr>
+          <w:rFonts w:ascii="Times New Roman" w:hAnsi="Times New Roman" w:cs="Times New Roman"/>
+          <w:sz w:val="24"/>
+          <w:szCs w:val="24"/>
+          <w:lang w:val="en-SE"/>
         </w:rPr>
         <w:t>Stamina: 0</w:t>
       </w:r>
@@ -1268,19 +1047,21 @@
       <w:pPr>
         <w:numPr>
           <w:ilvl w:val="0"/>
-          <w:numId w:val="7"/>
+          <w:numId w:val="16"/>
         </w:numPr>
         <w:rPr>
           <w:rFonts w:ascii="Times New Roman" w:hAnsi="Times New Roman" w:cs="Times New Roman"/>
           <w:sz w:val="24"/>
           <w:szCs w:val="24"/>
-        </w:rPr>
-      </w:pPr>
-      <w:r>
-        <w:rPr>
-          <w:rFonts w:ascii="Times New Roman" w:hAnsi="Times New Roman" w:cs="Times New Roman"/>
-          <w:sz w:val="24"/>
-          <w:szCs w:val="24"/>
+          <w:lang w:val="en-SE"/>
+        </w:rPr>
+      </w:pPr>
+      <w:r>
+        <w:rPr>
+          <w:rFonts w:ascii="Times New Roman" w:hAnsi="Times New Roman" w:cs="Times New Roman"/>
+          <w:sz w:val="24"/>
+          <w:szCs w:val="24"/>
+          <w:lang w:val="en-SE"/>
         </w:rPr>
         <w:t>Mana: 100</w:t>
       </w:r>
@@ -1289,19 +1070,21 @@
       <w:pPr>
         <w:numPr>
           <w:ilvl w:val="0"/>
-          <w:numId w:val="7"/>
+          <w:numId w:val="16"/>
         </w:numPr>
         <w:rPr>
           <w:rFonts w:ascii="Times New Roman" w:hAnsi="Times New Roman" w:cs="Times New Roman"/>
           <w:sz w:val="24"/>
           <w:szCs w:val="24"/>
-        </w:rPr>
-      </w:pPr>
-      <w:r>
-        <w:rPr>
-          <w:rFonts w:ascii="Times New Roman" w:hAnsi="Times New Roman" w:cs="Times New Roman"/>
-          <w:sz w:val="24"/>
-          <w:szCs w:val="24"/>
+          <w:lang w:val="en-SE"/>
+        </w:rPr>
+      </w:pPr>
+      <w:r>
+        <w:rPr>
+          <w:rFonts w:ascii="Times New Roman" w:hAnsi="Times New Roman" w:cs="Times New Roman"/>
+          <w:sz w:val="24"/>
+          <w:szCs w:val="24"/>
+          <w:lang w:val="en-SE"/>
         </w:rPr>
         <w:t>Attack: 15</w:t>
       </w:r>
@@ -1310,19 +1093,21 @@
       <w:pPr>
         <w:numPr>
           <w:ilvl w:val="0"/>
-          <w:numId w:val="7"/>
+          <w:numId w:val="16"/>
         </w:numPr>
         <w:rPr>
           <w:rFonts w:ascii="Times New Roman" w:hAnsi="Times New Roman" w:cs="Times New Roman"/>
           <w:sz w:val="24"/>
           <w:szCs w:val="24"/>
-        </w:rPr>
-      </w:pPr>
-      <w:r>
-        <w:rPr>
-          <w:rFonts w:ascii="Times New Roman" w:hAnsi="Times New Roman" w:cs="Times New Roman"/>
-          <w:sz w:val="24"/>
-          <w:szCs w:val="24"/>
+          <w:lang w:val="en-SE"/>
+        </w:rPr>
+      </w:pPr>
+      <w:r>
+        <w:rPr>
+          <w:rFonts w:ascii="Times New Roman" w:hAnsi="Times New Roman" w:cs="Times New Roman"/>
+          <w:sz w:val="24"/>
+          <w:szCs w:val="24"/>
+          <w:lang w:val="en-SE"/>
         </w:rPr>
         <w:t>Defence: 0</w:t>
       </w:r>
@@ -1331,173 +1116,137 @@
       <w:pPr>
         <w:rPr>
           <w:rFonts w:ascii="Times New Roman" w:hAnsi="Times New Roman" w:cs="Times New Roman"/>
-          <w:sz w:val="24"/>
-          <w:szCs w:val="24"/>
-          <w:u w:val="single"/>
-        </w:rPr>
-      </w:pPr>
-      <w:r>
-        <w:rPr>
-          <w:rFonts w:ascii="Times New Roman" w:hAnsi="Times New Roman" w:cs="Times New Roman"/>
-          <w:sz w:val="24"/>
-          <w:szCs w:val="24"/>
-          <w:u w:val="single"/>
-        </w:rPr>
-        <w:t>Preferred Equipment:</w:t>
+          <w:b/>
+          <w:bCs/>
+          <w:sz w:val="24"/>
+          <w:szCs w:val="24"/>
+          <w:lang w:val="en-SE"/>
+        </w:rPr>
+      </w:pPr>
+      <w:r>
+        <w:rPr>
+          <w:rFonts w:ascii="Times New Roman" w:hAnsi="Times New Roman" w:cs="Times New Roman"/>
+          <w:b/>
+          <w:bCs/>
+          <w:sz w:val="24"/>
+          <w:szCs w:val="24"/>
+          <w:lang w:val="en-SE"/>
+        </w:rPr>
+        <w:t>Primary Attribute</w:t>
       </w:r>
     </w:p>
     <w:p>
       <w:pPr>
         <w:numPr>
           <w:ilvl w:val="0"/>
-          <w:numId w:val="8"/>
+          <w:numId w:val="17"/>
         </w:numPr>
         <w:rPr>
           <w:rFonts w:ascii="Times New Roman" w:hAnsi="Times New Roman" w:cs="Times New Roman"/>
           <w:sz w:val="24"/>
           <w:szCs w:val="24"/>
-        </w:rPr>
-      </w:pPr>
-      <w:r>
-        <w:rPr>
-          <w:rFonts w:ascii="Times New Roman" w:hAnsi="Times New Roman" w:cs="Times New Roman"/>
-          <w:sz w:val="24"/>
-          <w:szCs w:val="24"/>
-        </w:rPr>
-        <w:t>Weapon: Staff</w:t>
+          <w:lang w:val="en-SE"/>
+        </w:rPr>
+      </w:pPr>
+      <w:r>
+        <w:rPr>
+          <w:rFonts w:ascii="Times New Roman" w:hAnsi="Times New Roman" w:cs="Times New Roman"/>
+          <w:sz w:val="24"/>
+          <w:szCs w:val="24"/>
+          <w:lang w:val="en-SE"/>
+        </w:rPr>
+        <w:t>Intelligence (INT)</w:t>
+      </w:r>
+    </w:p>
+    <w:p>
+      <w:pPr>
+        <w:rPr>
+          <w:rFonts w:ascii="Times New Roman" w:hAnsi="Times New Roman" w:cs="Times New Roman"/>
+          <w:b/>
+          <w:bCs/>
+          <w:sz w:val="24"/>
+          <w:szCs w:val="24"/>
+          <w:lang w:val="en-SE"/>
+        </w:rPr>
+      </w:pPr>
+      <w:r>
+        <w:rPr>
+          <w:rFonts w:ascii="Times New Roman" w:hAnsi="Times New Roman" w:cs="Times New Roman"/>
+          <w:b/>
+          <w:bCs/>
+          <w:sz w:val="24"/>
+          <w:szCs w:val="24"/>
+          <w:lang w:val="en-SE"/>
+        </w:rPr>
+        <w:t>Starting Equipment</w:t>
       </w:r>
     </w:p>
     <w:p>
       <w:pPr>
         <w:numPr>
           <w:ilvl w:val="0"/>
-          <w:numId w:val="8"/>
+          <w:numId w:val="18"/>
         </w:numPr>
         <w:rPr>
           <w:rFonts w:ascii="Times New Roman" w:hAnsi="Times New Roman" w:cs="Times New Roman"/>
           <w:sz w:val="24"/>
           <w:szCs w:val="24"/>
-        </w:rPr>
-      </w:pPr>
-      <w:r>
-        <w:rPr>
-          <w:rFonts w:ascii="Times New Roman" w:hAnsi="Times New Roman" w:cs="Times New Roman"/>
-          <w:sz w:val="24"/>
-          <w:szCs w:val="24"/>
-        </w:rPr>
-        <w:t>Armour: Robe</w:t>
-      </w:r>
-    </w:p>
-    <w:p>
-      <w:pPr>
-        <w:rPr>
-          <w:rFonts w:ascii="Times New Roman" w:hAnsi="Times New Roman" w:cs="Times New Roman"/>
-          <w:sz w:val="24"/>
-          <w:szCs w:val="24"/>
-          <w:u w:val="single"/>
-        </w:rPr>
-      </w:pPr>
-      <w:r>
-        <w:rPr>
-          <w:rFonts w:ascii="Times New Roman" w:hAnsi="Times New Roman" w:cs="Times New Roman"/>
-          <w:sz w:val="24"/>
-          <w:szCs w:val="24"/>
-          <w:u w:val="single"/>
-        </w:rPr>
-        <w:t>Primary Attribute:</w:t>
+          <w:lang w:val="en-SE"/>
+        </w:rPr>
+      </w:pPr>
+      <w:r>
+        <w:rPr>
+          <w:rFonts w:ascii="Times New Roman" w:hAnsi="Times New Roman" w:cs="Times New Roman"/>
+          <w:sz w:val="24"/>
+          <w:szCs w:val="24"/>
+          <w:lang w:val="en-SE"/>
+        </w:rPr>
+        <w:t>Weapon: Staff</w:t>
       </w:r>
     </w:p>
     <w:p>
       <w:pPr>
         <w:numPr>
           <w:ilvl w:val="0"/>
-          <w:numId w:val="9"/>
+          <w:numId w:val="18"/>
         </w:numPr>
         <w:rPr>
           <w:rFonts w:ascii="Times New Roman" w:hAnsi="Times New Roman" w:cs="Times New Roman"/>
           <w:sz w:val="24"/>
           <w:szCs w:val="24"/>
-        </w:rPr>
-      </w:pPr>
-      <w:r>
-        <w:rPr>
-          <w:rFonts w:ascii="Times New Roman" w:hAnsi="Times New Roman" w:cs="Times New Roman"/>
-          <w:sz w:val="24"/>
-          <w:szCs w:val="24"/>
-        </w:rPr>
-        <w:t>Intelligence (INT)</w:t>
-      </w:r>
-    </w:p>
-    <w:p>
-      <w:pPr>
-        <w:rPr>
-          <w:rFonts w:ascii="Times New Roman" w:hAnsi="Times New Roman" w:cs="Times New Roman"/>
-          <w:sz w:val="24"/>
-          <w:szCs w:val="24"/>
-        </w:rPr>
-      </w:pPr>
-    </w:p>
-    <w:p>
-      <w:pPr>
-        <w:jc w:val="center"/>
-        <w:rPr>
-          <w:rFonts w:ascii="Times New Roman" w:hAnsi="Times New Roman" w:cs="Times New Roman"/>
-          <w:i/>
-          <w:iCs/>
-          <w:sz w:val="24"/>
-          <w:szCs w:val="24"/>
-        </w:rPr>
-      </w:pPr>
-      <w:r>
-        <w:rPr>
-          <w:rFonts w:ascii="Times New Roman" w:hAnsi="Times New Roman" w:cs="Times New Roman"/>
-          <w:i/>
-          <w:iCs/>
-          <w:sz w:val="24"/>
-          <w:szCs w:val="24"/>
-        </w:rPr>
-        <w:t>֍</w:t>
-      </w:r>
-      <w:r>
-        <w:rPr>
-          <w:rFonts w:ascii="Times New Roman" w:hAnsi="Times New Roman" w:cs="Times New Roman"/>
-          <w:i/>
-          <w:iCs/>
-          <w:sz w:val="24"/>
-          <w:szCs w:val="24"/>
-        </w:rPr>
-        <w:tab/>
-        <w:t>֍</w:t>
-      </w:r>
-      <w:r>
-        <w:rPr>
-          <w:rFonts w:ascii="Times New Roman" w:hAnsi="Times New Roman" w:cs="Times New Roman"/>
-          <w:i/>
-          <w:iCs/>
-          <w:sz w:val="24"/>
-          <w:szCs w:val="24"/>
-        </w:rPr>
-        <w:tab/>
-        <w:t>֍</w:t>
-      </w:r>
-    </w:p>
-    <w:p>
-      <w:pPr>
-        <w:rPr>
-          <w:rFonts w:ascii="Times New Roman" w:hAnsi="Times New Roman" w:cs="Times New Roman"/>
-          <w:sz w:val="24"/>
-          <w:szCs w:val="24"/>
-        </w:rPr>
-      </w:pPr>
-    </w:p>
-    <w:p>
-      <w:pPr>
-        <w:rPr>
-          <w:rFonts w:ascii="Times New Roman" w:hAnsi="Times New Roman" w:cs="Times New Roman"/>
-          <w:sz w:val="24"/>
-          <w:szCs w:val="24"/>
-        </w:rPr>
-      </w:pPr>
+          <w:lang w:val="en-SE"/>
+        </w:rPr>
+      </w:pPr>
+      <w:r>
+        <w:rPr>
+          <w:rFonts w:ascii="Times New Roman" w:hAnsi="Times New Roman" w:cs="Times New Roman"/>
+          <w:sz w:val="24"/>
+          <w:szCs w:val="24"/>
+          <w:lang w:val="en-SE"/>
+        </w:rPr>
+        <w:t>Armour: Robe</w:t>
+      </w:r>
+    </w:p>
+    <w:p>
+      <w:pPr>
+        <w:rPr>
+          <w:rFonts w:ascii="Times New Roman" w:hAnsi="Times New Roman" w:cs="Times New Roman"/>
+          <w:sz w:val="24"/>
+          <w:szCs w:val="24"/>
+          <w:lang w:val="en-SE"/>
+        </w:rPr>
+      </w:pPr>
+      <w:r>
+        <w:rPr>
+          <w:rFonts w:ascii="Times New Roman" w:hAnsi="Times New Roman" w:cs="Times New Roman"/>
+          <w:sz w:val="24"/>
+          <w:szCs w:val="24"/>
+          <w:lang w:val="en-SE"/>
+        </w:rPr>
+        <w:pict w14:anchorId="5B7C248C">
+          <v:rect id="_x0000_i1118" style="width:0;height:1.5pt" o:hralign="center" o:hrstd="t" o:hr="t" fillcolor="#a0a0a0" stroked="f"/>
+        </w:pict>
+      </w:r>
     </w:p>
     <w:p>
       <w:pPr>
@@ -1507,7 +1256,7 @@
           <w:bCs/>
           <w:sz w:val="24"/>
           <w:szCs w:val="24"/>
-          <w:u w:val="single"/>
+          <w:lang w:val="en-SE"/>
         </w:rPr>
       </w:pPr>
       <w:r>
@@ -1517,276 +1266,9 @@
           <w:bCs/>
           <w:sz w:val="24"/>
           <w:szCs w:val="24"/>
-          <w:u w:val="single"/>
-        </w:rPr>
-        <w:t>ARMOUR SYSTEM</w:t>
-      </w:r>
-    </w:p>
-    <w:p>
-      <w:pPr>
-        <w:rPr>
-          <w:rFonts w:ascii="Times New Roman" w:hAnsi="Times New Roman" w:cs="Times New Roman"/>
-          <w:sz w:val="24"/>
-          <w:szCs w:val="24"/>
-        </w:rPr>
-      </w:pPr>
-      <w:r>
-        <w:rPr>
-          <w:rFonts w:ascii="Times New Roman" w:hAnsi="Times New Roman" w:cs="Times New Roman"/>
-          <w:sz w:val="24"/>
-          <w:szCs w:val="24"/>
-        </w:rPr>
-        <w:t>The armour system in Steel &amp; Blood provides defensive and offensive bonuses depending on the armour type equipped. Each armour type is designed to complement a specific character class and attribute requirement. Armour contributes additional protection beyond a character's base defense stat and may also provide damage bonuses and penalties through the fatigue system.</w:t>
-      </w:r>
-    </w:p>
-    <w:p>
-      <w:pPr>
-        <w:rPr>
-          <w:rFonts w:ascii="Times New Roman" w:hAnsi="Times New Roman" w:cs="Times New Roman"/>
-          <w:sz w:val="24"/>
-          <w:szCs w:val="24"/>
-        </w:rPr>
-      </w:pPr>
-      <w:r>
-        <w:rPr>
-          <w:rFonts w:ascii="Times New Roman" w:hAnsi="Times New Roman" w:cs="Times New Roman"/>
-          <w:sz w:val="24"/>
-          <w:szCs w:val="24"/>
-        </w:rPr>
-        <w:t>Heavy Armour</w:t>
-      </w:r>
-    </w:p>
-    <w:p>
-      <w:pPr>
-        <w:rPr>
-          <w:rFonts w:ascii="Times New Roman" w:hAnsi="Times New Roman" w:cs="Times New Roman"/>
-          <w:sz w:val="24"/>
-          <w:szCs w:val="24"/>
-        </w:rPr>
-      </w:pPr>
-      <w:r>
-        <w:rPr>
-          <w:rFonts w:ascii="Times New Roman" w:hAnsi="Times New Roman" w:cs="Times New Roman"/>
-          <w:sz w:val="24"/>
-          <w:szCs w:val="24"/>
-        </w:rPr>
-        <w:t>Defence: 10</w:t>
-      </w:r>
-      <w:r>
-        <w:rPr>
-          <w:rFonts w:ascii="Times New Roman" w:hAnsi="Times New Roman" w:cs="Times New Roman"/>
-          <w:sz w:val="24"/>
-          <w:szCs w:val="24"/>
-        </w:rPr>
-        <w:br/>
-        <w:t>Fatigue: 10</w:t>
-      </w:r>
-      <w:r>
-        <w:rPr>
-          <w:rFonts w:ascii="Times New Roman" w:hAnsi="Times New Roman" w:cs="Times New Roman"/>
-          <w:sz w:val="24"/>
-          <w:szCs w:val="24"/>
-        </w:rPr>
-        <w:br/>
-        <w:t>Damage Boost: 0</w:t>
-      </w:r>
-      <w:r>
-        <w:rPr>
-          <w:rFonts w:ascii="Times New Roman" w:hAnsi="Times New Roman" w:cs="Times New Roman"/>
-          <w:sz w:val="24"/>
-          <w:szCs w:val="24"/>
-        </w:rPr>
-        <w:br/>
-        <w:t>Attribute Requirement: 5 Strength</w:t>
-      </w:r>
-    </w:p>
-    <w:p>
-      <w:pPr>
-        <w:rPr>
-          <w:rFonts w:ascii="Times New Roman" w:hAnsi="Times New Roman" w:cs="Times New Roman"/>
-          <w:sz w:val="24"/>
-          <w:szCs w:val="24"/>
-        </w:rPr>
-      </w:pPr>
-      <w:r>
-        <w:rPr>
-          <w:rFonts w:ascii="Times New Roman" w:hAnsi="Times New Roman" w:cs="Times New Roman"/>
-          <w:sz w:val="24"/>
-          <w:szCs w:val="24"/>
-        </w:rPr>
-        <w:t>Heavy Armour is designed for heavily protected frontline fighters. It provides the highest defensive value in the game but offers no offensive bonus. This armour is intended primarily for the Knight class.</w:t>
-      </w:r>
-    </w:p>
-    <w:p>
-      <w:pPr>
-        <w:rPr>
-          <w:rFonts w:ascii="Times New Roman" w:hAnsi="Times New Roman" w:cs="Times New Roman"/>
-          <w:sz w:val="24"/>
-          <w:szCs w:val="24"/>
-        </w:rPr>
-      </w:pPr>
-      <w:r>
-        <w:rPr>
-          <w:rFonts w:ascii="Times New Roman" w:hAnsi="Times New Roman" w:cs="Times New Roman"/>
-          <w:sz w:val="24"/>
-          <w:szCs w:val="24"/>
-        </w:rPr>
-        <w:t>Light Armour</w:t>
-      </w:r>
-    </w:p>
-    <w:p>
-      <w:pPr>
-        <w:rPr>
-          <w:rFonts w:ascii="Times New Roman" w:hAnsi="Times New Roman" w:cs="Times New Roman"/>
-          <w:sz w:val="24"/>
-          <w:szCs w:val="24"/>
-        </w:rPr>
-      </w:pPr>
-      <w:r>
-        <w:rPr>
-          <w:rFonts w:ascii="Times New Roman" w:hAnsi="Times New Roman" w:cs="Times New Roman"/>
-          <w:sz w:val="24"/>
-          <w:szCs w:val="24"/>
-        </w:rPr>
-        <w:t>Defence: 5</w:t>
-      </w:r>
-      <w:r>
-        <w:rPr>
-          <w:rFonts w:ascii="Times New Roman" w:hAnsi="Times New Roman" w:cs="Times New Roman"/>
-          <w:sz w:val="24"/>
-          <w:szCs w:val="24"/>
-        </w:rPr>
-        <w:br/>
-        <w:t>Fatigue: 5</w:t>
-      </w:r>
-      <w:r>
-        <w:rPr>
-          <w:rFonts w:ascii="Times New Roman" w:hAnsi="Times New Roman" w:cs="Times New Roman"/>
-          <w:sz w:val="24"/>
-          <w:szCs w:val="24"/>
-        </w:rPr>
-        <w:br/>
-        <w:t>Damage Boost: 5</w:t>
-      </w:r>
-      <w:r>
-        <w:rPr>
-          <w:rFonts w:ascii="Times New Roman" w:hAnsi="Times New Roman" w:cs="Times New Roman"/>
-          <w:sz w:val="24"/>
-          <w:szCs w:val="24"/>
-        </w:rPr>
-        <w:br/>
-        <w:t>Attribute Requirement: 5 Dexterity</w:t>
-      </w:r>
-    </w:p>
-    <w:p>
-      <w:pPr>
-        <w:rPr>
-          <w:rFonts w:ascii="Times New Roman" w:hAnsi="Times New Roman" w:cs="Times New Roman"/>
-          <w:sz w:val="24"/>
-          <w:szCs w:val="24"/>
-        </w:rPr>
-      </w:pPr>
-      <w:r>
-        <w:rPr>
-          <w:rFonts w:ascii="Times New Roman" w:hAnsi="Times New Roman" w:cs="Times New Roman"/>
-          <w:sz w:val="24"/>
-          <w:szCs w:val="24"/>
-        </w:rPr>
-        <w:t xml:space="preserve">Light Armour provides a balance between protection and offensive capability. It offers moderate </w:t>
-      </w:r>
-      <w:r>
-        <w:rPr>
-          <w:rFonts w:ascii="Times New Roman" w:hAnsi="Times New Roman" w:cs="Times New Roman"/>
-          <w:sz w:val="24"/>
-          <w:szCs w:val="24"/>
-        </w:rPr>
-        <w:t>defence</w:t>
-      </w:r>
-      <w:r>
-        <w:rPr>
-          <w:rFonts w:ascii="Times New Roman" w:hAnsi="Times New Roman" w:cs="Times New Roman"/>
-          <w:sz w:val="24"/>
-          <w:szCs w:val="24"/>
-        </w:rPr>
-        <w:t xml:space="preserve"> while increasing damage output. This armour is intended primarily for the Berserker class.</w:t>
-      </w:r>
-    </w:p>
-    <w:p>
-      <w:pPr>
-        <w:rPr>
-          <w:rFonts w:ascii="Times New Roman" w:hAnsi="Times New Roman" w:cs="Times New Roman"/>
-          <w:sz w:val="24"/>
-          <w:szCs w:val="24"/>
-        </w:rPr>
-      </w:pPr>
-      <w:r>
-        <w:rPr>
-          <w:rFonts w:ascii="Times New Roman" w:hAnsi="Times New Roman" w:cs="Times New Roman"/>
-          <w:sz w:val="24"/>
-          <w:szCs w:val="24"/>
-        </w:rPr>
-        <w:t>Robe</w:t>
-      </w:r>
-    </w:p>
-    <w:p>
-      <w:pPr>
-        <w:rPr>
-          <w:rFonts w:ascii="Times New Roman" w:hAnsi="Times New Roman" w:cs="Times New Roman"/>
-          <w:sz w:val="24"/>
-          <w:szCs w:val="24"/>
-        </w:rPr>
-      </w:pPr>
-      <w:r>
-        <w:rPr>
-          <w:rFonts w:ascii="Times New Roman" w:hAnsi="Times New Roman" w:cs="Times New Roman"/>
-          <w:sz w:val="24"/>
-          <w:szCs w:val="24"/>
-        </w:rPr>
-        <w:t>Defence: 0</w:t>
-      </w:r>
-      <w:r>
-        <w:rPr>
-          <w:rFonts w:ascii="Times New Roman" w:hAnsi="Times New Roman" w:cs="Times New Roman"/>
-          <w:sz w:val="24"/>
-          <w:szCs w:val="24"/>
-        </w:rPr>
-        <w:br/>
-        <w:t>Fatigue: 0</w:t>
-      </w:r>
-      <w:r>
-        <w:rPr>
-          <w:rFonts w:ascii="Times New Roman" w:hAnsi="Times New Roman" w:cs="Times New Roman"/>
-          <w:sz w:val="24"/>
-          <w:szCs w:val="24"/>
-        </w:rPr>
-        <w:br/>
-        <w:t>Damage Boost: 10</w:t>
-      </w:r>
-      <w:r>
-        <w:rPr>
-          <w:rFonts w:ascii="Times New Roman" w:hAnsi="Times New Roman" w:cs="Times New Roman"/>
-          <w:sz w:val="24"/>
-          <w:szCs w:val="24"/>
-        </w:rPr>
-        <w:br/>
-        <w:t>Attribute Requirement: 5 Intelligence</w:t>
-      </w:r>
-    </w:p>
-    <w:p>
-      <w:pPr>
-        <w:rPr>
-          <w:rFonts w:ascii="Times New Roman" w:hAnsi="Times New Roman" w:cs="Times New Roman"/>
-          <w:sz w:val="24"/>
-          <w:szCs w:val="24"/>
-        </w:rPr>
-      </w:pPr>
-      <w:r>
-        <w:rPr>
-          <w:rFonts w:ascii="Times New Roman" w:hAnsi="Times New Roman" w:cs="Times New Roman"/>
-          <w:sz w:val="24"/>
-          <w:szCs w:val="24"/>
-        </w:rPr>
-        <w:t>Robes provide no physical protection but grant the highest damage bonus of all armour types. This armour is intended primarily for the Mage class.</w:t>
+          <w:lang w:val="en-SE"/>
+        </w:rPr>
+        <w:t>Enemy Classes</w:t>
       </w:r>
     </w:p>
     <w:p>
@@ -1797,65 +1279,60 @@
           <w:bCs/>
           <w:sz w:val="24"/>
           <w:szCs w:val="24"/>
-          <w:u w:val="single"/>
-        </w:rPr>
-      </w:pPr>
-    </w:p>
-    <w:p>
-      <w:pPr>
-        <w:jc w:val="center"/>
-        <w:rPr>
-          <w:rFonts w:ascii="Times New Roman" w:hAnsi="Times New Roman" w:cs="Times New Roman"/>
-          <w:i/>
-          <w:iCs/>
-          <w:sz w:val="24"/>
-          <w:szCs w:val="24"/>
-        </w:rPr>
-      </w:pPr>
-      <w:r>
-        <w:rPr>
-          <w:rFonts w:ascii="Times New Roman" w:hAnsi="Times New Roman" w:cs="Times New Roman"/>
-          <w:i/>
-          <w:iCs/>
-          <w:sz w:val="24"/>
-          <w:szCs w:val="24"/>
-        </w:rPr>
-        <w:t>֍</w:t>
-      </w:r>
-      <w:r>
-        <w:rPr>
-          <w:rFonts w:ascii="Times New Roman" w:hAnsi="Times New Roman" w:cs="Times New Roman"/>
-          <w:i/>
-          <w:iCs/>
-          <w:sz w:val="24"/>
-          <w:szCs w:val="24"/>
-        </w:rPr>
-        <w:tab/>
-        <w:t>֍</w:t>
-      </w:r>
-      <w:r>
-        <w:rPr>
-          <w:rFonts w:ascii="Times New Roman" w:hAnsi="Times New Roman" w:cs="Times New Roman"/>
-          <w:i/>
-          <w:iCs/>
-          <w:sz w:val="24"/>
-          <w:szCs w:val="24"/>
-        </w:rPr>
-        <w:tab/>
-        <w:t>֍</w:t>
-      </w:r>
-    </w:p>
-    <w:p>
-      <w:pPr>
+          <w:lang w:val="en-SE"/>
+        </w:rPr>
+      </w:pPr>
+      <w:r>
         <w:rPr>
           <w:rFonts w:ascii="Times New Roman" w:hAnsi="Times New Roman" w:cs="Times New Roman"/>
           <w:b/>
           <w:bCs/>
           <w:sz w:val="24"/>
           <w:szCs w:val="24"/>
-          <w:u w:val="single"/>
-        </w:rPr>
-      </w:pPr>
+          <w:lang w:val="en-SE"/>
+        </w:rPr>
+        <w:t>Bandit</w:t>
+      </w:r>
+    </w:p>
+    <w:p>
+      <w:pPr>
+        <w:rPr>
+          <w:rFonts w:ascii="Times New Roman" w:hAnsi="Times New Roman" w:cs="Times New Roman"/>
+          <w:sz w:val="24"/>
+          <w:szCs w:val="24"/>
+          <w:lang w:val="en-SE"/>
+        </w:rPr>
+      </w:pPr>
+      <w:r>
+        <w:rPr>
+          <w:rFonts w:ascii="Times New Roman" w:hAnsi="Times New Roman" w:cs="Times New Roman"/>
+          <w:sz w:val="24"/>
+          <w:szCs w:val="24"/>
+          <w:lang w:val="en-SE"/>
+        </w:rPr>
+        <w:t>The Bandit is a lightly equipped opponent intended to provide an accessible combat challenge. The Bandit represents a balanced enemy and serves as one of the primary opponents encountered in Version 1.</w:t>
+      </w:r>
+    </w:p>
+    <w:p>
+      <w:pPr>
+        <w:rPr>
+          <w:rFonts w:ascii="Times New Roman" w:hAnsi="Times New Roman" w:cs="Times New Roman"/>
+          <w:sz w:val="24"/>
+          <w:szCs w:val="24"/>
+          <w:lang w:val="en-SE"/>
+        </w:rPr>
+      </w:pPr>
+      <w:r>
+        <w:rPr>
+          <w:rFonts w:ascii="Times New Roman" w:hAnsi="Times New Roman" w:cs="Times New Roman"/>
+          <w:sz w:val="24"/>
+          <w:szCs w:val="24"/>
+          <w:lang w:val="en-SE"/>
+        </w:rPr>
+        <w:pict w14:anchorId="4492E301">
+          <v:rect id="_x0000_i1119" style="width:0;height:1.5pt" o:hralign="center" o:hrstd="t" o:hr="t" fillcolor="#a0a0a0" stroked="f"/>
+        </w:pict>
+      </w:r>
     </w:p>
     <w:p>
       <w:pPr>
@@ -1865,7 +1342,7 @@
           <w:bCs/>
           <w:sz w:val="24"/>
           <w:szCs w:val="24"/>
-          <w:u w:val="single"/>
+          <w:lang w:val="en-SE"/>
         </w:rPr>
       </w:pPr>
       <w:r>
@@ -1875,26 +1352,49 @@
           <w:bCs/>
           <w:sz w:val="24"/>
           <w:szCs w:val="24"/>
-          <w:u w:val="single"/>
-        </w:rPr>
-        <w:t>WEAPON SYSTEM</w:t>
-      </w:r>
-    </w:p>
-    <w:p>
-      <w:pPr>
-        <w:rPr>
-          <w:rFonts w:ascii="Times New Roman" w:hAnsi="Times New Roman" w:cs="Times New Roman"/>
-          <w:sz w:val="24"/>
-          <w:szCs w:val="24"/>
-        </w:rPr>
-      </w:pPr>
-      <w:r>
-        <w:rPr>
-          <w:rFonts w:ascii="Times New Roman" w:hAnsi="Times New Roman" w:cs="Times New Roman"/>
-          <w:sz w:val="24"/>
-          <w:szCs w:val="24"/>
-        </w:rPr>
-        <w:t>The weapon system represents a character's primary source of damage. Each class is associated with a specific weapon type that reflects its combat style. Exact weapon damage values are subject to balancing and testing during future development.</w:t>
+          <w:lang w:val="en-SE"/>
+        </w:rPr>
+        <w:t>Guard</w:t>
+      </w:r>
+    </w:p>
+    <w:p>
+      <w:pPr>
+        <w:rPr>
+          <w:rFonts w:ascii="Times New Roman" w:hAnsi="Times New Roman" w:cs="Times New Roman"/>
+          <w:sz w:val="24"/>
+          <w:szCs w:val="24"/>
+          <w:lang w:val="en-SE"/>
+        </w:rPr>
+      </w:pPr>
+      <w:r>
+        <w:rPr>
+          <w:rFonts w:ascii="Times New Roman" w:hAnsi="Times New Roman" w:cs="Times New Roman"/>
+          <w:sz w:val="24"/>
+          <w:szCs w:val="24"/>
+          <w:lang w:val="en-SE"/>
+        </w:rPr>
+        <w:t>The Guard is a defensive enemy focused on protection and survivability. Compared to the Bandit, the Guard is designed to withstand more punishment and rely on stronger defensive capabilities.</w:t>
+      </w:r>
+    </w:p>
+    <w:p>
+      <w:pPr>
+        <w:rPr>
+          <w:rFonts w:ascii="Times New Roman" w:hAnsi="Times New Roman" w:cs="Times New Roman"/>
+          <w:sz w:val="24"/>
+          <w:szCs w:val="24"/>
+          <w:lang w:val="en-SE"/>
+        </w:rPr>
+      </w:pPr>
+      <w:r>
+        <w:rPr>
+          <w:rFonts w:ascii="Times New Roman" w:hAnsi="Times New Roman" w:cs="Times New Roman"/>
+          <w:sz w:val="24"/>
+          <w:szCs w:val="24"/>
+          <w:lang w:val="en-SE"/>
+        </w:rPr>
+        <w:pict w14:anchorId="521B7687">
+          <v:rect id="_x0000_i1120" style="width:0;height:1.5pt" o:hralign="center" o:hrstd="t" o:hr="t" fillcolor="#a0a0a0" stroked="f"/>
+        </w:pict>
       </w:r>
     </w:p>
     <w:p>
@@ -1905,6 +1405,7 @@
           <w:bCs/>
           <w:sz w:val="24"/>
           <w:szCs w:val="24"/>
+          <w:lang w:val="en-SE"/>
         </w:rPr>
       </w:pPr>
       <w:r>
@@ -1914,42 +1415,49 @@
           <w:bCs/>
           <w:sz w:val="24"/>
           <w:szCs w:val="24"/>
-        </w:rPr>
-        <w:t>Sword</w:t>
-      </w:r>
-    </w:p>
-    <w:p>
-      <w:pPr>
-        <w:rPr>
-          <w:rFonts w:ascii="Times New Roman" w:hAnsi="Times New Roman" w:cs="Times New Roman"/>
-          <w:sz w:val="24"/>
-          <w:szCs w:val="24"/>
-        </w:rPr>
-      </w:pPr>
-      <w:r>
-        <w:rPr>
-          <w:rFonts w:ascii="Times New Roman" w:hAnsi="Times New Roman" w:cs="Times New Roman"/>
-          <w:sz w:val="24"/>
-          <w:szCs w:val="24"/>
-        </w:rPr>
-        <w:t>Primary User: Knight</w:t>
-      </w:r>
-    </w:p>
-    <w:p>
-      <w:pPr>
-        <w:rPr>
-          <w:rFonts w:ascii="Times New Roman" w:hAnsi="Times New Roman" w:cs="Times New Roman"/>
-          <w:sz w:val="24"/>
-          <w:szCs w:val="24"/>
-        </w:rPr>
-      </w:pPr>
-      <w:r>
-        <w:rPr>
-          <w:rFonts w:ascii="Times New Roman" w:hAnsi="Times New Roman" w:cs="Times New Roman"/>
-          <w:sz w:val="24"/>
-          <w:szCs w:val="24"/>
-        </w:rPr>
-        <w:t>The sword is a balanced weapon focused on reliability and consistency in combat. It is the standard weapon used by the Knight class.</w:t>
+          <w:lang w:val="en-SE"/>
+        </w:rPr>
+        <w:t>Raider</w:t>
+      </w:r>
+    </w:p>
+    <w:p>
+      <w:pPr>
+        <w:rPr>
+          <w:rFonts w:ascii="Times New Roman" w:hAnsi="Times New Roman" w:cs="Times New Roman"/>
+          <w:sz w:val="24"/>
+          <w:szCs w:val="24"/>
+          <w:lang w:val="en-SE"/>
+        </w:rPr>
+      </w:pPr>
+      <w:r>
+        <w:rPr>
+          <w:rFonts w:ascii="Times New Roman" w:hAnsi="Times New Roman" w:cs="Times New Roman"/>
+          <w:sz w:val="24"/>
+          <w:szCs w:val="24"/>
+          <w:lang w:val="en-SE"/>
+        </w:rPr>
+        <w:t>The Raider is an aggressive combatant focused on damage output. Unlike the Guard, the Raider prioritizes offense over defence and attempts to defeat opponents through powerful attacks.</w:t>
+      </w:r>
+    </w:p>
+    <w:p>
+      <w:pPr>
+        <w:rPr>
+          <w:rFonts w:ascii="Times New Roman" w:hAnsi="Times New Roman" w:cs="Times New Roman"/>
+          <w:sz w:val="24"/>
+          <w:szCs w:val="24"/>
+          <w:lang w:val="en-SE"/>
+        </w:rPr>
+      </w:pPr>
+      <w:r>
+        <w:rPr>
+          <w:rFonts w:ascii="Times New Roman" w:hAnsi="Times New Roman" w:cs="Times New Roman"/>
+          <w:sz w:val="24"/>
+          <w:szCs w:val="24"/>
+          <w:lang w:val="en-SE"/>
+        </w:rPr>
+        <w:pict w14:anchorId="029EF8BB">
+          <v:rect id="_x0000_i1121" style="width:0;height:1.5pt" o:hralign="center" o:hrstd="t" o:hr="t" fillcolor="#a0a0a0" stroked="f"/>
+        </w:pict>
       </w:r>
     </w:p>
     <w:p>
@@ -1960,6 +1468,7 @@
           <w:bCs/>
           <w:sz w:val="24"/>
           <w:szCs w:val="24"/>
+          <w:lang w:val="en-SE"/>
         </w:rPr>
       </w:pPr>
       <w:r>
@@ -1969,42 +1478,28 @@
           <w:bCs/>
           <w:sz w:val="24"/>
           <w:szCs w:val="24"/>
-        </w:rPr>
-        <w:t>Axe</w:t>
-      </w:r>
-    </w:p>
-    <w:p>
-      <w:pPr>
-        <w:rPr>
-          <w:rFonts w:ascii="Times New Roman" w:hAnsi="Times New Roman" w:cs="Times New Roman"/>
-          <w:sz w:val="24"/>
-          <w:szCs w:val="24"/>
-        </w:rPr>
-      </w:pPr>
-      <w:r>
-        <w:rPr>
-          <w:rFonts w:ascii="Times New Roman" w:hAnsi="Times New Roman" w:cs="Times New Roman"/>
-          <w:sz w:val="24"/>
-          <w:szCs w:val="24"/>
-        </w:rPr>
-        <w:t>Primary User: Berserker</w:t>
-      </w:r>
-    </w:p>
-    <w:p>
-      <w:pPr>
-        <w:rPr>
-          <w:rFonts w:ascii="Times New Roman" w:hAnsi="Times New Roman" w:cs="Times New Roman"/>
-          <w:sz w:val="24"/>
-          <w:szCs w:val="24"/>
-        </w:rPr>
-      </w:pPr>
-      <w:r>
-        <w:rPr>
-          <w:rFonts w:ascii="Times New Roman" w:hAnsi="Times New Roman" w:cs="Times New Roman"/>
-          <w:sz w:val="24"/>
-          <w:szCs w:val="24"/>
-        </w:rPr>
-        <w:t>The axe is an aggressive weapon intended for high-damage combat styles. It is the standard weapon used by the Berserker class.</w:t>
+          <w:lang w:val="en-SE"/>
+        </w:rPr>
+        <w:t>Armour System</w:t>
+      </w:r>
+    </w:p>
+    <w:p>
+      <w:pPr>
+        <w:rPr>
+          <w:rFonts w:ascii="Times New Roman" w:hAnsi="Times New Roman" w:cs="Times New Roman"/>
+          <w:sz w:val="24"/>
+          <w:szCs w:val="24"/>
+          <w:lang w:val="en-SE"/>
+        </w:rPr>
+      </w:pPr>
+      <w:r>
+        <w:rPr>
+          <w:rFonts w:ascii="Times New Roman" w:hAnsi="Times New Roman" w:cs="Times New Roman"/>
+          <w:sz w:val="24"/>
+          <w:szCs w:val="24"/>
+          <w:lang w:val="en-SE"/>
+        </w:rPr>
+        <w:t>Armour provides additional defensive protection and offensive modifiers. Each armour type is associated with a specific attribute requirement and is intended to complement a particular class.</w:t>
       </w:r>
     </w:p>
     <w:p>
@@ -2015,6 +1510,7 @@
           <w:bCs/>
           <w:sz w:val="24"/>
           <w:szCs w:val="24"/>
+          <w:lang w:val="en-SE"/>
         </w:rPr>
       </w:pPr>
       <w:r>
@@ -2024,95 +1520,1966 @@
           <w:bCs/>
           <w:sz w:val="24"/>
           <w:szCs w:val="24"/>
+          <w:lang w:val="en-SE"/>
+        </w:rPr>
+        <w:t>Heavy Armour</w:t>
+      </w:r>
+    </w:p>
+    <w:p>
+      <w:pPr>
+        <w:numPr>
+          <w:ilvl w:val="0"/>
+          <w:numId w:val="19"/>
+        </w:numPr>
+        <w:rPr>
+          <w:rFonts w:ascii="Times New Roman" w:hAnsi="Times New Roman" w:cs="Times New Roman"/>
+          <w:sz w:val="24"/>
+          <w:szCs w:val="24"/>
+          <w:lang w:val="en-SE"/>
+        </w:rPr>
+      </w:pPr>
+      <w:r>
+        <w:rPr>
+          <w:rFonts w:ascii="Times New Roman" w:hAnsi="Times New Roman" w:cs="Times New Roman"/>
+          <w:sz w:val="24"/>
+          <w:szCs w:val="24"/>
+          <w:lang w:val="en-SE"/>
+        </w:rPr>
+        <w:t>Defence: 10</w:t>
+      </w:r>
+    </w:p>
+    <w:p>
+      <w:pPr>
+        <w:numPr>
+          <w:ilvl w:val="0"/>
+          <w:numId w:val="19"/>
+        </w:numPr>
+        <w:rPr>
+          <w:rFonts w:ascii="Times New Roman" w:hAnsi="Times New Roman" w:cs="Times New Roman"/>
+          <w:sz w:val="24"/>
+          <w:szCs w:val="24"/>
+          <w:lang w:val="en-SE"/>
+        </w:rPr>
+      </w:pPr>
+      <w:r>
+        <w:rPr>
+          <w:rFonts w:ascii="Times New Roman" w:hAnsi="Times New Roman" w:cs="Times New Roman"/>
+          <w:sz w:val="24"/>
+          <w:szCs w:val="24"/>
+          <w:lang w:val="en-SE"/>
+        </w:rPr>
+        <w:t>Fatigue: 10</w:t>
+      </w:r>
+    </w:p>
+    <w:p>
+      <w:pPr>
+        <w:numPr>
+          <w:ilvl w:val="0"/>
+          <w:numId w:val="19"/>
+        </w:numPr>
+        <w:rPr>
+          <w:rFonts w:ascii="Times New Roman" w:hAnsi="Times New Roman" w:cs="Times New Roman"/>
+          <w:sz w:val="24"/>
+          <w:szCs w:val="24"/>
+          <w:lang w:val="en-SE"/>
+        </w:rPr>
+      </w:pPr>
+      <w:r>
+        <w:rPr>
+          <w:rFonts w:ascii="Times New Roman" w:hAnsi="Times New Roman" w:cs="Times New Roman"/>
+          <w:sz w:val="24"/>
+          <w:szCs w:val="24"/>
+          <w:lang w:val="en-SE"/>
+        </w:rPr>
+        <w:t>Damage Boost: 0</w:t>
+      </w:r>
+    </w:p>
+    <w:p>
+      <w:pPr>
+        <w:numPr>
+          <w:ilvl w:val="0"/>
+          <w:numId w:val="19"/>
+        </w:numPr>
+        <w:rPr>
+          <w:rFonts w:ascii="Times New Roman" w:hAnsi="Times New Roman" w:cs="Times New Roman"/>
+          <w:sz w:val="24"/>
+          <w:szCs w:val="24"/>
+          <w:lang w:val="en-SE"/>
+        </w:rPr>
+      </w:pPr>
+      <w:r>
+        <w:rPr>
+          <w:rFonts w:ascii="Times New Roman" w:hAnsi="Times New Roman" w:cs="Times New Roman"/>
+          <w:sz w:val="24"/>
+          <w:szCs w:val="24"/>
+          <w:lang w:val="en-SE"/>
+        </w:rPr>
+        <w:t>Requirement: 5 STR</w:t>
+      </w:r>
+    </w:p>
+    <w:p>
+      <w:pPr>
+        <w:rPr>
+          <w:rFonts w:ascii="Times New Roman" w:hAnsi="Times New Roman" w:cs="Times New Roman"/>
+          <w:sz w:val="24"/>
+          <w:szCs w:val="24"/>
+          <w:lang w:val="en-SE"/>
+        </w:rPr>
+      </w:pPr>
+      <w:r>
+        <w:rPr>
+          <w:rFonts w:ascii="Times New Roman" w:hAnsi="Times New Roman" w:cs="Times New Roman"/>
+          <w:sz w:val="24"/>
+          <w:szCs w:val="24"/>
+          <w:lang w:val="en-SE"/>
+        </w:rPr>
+        <w:t>Heavy Armour provides the highest defensive value in the game and is primarily intended for the Knight.</w:t>
+      </w:r>
+    </w:p>
+    <w:p>
+      <w:pPr>
+        <w:rPr>
+          <w:rFonts w:ascii="Times New Roman" w:hAnsi="Times New Roman" w:cs="Times New Roman"/>
+          <w:sz w:val="24"/>
+          <w:szCs w:val="24"/>
+          <w:lang w:val="en-SE"/>
+        </w:rPr>
+      </w:pPr>
+      <w:r>
+        <w:rPr>
+          <w:rFonts w:ascii="Times New Roman" w:hAnsi="Times New Roman" w:cs="Times New Roman"/>
+          <w:sz w:val="24"/>
+          <w:szCs w:val="24"/>
+          <w:lang w:val="en-SE"/>
+        </w:rPr>
+        <w:pict w14:anchorId="27B8CFB0">
+          <v:rect id="_x0000_i1122" style="width:0;height:1.5pt" o:hralign="center" o:hrstd="t" o:hr="t" fillcolor="#a0a0a0" stroked="f"/>
+        </w:pict>
+      </w:r>
+    </w:p>
+    <w:p>
+      <w:pPr>
+        <w:rPr>
+          <w:rFonts w:ascii="Times New Roman" w:hAnsi="Times New Roman" w:cs="Times New Roman"/>
+          <w:b/>
+          <w:bCs/>
+          <w:sz w:val="24"/>
+          <w:szCs w:val="24"/>
+          <w:lang w:val="en-SE"/>
+        </w:rPr>
+      </w:pPr>
+      <w:r>
+        <w:rPr>
+          <w:rFonts w:ascii="Times New Roman" w:hAnsi="Times New Roman" w:cs="Times New Roman"/>
+          <w:b/>
+          <w:bCs/>
+          <w:sz w:val="24"/>
+          <w:szCs w:val="24"/>
+          <w:lang w:val="en-SE"/>
+        </w:rPr>
+        <w:t>Light Armour</w:t>
+      </w:r>
+    </w:p>
+    <w:p>
+      <w:pPr>
+        <w:numPr>
+          <w:ilvl w:val="0"/>
+          <w:numId w:val="20"/>
+        </w:numPr>
+        <w:rPr>
+          <w:rFonts w:ascii="Times New Roman" w:hAnsi="Times New Roman" w:cs="Times New Roman"/>
+          <w:sz w:val="24"/>
+          <w:szCs w:val="24"/>
+          <w:lang w:val="en-SE"/>
+        </w:rPr>
+      </w:pPr>
+      <w:r>
+        <w:rPr>
+          <w:rFonts w:ascii="Times New Roman" w:hAnsi="Times New Roman" w:cs="Times New Roman"/>
+          <w:sz w:val="24"/>
+          <w:szCs w:val="24"/>
+          <w:lang w:val="en-SE"/>
+        </w:rPr>
+        <w:t>Defence: 5</w:t>
+      </w:r>
+    </w:p>
+    <w:p>
+      <w:pPr>
+        <w:numPr>
+          <w:ilvl w:val="0"/>
+          <w:numId w:val="20"/>
+        </w:numPr>
+        <w:rPr>
+          <w:rFonts w:ascii="Times New Roman" w:hAnsi="Times New Roman" w:cs="Times New Roman"/>
+          <w:sz w:val="24"/>
+          <w:szCs w:val="24"/>
+          <w:lang w:val="en-SE"/>
+        </w:rPr>
+      </w:pPr>
+      <w:r>
+        <w:rPr>
+          <w:rFonts w:ascii="Times New Roman" w:hAnsi="Times New Roman" w:cs="Times New Roman"/>
+          <w:sz w:val="24"/>
+          <w:szCs w:val="24"/>
+          <w:lang w:val="en-SE"/>
+        </w:rPr>
+        <w:t>Fatigue: 5</w:t>
+      </w:r>
+    </w:p>
+    <w:p>
+      <w:pPr>
+        <w:numPr>
+          <w:ilvl w:val="0"/>
+          <w:numId w:val="20"/>
+        </w:numPr>
+        <w:rPr>
+          <w:rFonts w:ascii="Times New Roman" w:hAnsi="Times New Roman" w:cs="Times New Roman"/>
+          <w:sz w:val="24"/>
+          <w:szCs w:val="24"/>
+          <w:lang w:val="en-SE"/>
+        </w:rPr>
+      </w:pPr>
+      <w:r>
+        <w:rPr>
+          <w:rFonts w:ascii="Times New Roman" w:hAnsi="Times New Roman" w:cs="Times New Roman"/>
+          <w:sz w:val="24"/>
+          <w:szCs w:val="24"/>
+          <w:lang w:val="en-SE"/>
+        </w:rPr>
+        <w:t>Damage Boost: 5</w:t>
+      </w:r>
+    </w:p>
+    <w:p>
+      <w:pPr>
+        <w:numPr>
+          <w:ilvl w:val="0"/>
+          <w:numId w:val="20"/>
+        </w:numPr>
+        <w:rPr>
+          <w:rFonts w:ascii="Times New Roman" w:hAnsi="Times New Roman" w:cs="Times New Roman"/>
+          <w:sz w:val="24"/>
+          <w:szCs w:val="24"/>
+          <w:lang w:val="en-SE"/>
+        </w:rPr>
+      </w:pPr>
+      <w:r>
+        <w:rPr>
+          <w:rFonts w:ascii="Times New Roman" w:hAnsi="Times New Roman" w:cs="Times New Roman"/>
+          <w:sz w:val="24"/>
+          <w:szCs w:val="24"/>
+          <w:lang w:val="en-SE"/>
+        </w:rPr>
+        <w:t>Requirement: 5 DEX</w:t>
+      </w:r>
+    </w:p>
+    <w:p>
+      <w:pPr>
+        <w:rPr>
+          <w:rFonts w:ascii="Times New Roman" w:hAnsi="Times New Roman" w:cs="Times New Roman"/>
+          <w:sz w:val="24"/>
+          <w:szCs w:val="24"/>
+          <w:lang w:val="en-SE"/>
+        </w:rPr>
+      </w:pPr>
+      <w:r>
+        <w:rPr>
+          <w:rFonts w:ascii="Times New Roman" w:hAnsi="Times New Roman" w:cs="Times New Roman"/>
+          <w:sz w:val="24"/>
+          <w:szCs w:val="24"/>
+          <w:lang w:val="en-SE"/>
+        </w:rPr>
+        <w:t>Light Armour balances offence and defence, making it suitable for the Berserker.</w:t>
+      </w:r>
+    </w:p>
+    <w:p>
+      <w:pPr>
+        <w:rPr>
+          <w:rFonts w:ascii="Times New Roman" w:hAnsi="Times New Roman" w:cs="Times New Roman"/>
+          <w:sz w:val="24"/>
+          <w:szCs w:val="24"/>
+          <w:lang w:val="en-SE"/>
+        </w:rPr>
+      </w:pPr>
+      <w:r>
+        <w:rPr>
+          <w:rFonts w:ascii="Times New Roman" w:hAnsi="Times New Roman" w:cs="Times New Roman"/>
+          <w:sz w:val="24"/>
+          <w:szCs w:val="24"/>
+          <w:lang w:val="en-SE"/>
+        </w:rPr>
+        <w:pict w14:anchorId="78045DCA">
+          <v:rect id="_x0000_i1123" style="width:0;height:1.5pt" o:hralign="center" o:hrstd="t" o:hr="t" fillcolor="#a0a0a0" stroked="f"/>
+        </w:pict>
+      </w:r>
+    </w:p>
+    <w:p>
+      <w:pPr>
+        <w:rPr>
+          <w:rFonts w:ascii="Times New Roman" w:hAnsi="Times New Roman" w:cs="Times New Roman"/>
+          <w:b/>
+          <w:bCs/>
+          <w:sz w:val="24"/>
+          <w:szCs w:val="24"/>
+          <w:lang w:val="en-SE"/>
+        </w:rPr>
+      </w:pPr>
+      <w:r>
+        <w:rPr>
+          <w:rFonts w:ascii="Times New Roman" w:hAnsi="Times New Roman" w:cs="Times New Roman"/>
+          <w:b/>
+          <w:bCs/>
+          <w:sz w:val="24"/>
+          <w:szCs w:val="24"/>
+          <w:lang w:val="en-SE"/>
+        </w:rPr>
+        <w:t>Robe</w:t>
+      </w:r>
+    </w:p>
+    <w:p>
+      <w:pPr>
+        <w:numPr>
+          <w:ilvl w:val="0"/>
+          <w:numId w:val="21"/>
+        </w:numPr>
+        <w:rPr>
+          <w:rFonts w:ascii="Times New Roman" w:hAnsi="Times New Roman" w:cs="Times New Roman"/>
+          <w:sz w:val="24"/>
+          <w:szCs w:val="24"/>
+          <w:lang w:val="en-SE"/>
+        </w:rPr>
+      </w:pPr>
+      <w:r>
+        <w:rPr>
+          <w:rFonts w:ascii="Times New Roman" w:hAnsi="Times New Roman" w:cs="Times New Roman"/>
+          <w:sz w:val="24"/>
+          <w:szCs w:val="24"/>
+          <w:lang w:val="en-SE"/>
+        </w:rPr>
+        <w:t>Defence: 0</w:t>
+      </w:r>
+    </w:p>
+    <w:p>
+      <w:pPr>
+        <w:numPr>
+          <w:ilvl w:val="0"/>
+          <w:numId w:val="21"/>
+        </w:numPr>
+        <w:rPr>
+          <w:rFonts w:ascii="Times New Roman" w:hAnsi="Times New Roman" w:cs="Times New Roman"/>
+          <w:sz w:val="24"/>
+          <w:szCs w:val="24"/>
+          <w:lang w:val="en-SE"/>
+        </w:rPr>
+      </w:pPr>
+      <w:r>
+        <w:rPr>
+          <w:rFonts w:ascii="Times New Roman" w:hAnsi="Times New Roman" w:cs="Times New Roman"/>
+          <w:sz w:val="24"/>
+          <w:szCs w:val="24"/>
+          <w:lang w:val="en-SE"/>
+        </w:rPr>
+        <w:t>Fatigue: 0</w:t>
+      </w:r>
+    </w:p>
+    <w:p>
+      <w:pPr>
+        <w:numPr>
+          <w:ilvl w:val="0"/>
+          <w:numId w:val="21"/>
+        </w:numPr>
+        <w:rPr>
+          <w:rFonts w:ascii="Times New Roman" w:hAnsi="Times New Roman" w:cs="Times New Roman"/>
+          <w:sz w:val="24"/>
+          <w:szCs w:val="24"/>
+          <w:lang w:val="en-SE"/>
+        </w:rPr>
+      </w:pPr>
+      <w:r>
+        <w:rPr>
+          <w:rFonts w:ascii="Times New Roman" w:hAnsi="Times New Roman" w:cs="Times New Roman"/>
+          <w:sz w:val="24"/>
+          <w:szCs w:val="24"/>
+          <w:lang w:val="en-SE"/>
+        </w:rPr>
+        <w:t>Damage Boost: 10</w:t>
+      </w:r>
+    </w:p>
+    <w:p>
+      <w:pPr>
+        <w:numPr>
+          <w:ilvl w:val="0"/>
+          <w:numId w:val="21"/>
+        </w:numPr>
+        <w:rPr>
+          <w:rFonts w:ascii="Times New Roman" w:hAnsi="Times New Roman" w:cs="Times New Roman"/>
+          <w:sz w:val="24"/>
+          <w:szCs w:val="24"/>
+          <w:lang w:val="en-SE"/>
+        </w:rPr>
+      </w:pPr>
+      <w:r>
+        <w:rPr>
+          <w:rFonts w:ascii="Times New Roman" w:hAnsi="Times New Roman" w:cs="Times New Roman"/>
+          <w:sz w:val="24"/>
+          <w:szCs w:val="24"/>
+          <w:lang w:val="en-SE"/>
+        </w:rPr>
+        <w:t>Requirement: 5 INT</w:t>
+      </w:r>
+    </w:p>
+    <w:p>
+      <w:pPr>
+        <w:rPr>
+          <w:rFonts w:ascii="Times New Roman" w:hAnsi="Times New Roman" w:cs="Times New Roman"/>
+          <w:sz w:val="24"/>
+          <w:szCs w:val="24"/>
+          <w:lang w:val="en-SE"/>
+        </w:rPr>
+      </w:pPr>
+      <w:r>
+        <w:rPr>
+          <w:rFonts w:ascii="Times New Roman" w:hAnsi="Times New Roman" w:cs="Times New Roman"/>
+          <w:sz w:val="24"/>
+          <w:szCs w:val="24"/>
+          <w:lang w:val="en-SE"/>
+        </w:rPr>
+        <w:t>Robes provide no physical protection but grant the largest offensive bonus, making them ideal for the Mage.</w:t>
+      </w:r>
+    </w:p>
+    <w:p>
+      <w:pPr>
+        <w:rPr>
+          <w:rFonts w:ascii="Times New Roman" w:hAnsi="Times New Roman" w:cs="Times New Roman"/>
+          <w:sz w:val="24"/>
+          <w:szCs w:val="24"/>
+          <w:lang w:val="en-SE"/>
+        </w:rPr>
+      </w:pPr>
+      <w:r>
+        <w:rPr>
+          <w:rFonts w:ascii="Times New Roman" w:hAnsi="Times New Roman" w:cs="Times New Roman"/>
+          <w:sz w:val="24"/>
+          <w:szCs w:val="24"/>
+          <w:lang w:val="en-SE"/>
+        </w:rPr>
+        <w:pict w14:anchorId="5A8F10D5">
+          <v:rect id="_x0000_i1124" style="width:0;height:1.5pt" o:hralign="center" o:hrstd="t" o:hr="t" fillcolor="#a0a0a0" stroked="f"/>
+        </w:pict>
+      </w:r>
+    </w:p>
+    <w:p>
+      <w:pPr>
+        <w:rPr>
+          <w:rFonts w:ascii="Times New Roman" w:hAnsi="Times New Roman" w:cs="Times New Roman"/>
+          <w:b/>
+          <w:bCs/>
+          <w:sz w:val="24"/>
+          <w:szCs w:val="24"/>
+          <w:lang w:val="en-SE"/>
+        </w:rPr>
+      </w:pPr>
+      <w:r>
+        <w:rPr>
+          <w:rFonts w:ascii="Times New Roman" w:hAnsi="Times New Roman" w:cs="Times New Roman"/>
+          <w:b/>
+          <w:bCs/>
+          <w:sz w:val="24"/>
+          <w:szCs w:val="24"/>
+          <w:lang w:val="en-SE"/>
+        </w:rPr>
+        <w:t>Weapon System</w:t>
+      </w:r>
+    </w:p>
+    <w:p>
+      <w:pPr>
+        <w:rPr>
+          <w:rFonts w:ascii="Times New Roman" w:hAnsi="Times New Roman" w:cs="Times New Roman"/>
+          <w:sz w:val="24"/>
+          <w:szCs w:val="24"/>
+          <w:lang w:val="en-SE"/>
+        </w:rPr>
+      </w:pPr>
+      <w:r>
+        <w:rPr>
+          <w:rFonts w:ascii="Times New Roman" w:hAnsi="Times New Roman" w:cs="Times New Roman"/>
+          <w:sz w:val="24"/>
+          <w:szCs w:val="24"/>
+          <w:lang w:val="en-SE"/>
+        </w:rPr>
+        <w:t>Weapons represent a character's primary source of damage.</w:t>
+      </w:r>
+    </w:p>
+    <w:p>
+      <w:pPr>
+        <w:rPr>
+          <w:rFonts w:ascii="Times New Roman" w:hAnsi="Times New Roman" w:cs="Times New Roman"/>
+          <w:b/>
+          <w:bCs/>
+          <w:sz w:val="24"/>
+          <w:szCs w:val="24"/>
+          <w:lang w:val="en-SE"/>
+        </w:rPr>
+      </w:pPr>
+      <w:r>
+        <w:rPr>
+          <w:rFonts w:ascii="Times New Roman" w:hAnsi="Times New Roman" w:cs="Times New Roman"/>
+          <w:b/>
+          <w:bCs/>
+          <w:sz w:val="24"/>
+          <w:szCs w:val="24"/>
+          <w:lang w:val="en-SE"/>
+        </w:rPr>
+        <w:t>Sword</w:t>
+      </w:r>
+    </w:p>
+    <w:p>
+      <w:pPr>
+        <w:numPr>
+          <w:ilvl w:val="0"/>
+          <w:numId w:val="22"/>
+        </w:numPr>
+        <w:rPr>
+          <w:rFonts w:ascii="Times New Roman" w:hAnsi="Times New Roman" w:cs="Times New Roman"/>
+          <w:sz w:val="24"/>
+          <w:szCs w:val="24"/>
+          <w:lang w:val="en-SE"/>
+        </w:rPr>
+      </w:pPr>
+      <w:r>
+        <w:rPr>
+          <w:rFonts w:ascii="Times New Roman" w:hAnsi="Times New Roman" w:cs="Times New Roman"/>
+          <w:sz w:val="24"/>
+          <w:szCs w:val="24"/>
+          <w:lang w:val="en-SE"/>
+        </w:rPr>
+        <w:t xml:space="preserve">Damage: </w:t>
+      </w:r>
+      <w:r>
+        <w:rPr>
+          <w:rFonts w:ascii="Times New Roman" w:hAnsi="Times New Roman" w:cs="Times New Roman"/>
+          <w:sz w:val="24"/>
+          <w:szCs w:val="24"/>
+          <w:lang w:val="en-SE"/>
+        </w:rPr>
+        <w:t>5</w:t>
+      </w:r>
+    </w:p>
+    <w:p>
+      <w:pPr>
+        <w:numPr>
+          <w:ilvl w:val="0"/>
+          <w:numId w:val="22"/>
+        </w:numPr>
+        <w:rPr>
+          <w:rFonts w:ascii="Times New Roman" w:hAnsi="Times New Roman" w:cs="Times New Roman"/>
+          <w:sz w:val="24"/>
+          <w:szCs w:val="24"/>
+          <w:lang w:val="en-SE"/>
+        </w:rPr>
+      </w:pPr>
+      <w:r>
+        <w:rPr>
+          <w:rFonts w:ascii="Times New Roman" w:hAnsi="Times New Roman" w:cs="Times New Roman"/>
+          <w:sz w:val="24"/>
+          <w:szCs w:val="24"/>
+          <w:lang w:val="en-SE"/>
+        </w:rPr>
+        <w:t xml:space="preserve">Stamina Cost: </w:t>
+      </w:r>
+      <w:r>
+        <w:rPr>
+          <w:rFonts w:ascii="Times New Roman" w:hAnsi="Times New Roman" w:cs="Times New Roman"/>
+          <w:sz w:val="24"/>
+          <w:szCs w:val="24"/>
+          <w:lang w:val="en-SE"/>
+        </w:rPr>
+        <w:t>5</w:t>
+      </w:r>
+    </w:p>
+    <w:p>
+      <w:pPr>
+        <w:numPr>
+          <w:ilvl w:val="0"/>
+          <w:numId w:val="22"/>
+        </w:numPr>
+        <w:rPr>
+          <w:rFonts w:ascii="Times New Roman" w:hAnsi="Times New Roman" w:cs="Times New Roman"/>
+          <w:sz w:val="24"/>
+          <w:szCs w:val="24"/>
+          <w:lang w:val="en-SE"/>
+        </w:rPr>
+      </w:pPr>
+      <w:r>
+        <w:rPr>
+          <w:rFonts w:ascii="Times New Roman" w:hAnsi="Times New Roman" w:cs="Times New Roman"/>
+          <w:sz w:val="24"/>
+          <w:szCs w:val="24"/>
+          <w:lang w:val="en-SE"/>
+        </w:rPr>
+        <w:t>Mana Cost: 0</w:t>
+      </w:r>
+    </w:p>
+    <w:p>
+      <w:pPr>
+        <w:numPr>
+          <w:ilvl w:val="0"/>
+          <w:numId w:val="22"/>
+        </w:numPr>
+        <w:rPr>
+          <w:rFonts w:ascii="Times New Roman" w:hAnsi="Times New Roman" w:cs="Times New Roman"/>
+          <w:sz w:val="24"/>
+          <w:szCs w:val="24"/>
+          <w:lang w:val="en-SE"/>
+        </w:rPr>
+      </w:pPr>
+      <w:r>
+        <w:rPr>
+          <w:rFonts w:ascii="Times New Roman" w:hAnsi="Times New Roman" w:cs="Times New Roman"/>
+          <w:sz w:val="24"/>
+          <w:szCs w:val="24"/>
+          <w:lang w:val="en-SE"/>
+        </w:rPr>
+        <w:t>Requirement: 5 STR</w:t>
+      </w:r>
+    </w:p>
+    <w:p>
+      <w:pPr>
+        <w:rPr>
+          <w:rFonts w:ascii="Times New Roman" w:hAnsi="Times New Roman" w:cs="Times New Roman"/>
+          <w:sz w:val="24"/>
+          <w:szCs w:val="24"/>
+          <w:lang w:val="en-SE"/>
+        </w:rPr>
+      </w:pPr>
+      <w:r>
+        <w:rPr>
+          <w:rFonts w:ascii="Times New Roman" w:hAnsi="Times New Roman" w:cs="Times New Roman"/>
+          <w:sz w:val="24"/>
+          <w:szCs w:val="24"/>
+          <w:lang w:val="en-SE"/>
+        </w:rPr>
+        <w:t>The Sword is a balanced weapon focused on consistency and reliability.</w:t>
+      </w:r>
+    </w:p>
+    <w:p>
+      <w:pPr>
+        <w:rPr>
+          <w:rFonts w:ascii="Times New Roman" w:hAnsi="Times New Roman" w:cs="Times New Roman"/>
+          <w:sz w:val="24"/>
+          <w:szCs w:val="24"/>
+          <w:lang w:val="en-SE"/>
+        </w:rPr>
+      </w:pPr>
+      <w:r>
+        <w:rPr>
+          <w:rFonts w:ascii="Times New Roman" w:hAnsi="Times New Roman" w:cs="Times New Roman"/>
+          <w:sz w:val="24"/>
+          <w:szCs w:val="24"/>
+          <w:lang w:val="en-SE"/>
+        </w:rPr>
+        <w:pict w14:anchorId="3D859E5C">
+          <v:rect id="_x0000_i1125" style="width:0;height:1.5pt" o:hralign="center" o:hrstd="t" o:hr="t" fillcolor="#a0a0a0" stroked="f"/>
+        </w:pict>
+      </w:r>
+    </w:p>
+    <w:p>
+      <w:pPr>
+        <w:rPr>
+          <w:rFonts w:ascii="Times New Roman" w:hAnsi="Times New Roman" w:cs="Times New Roman"/>
+          <w:b/>
+          <w:bCs/>
+          <w:sz w:val="24"/>
+          <w:szCs w:val="24"/>
+          <w:lang w:val="en-SE"/>
+        </w:rPr>
+      </w:pPr>
+      <w:r>
+        <w:rPr>
+          <w:rFonts w:ascii="Times New Roman" w:hAnsi="Times New Roman" w:cs="Times New Roman"/>
+          <w:b/>
+          <w:bCs/>
+          <w:sz w:val="24"/>
+          <w:szCs w:val="24"/>
+          <w:lang w:val="en-SE"/>
+        </w:rPr>
+        <w:t>Axe</w:t>
+      </w:r>
+    </w:p>
+    <w:p>
+      <w:pPr>
+        <w:numPr>
+          <w:ilvl w:val="0"/>
+          <w:numId w:val="23"/>
+        </w:numPr>
+        <w:rPr>
+          <w:rFonts w:ascii="Times New Roman" w:hAnsi="Times New Roman" w:cs="Times New Roman"/>
+          <w:sz w:val="24"/>
+          <w:szCs w:val="24"/>
+          <w:lang w:val="en-SE"/>
+        </w:rPr>
+      </w:pPr>
+      <w:r>
+        <w:rPr>
+          <w:rFonts w:ascii="Times New Roman" w:hAnsi="Times New Roman" w:cs="Times New Roman"/>
+          <w:sz w:val="24"/>
+          <w:szCs w:val="24"/>
+          <w:lang w:val="en-SE"/>
+        </w:rPr>
+        <w:t>Damage: 1</w:t>
+      </w:r>
+      <w:r>
+        <w:rPr>
+          <w:rFonts w:ascii="Times New Roman" w:hAnsi="Times New Roman" w:cs="Times New Roman"/>
+          <w:sz w:val="24"/>
+          <w:szCs w:val="24"/>
+          <w:lang w:val="en-SE"/>
+        </w:rPr>
+        <w:t>0</w:t>
+      </w:r>
+    </w:p>
+    <w:p>
+      <w:pPr>
+        <w:numPr>
+          <w:ilvl w:val="0"/>
+          <w:numId w:val="23"/>
+        </w:numPr>
+        <w:rPr>
+          <w:rFonts w:ascii="Times New Roman" w:hAnsi="Times New Roman" w:cs="Times New Roman"/>
+          <w:sz w:val="24"/>
+          <w:szCs w:val="24"/>
+          <w:lang w:val="en-SE"/>
+        </w:rPr>
+      </w:pPr>
+      <w:r>
+        <w:rPr>
+          <w:rFonts w:ascii="Times New Roman" w:hAnsi="Times New Roman" w:cs="Times New Roman"/>
+          <w:sz w:val="24"/>
+          <w:szCs w:val="24"/>
+          <w:lang w:val="en-SE"/>
+        </w:rPr>
+        <w:t xml:space="preserve">Stamina Cost: </w:t>
+      </w:r>
+      <w:r>
+        <w:rPr>
+          <w:rFonts w:ascii="Times New Roman" w:hAnsi="Times New Roman" w:cs="Times New Roman"/>
+          <w:sz w:val="24"/>
+          <w:szCs w:val="24"/>
+          <w:lang w:val="en-SE"/>
+        </w:rPr>
+        <w:t>10</w:t>
+      </w:r>
+    </w:p>
+    <w:p>
+      <w:pPr>
+        <w:numPr>
+          <w:ilvl w:val="0"/>
+          <w:numId w:val="23"/>
+        </w:numPr>
+        <w:rPr>
+          <w:rFonts w:ascii="Times New Roman" w:hAnsi="Times New Roman" w:cs="Times New Roman"/>
+          <w:sz w:val="24"/>
+          <w:szCs w:val="24"/>
+          <w:lang w:val="en-SE"/>
+        </w:rPr>
+      </w:pPr>
+      <w:r>
+        <w:rPr>
+          <w:rFonts w:ascii="Times New Roman" w:hAnsi="Times New Roman" w:cs="Times New Roman"/>
+          <w:sz w:val="24"/>
+          <w:szCs w:val="24"/>
+          <w:lang w:val="en-SE"/>
+        </w:rPr>
+        <w:t>Mana Cost: 0</w:t>
+      </w:r>
+    </w:p>
+    <w:p>
+      <w:pPr>
+        <w:numPr>
+          <w:ilvl w:val="0"/>
+          <w:numId w:val="23"/>
+        </w:numPr>
+        <w:rPr>
+          <w:rFonts w:ascii="Times New Roman" w:hAnsi="Times New Roman" w:cs="Times New Roman"/>
+          <w:sz w:val="24"/>
+          <w:szCs w:val="24"/>
+          <w:lang w:val="en-SE"/>
+        </w:rPr>
+      </w:pPr>
+      <w:r>
+        <w:rPr>
+          <w:rFonts w:ascii="Times New Roman" w:hAnsi="Times New Roman" w:cs="Times New Roman"/>
+          <w:sz w:val="24"/>
+          <w:szCs w:val="24"/>
+          <w:lang w:val="en-SE"/>
+        </w:rPr>
+        <w:t>Requirement: 5 DEX</w:t>
+      </w:r>
+    </w:p>
+    <w:p>
+      <w:pPr>
+        <w:rPr>
+          <w:rFonts w:ascii="Times New Roman" w:hAnsi="Times New Roman" w:cs="Times New Roman"/>
+          <w:sz w:val="24"/>
+          <w:szCs w:val="24"/>
+          <w:lang w:val="en-SE"/>
+        </w:rPr>
+      </w:pPr>
+      <w:r>
+        <w:rPr>
+          <w:rFonts w:ascii="Times New Roman" w:hAnsi="Times New Roman" w:cs="Times New Roman"/>
+          <w:sz w:val="24"/>
+          <w:szCs w:val="24"/>
+          <w:lang w:val="en-SE"/>
+        </w:rPr>
+        <w:t>The Axe is an aggressive weapon designed for higher damage output.</w:t>
+      </w:r>
+    </w:p>
+    <w:p>
+      <w:pPr>
+        <w:rPr>
+          <w:rFonts w:ascii="Times New Roman" w:hAnsi="Times New Roman" w:cs="Times New Roman"/>
+          <w:sz w:val="24"/>
+          <w:szCs w:val="24"/>
+          <w:lang w:val="en-SE"/>
+        </w:rPr>
+      </w:pPr>
+      <w:r>
+        <w:rPr>
+          <w:rFonts w:ascii="Times New Roman" w:hAnsi="Times New Roman" w:cs="Times New Roman"/>
+          <w:sz w:val="24"/>
+          <w:szCs w:val="24"/>
+          <w:lang w:val="en-SE"/>
+        </w:rPr>
+        <w:pict w14:anchorId="4A19073D">
+          <v:rect id="_x0000_i1126" style="width:0;height:1.5pt" o:hralign="center" o:hrstd="t" o:hr="t" fillcolor="#a0a0a0" stroked="f"/>
+        </w:pict>
+      </w:r>
+    </w:p>
+    <w:p>
+      <w:pPr>
+        <w:rPr>
+          <w:rFonts w:ascii="Times New Roman" w:hAnsi="Times New Roman" w:cs="Times New Roman"/>
+          <w:b/>
+          <w:bCs/>
+          <w:sz w:val="24"/>
+          <w:szCs w:val="24"/>
+          <w:lang w:val="en-SE"/>
+        </w:rPr>
+      </w:pPr>
+      <w:r>
+        <w:rPr>
+          <w:rFonts w:ascii="Times New Roman" w:hAnsi="Times New Roman" w:cs="Times New Roman"/>
+          <w:b/>
+          <w:bCs/>
+          <w:sz w:val="24"/>
+          <w:szCs w:val="24"/>
+          <w:lang w:val="en-SE"/>
         </w:rPr>
         <w:t>Staff</w:t>
       </w:r>
     </w:p>
     <w:p>
       <w:pPr>
-        <w:rPr>
-          <w:rFonts w:ascii="Times New Roman" w:hAnsi="Times New Roman" w:cs="Times New Roman"/>
-          <w:sz w:val="24"/>
-          <w:szCs w:val="24"/>
-        </w:rPr>
-      </w:pPr>
-      <w:r>
-        <w:rPr>
-          <w:rFonts w:ascii="Times New Roman" w:hAnsi="Times New Roman" w:cs="Times New Roman"/>
-          <w:sz w:val="24"/>
-          <w:szCs w:val="24"/>
-        </w:rPr>
-        <w:t>Primary User: Mage</w:t>
-      </w:r>
-    </w:p>
-    <w:p>
-      <w:pPr>
-        <w:rPr>
-          <w:rFonts w:ascii="Times New Roman" w:hAnsi="Times New Roman" w:cs="Times New Roman"/>
-          <w:sz w:val="24"/>
-          <w:szCs w:val="24"/>
-        </w:rPr>
-      </w:pPr>
-      <w:r>
-        <w:rPr>
-          <w:rFonts w:ascii="Times New Roman" w:hAnsi="Times New Roman" w:cs="Times New Roman"/>
-          <w:sz w:val="24"/>
-          <w:szCs w:val="24"/>
-        </w:rPr>
-        <w:t>The staff is a magical weapon used to channel arcane power and enhance spellcasting abilities. It is the standard weapon used by the Mage class.</w:t>
-      </w:r>
-    </w:p>
-    <w:p>
-      <w:pPr>
-        <w:rPr>
-          <w:rFonts w:ascii="Times New Roman" w:hAnsi="Times New Roman" w:cs="Times New Roman"/>
-          <w:sz w:val="24"/>
-          <w:szCs w:val="24"/>
-        </w:rPr>
-      </w:pPr>
-    </w:p>
-    <w:p>
-      <w:pPr>
-        <w:jc w:val="center"/>
-        <w:rPr>
-          <w:rFonts w:ascii="Times New Roman" w:hAnsi="Times New Roman" w:cs="Times New Roman"/>
-          <w:i/>
-          <w:iCs/>
-          <w:sz w:val="24"/>
-          <w:szCs w:val="24"/>
-        </w:rPr>
-      </w:pPr>
-      <w:r>
-        <w:rPr>
-          <w:rFonts w:ascii="Times New Roman" w:hAnsi="Times New Roman" w:cs="Times New Roman"/>
-          <w:i/>
-          <w:iCs/>
-          <w:sz w:val="24"/>
-          <w:szCs w:val="24"/>
-        </w:rPr>
-        <w:t>֍</w:t>
-      </w:r>
-      <w:r>
-        <w:rPr>
-          <w:rFonts w:ascii="Times New Roman" w:hAnsi="Times New Roman" w:cs="Times New Roman"/>
-          <w:i/>
-          <w:iCs/>
-          <w:sz w:val="24"/>
-          <w:szCs w:val="24"/>
-        </w:rPr>
-        <w:tab/>
-        <w:t>֍</w:t>
-      </w:r>
-      <w:r>
-        <w:rPr>
-          <w:rFonts w:ascii="Times New Roman" w:hAnsi="Times New Roman" w:cs="Times New Roman"/>
-          <w:i/>
-          <w:iCs/>
-          <w:sz w:val="24"/>
-          <w:szCs w:val="24"/>
-        </w:rPr>
-        <w:tab/>
-        <w:t>֍</w:t>
+        <w:numPr>
+          <w:ilvl w:val="0"/>
+          <w:numId w:val="24"/>
+        </w:numPr>
+        <w:rPr>
+          <w:rFonts w:ascii="Times New Roman" w:hAnsi="Times New Roman" w:cs="Times New Roman"/>
+          <w:sz w:val="24"/>
+          <w:szCs w:val="24"/>
+          <w:lang w:val="en-SE"/>
+        </w:rPr>
+      </w:pPr>
+      <w:r>
+        <w:rPr>
+          <w:rFonts w:ascii="Times New Roman" w:hAnsi="Times New Roman" w:cs="Times New Roman"/>
+          <w:sz w:val="24"/>
+          <w:szCs w:val="24"/>
+          <w:lang w:val="en-SE"/>
+        </w:rPr>
+        <w:t xml:space="preserve">Damage: </w:t>
+      </w:r>
+      <w:r>
+        <w:rPr>
+          <w:rFonts w:ascii="Times New Roman" w:hAnsi="Times New Roman" w:cs="Times New Roman"/>
+          <w:sz w:val="24"/>
+          <w:szCs w:val="24"/>
+          <w:lang w:val="en-SE"/>
+        </w:rPr>
+        <w:t>15</w:t>
+      </w:r>
+    </w:p>
+    <w:p>
+      <w:pPr>
+        <w:numPr>
+          <w:ilvl w:val="0"/>
+          <w:numId w:val="24"/>
+        </w:numPr>
+        <w:rPr>
+          <w:rFonts w:ascii="Times New Roman" w:hAnsi="Times New Roman" w:cs="Times New Roman"/>
+          <w:sz w:val="24"/>
+          <w:szCs w:val="24"/>
+          <w:lang w:val="en-SE"/>
+        </w:rPr>
+      </w:pPr>
+      <w:r>
+        <w:rPr>
+          <w:rFonts w:ascii="Times New Roman" w:hAnsi="Times New Roman" w:cs="Times New Roman"/>
+          <w:sz w:val="24"/>
+          <w:szCs w:val="24"/>
+          <w:lang w:val="en-SE"/>
+        </w:rPr>
+        <w:t>Stamina Cost: 0</w:t>
+      </w:r>
+    </w:p>
+    <w:p>
+      <w:pPr>
+        <w:numPr>
+          <w:ilvl w:val="0"/>
+          <w:numId w:val="24"/>
+        </w:numPr>
+        <w:rPr>
+          <w:rFonts w:ascii="Times New Roman" w:hAnsi="Times New Roman" w:cs="Times New Roman"/>
+          <w:sz w:val="24"/>
+          <w:szCs w:val="24"/>
+          <w:lang w:val="en-SE"/>
+        </w:rPr>
+      </w:pPr>
+      <w:r>
+        <w:rPr>
+          <w:rFonts w:ascii="Times New Roman" w:hAnsi="Times New Roman" w:cs="Times New Roman"/>
+          <w:sz w:val="24"/>
+          <w:szCs w:val="24"/>
+          <w:lang w:val="en-SE"/>
+        </w:rPr>
+        <w:t>Mana Cost: 10</w:t>
+      </w:r>
+    </w:p>
+    <w:p>
+      <w:pPr>
+        <w:numPr>
+          <w:ilvl w:val="0"/>
+          <w:numId w:val="24"/>
+        </w:numPr>
+        <w:rPr>
+          <w:rFonts w:ascii="Times New Roman" w:hAnsi="Times New Roman" w:cs="Times New Roman"/>
+          <w:sz w:val="24"/>
+          <w:szCs w:val="24"/>
+          <w:lang w:val="en-SE"/>
+        </w:rPr>
+      </w:pPr>
+      <w:r>
+        <w:rPr>
+          <w:rFonts w:ascii="Times New Roman" w:hAnsi="Times New Roman" w:cs="Times New Roman"/>
+          <w:sz w:val="24"/>
+          <w:szCs w:val="24"/>
+          <w:lang w:val="en-SE"/>
+        </w:rPr>
+        <w:t>Requirement: 5 INT</w:t>
+      </w:r>
+    </w:p>
+    <w:p>
+      <w:pPr>
+        <w:rPr>
+          <w:rFonts w:ascii="Times New Roman" w:hAnsi="Times New Roman" w:cs="Times New Roman"/>
+          <w:sz w:val="24"/>
+          <w:szCs w:val="24"/>
+          <w:lang w:val="en-SE"/>
+        </w:rPr>
+      </w:pPr>
+      <w:r>
+        <w:rPr>
+          <w:rFonts w:ascii="Times New Roman" w:hAnsi="Times New Roman" w:cs="Times New Roman"/>
+          <w:sz w:val="24"/>
+          <w:szCs w:val="24"/>
+          <w:lang w:val="en-SE"/>
+        </w:rPr>
+        <w:t>The Staff channels magical power and provides the highest base weapon damage.</w:t>
+      </w:r>
+    </w:p>
+    <w:p>
+      <w:pPr>
+        <w:rPr>
+          <w:rFonts w:ascii="Times New Roman" w:hAnsi="Times New Roman" w:cs="Times New Roman"/>
+          <w:sz w:val="24"/>
+          <w:szCs w:val="24"/>
+          <w:lang w:val="en-SE"/>
+        </w:rPr>
+      </w:pPr>
+      <w:r>
+        <w:rPr>
+          <w:rFonts w:ascii="Times New Roman" w:hAnsi="Times New Roman" w:cs="Times New Roman"/>
+          <w:sz w:val="24"/>
+          <w:szCs w:val="24"/>
+          <w:lang w:val="en-SE"/>
+        </w:rPr>
+        <w:pict w14:anchorId="3D378481">
+          <v:rect id="_x0000_i1127" style="width:0;height:1.5pt" o:hralign="center" o:hrstd="t" o:hr="t" fillcolor="#a0a0a0" stroked="f"/>
+        </w:pict>
+      </w:r>
+    </w:p>
+    <w:p>
+      <w:pPr>
+        <w:rPr>
+          <w:rFonts w:ascii="Times New Roman" w:hAnsi="Times New Roman" w:cs="Times New Roman"/>
+          <w:b/>
+          <w:bCs/>
+          <w:sz w:val="24"/>
+          <w:szCs w:val="24"/>
+          <w:lang w:val="en-SE"/>
+        </w:rPr>
+      </w:pPr>
+      <w:r>
+        <w:rPr>
+          <w:rFonts w:ascii="Times New Roman" w:hAnsi="Times New Roman" w:cs="Times New Roman"/>
+          <w:b/>
+          <w:bCs/>
+          <w:sz w:val="24"/>
+          <w:szCs w:val="24"/>
+          <w:lang w:val="en-SE"/>
+        </w:rPr>
+        <w:t>Combat System</w:t>
+      </w:r>
+    </w:p>
+    <w:p>
+      <w:pPr>
+        <w:rPr>
+          <w:rFonts w:ascii="Times New Roman" w:hAnsi="Times New Roman" w:cs="Times New Roman"/>
+          <w:sz w:val="24"/>
+          <w:szCs w:val="24"/>
+          <w:lang w:val="en-SE"/>
+        </w:rPr>
+      </w:pPr>
+      <w:r>
+        <w:rPr>
+          <w:rFonts w:ascii="Times New Roman" w:hAnsi="Times New Roman" w:cs="Times New Roman"/>
+          <w:sz w:val="24"/>
+          <w:szCs w:val="24"/>
+          <w:lang w:val="en-SE"/>
+        </w:rPr>
+        <w:t>Combat in Steel &amp; Blood is fully turn-based. Battles occur between a player-controlled character and a selected enemy opponent.</w:t>
+      </w:r>
+    </w:p>
+    <w:p>
+      <w:pPr>
+        <w:rPr>
+          <w:rFonts w:ascii="Times New Roman" w:hAnsi="Times New Roman" w:cs="Times New Roman"/>
+          <w:sz w:val="24"/>
+          <w:szCs w:val="24"/>
+          <w:lang w:val="en-SE"/>
+        </w:rPr>
+      </w:pPr>
+      <w:r>
+        <w:rPr>
+          <w:rFonts w:ascii="Times New Roman" w:hAnsi="Times New Roman" w:cs="Times New Roman"/>
+          <w:sz w:val="24"/>
+          <w:szCs w:val="24"/>
+          <w:lang w:val="en-SE"/>
+        </w:rPr>
+        <w:t>At the beginning of combat, both combatants enter a combat loop. During each round, the player attacks first, followed by the enemy if the enemy remains alive. This process continues until one combatant reaches zero health.</w:t>
+      </w:r>
+    </w:p>
+    <w:p>
+      <w:pPr>
+        <w:rPr>
+          <w:rFonts w:ascii="Times New Roman" w:hAnsi="Times New Roman" w:cs="Times New Roman"/>
+          <w:sz w:val="24"/>
+          <w:szCs w:val="24"/>
+          <w:lang w:val="en-SE"/>
+        </w:rPr>
+      </w:pPr>
+      <w:r>
+        <w:rPr>
+          <w:rFonts w:ascii="Times New Roman" w:hAnsi="Times New Roman" w:cs="Times New Roman"/>
+          <w:sz w:val="24"/>
+          <w:szCs w:val="24"/>
+          <w:lang w:val="en-SE"/>
+        </w:rPr>
+        <w:t>Damage is calculated using a combination of:</w:t>
+      </w:r>
+    </w:p>
+    <w:p>
+      <w:pPr>
+        <w:numPr>
+          <w:ilvl w:val="0"/>
+          <w:numId w:val="25"/>
+        </w:numPr>
+        <w:rPr>
+          <w:rFonts w:ascii="Times New Roman" w:hAnsi="Times New Roman" w:cs="Times New Roman"/>
+          <w:sz w:val="24"/>
+          <w:szCs w:val="24"/>
+          <w:lang w:val="en-SE"/>
+        </w:rPr>
+      </w:pPr>
+      <w:r>
+        <w:rPr>
+          <w:rFonts w:ascii="Times New Roman" w:hAnsi="Times New Roman" w:cs="Times New Roman"/>
+          <w:sz w:val="24"/>
+          <w:szCs w:val="24"/>
+          <w:lang w:val="en-SE"/>
+        </w:rPr>
+        <w:t>Base Attack</w:t>
+      </w:r>
+    </w:p>
+    <w:p>
+      <w:pPr>
+        <w:numPr>
+          <w:ilvl w:val="0"/>
+          <w:numId w:val="25"/>
+        </w:numPr>
+        <w:rPr>
+          <w:rFonts w:ascii="Times New Roman" w:hAnsi="Times New Roman" w:cs="Times New Roman"/>
+          <w:sz w:val="24"/>
+          <w:szCs w:val="24"/>
+          <w:lang w:val="en-SE"/>
+        </w:rPr>
+      </w:pPr>
+      <w:r>
+        <w:rPr>
+          <w:rFonts w:ascii="Times New Roman" w:hAnsi="Times New Roman" w:cs="Times New Roman"/>
+          <w:sz w:val="24"/>
+          <w:szCs w:val="24"/>
+          <w:lang w:val="en-SE"/>
+        </w:rPr>
+        <w:t>Weapon Damage</w:t>
+      </w:r>
+    </w:p>
+    <w:p>
+      <w:pPr>
+        <w:numPr>
+          <w:ilvl w:val="0"/>
+          <w:numId w:val="25"/>
+        </w:numPr>
+        <w:rPr>
+          <w:rFonts w:ascii="Times New Roman" w:hAnsi="Times New Roman" w:cs="Times New Roman"/>
+          <w:sz w:val="24"/>
+          <w:szCs w:val="24"/>
+          <w:lang w:val="en-SE"/>
+        </w:rPr>
+      </w:pPr>
+      <w:r>
+        <w:rPr>
+          <w:rFonts w:ascii="Times New Roman" w:hAnsi="Times New Roman" w:cs="Times New Roman"/>
+          <w:sz w:val="24"/>
+          <w:szCs w:val="24"/>
+          <w:lang w:val="en-SE"/>
+        </w:rPr>
+        <w:t>Armour Damage Bonuses</w:t>
+      </w:r>
+    </w:p>
+    <w:p>
+      <w:pPr>
+        <w:numPr>
+          <w:ilvl w:val="0"/>
+          <w:numId w:val="25"/>
+        </w:numPr>
+        <w:rPr>
+          <w:rFonts w:ascii="Times New Roman" w:hAnsi="Times New Roman" w:cs="Times New Roman"/>
+          <w:sz w:val="24"/>
+          <w:szCs w:val="24"/>
+          <w:lang w:val="en-SE"/>
+        </w:rPr>
+      </w:pPr>
+      <w:r>
+        <w:rPr>
+          <w:rFonts w:ascii="Times New Roman" w:hAnsi="Times New Roman" w:cs="Times New Roman"/>
+          <w:sz w:val="24"/>
+          <w:szCs w:val="24"/>
+          <w:lang w:val="en-SE"/>
+        </w:rPr>
+        <w:t>Defensive Statistics</w:t>
+      </w:r>
+    </w:p>
+    <w:p>
+      <w:pPr>
+        <w:numPr>
+          <w:ilvl w:val="0"/>
+          <w:numId w:val="25"/>
+        </w:numPr>
+        <w:rPr>
+          <w:rFonts w:ascii="Times New Roman" w:hAnsi="Times New Roman" w:cs="Times New Roman"/>
+          <w:sz w:val="24"/>
+          <w:szCs w:val="24"/>
+          <w:lang w:val="en-SE"/>
+        </w:rPr>
+      </w:pPr>
+      <w:r>
+        <w:rPr>
+          <w:rFonts w:ascii="Times New Roman" w:hAnsi="Times New Roman" w:cs="Times New Roman"/>
+          <w:sz w:val="24"/>
+          <w:szCs w:val="24"/>
+          <w:lang w:val="en-SE"/>
+        </w:rPr>
+        <w:t>Dice Roll Modifiers</w:t>
+      </w:r>
+    </w:p>
+    <w:p>
+      <w:pPr>
+        <w:rPr>
+          <w:rFonts w:ascii="Times New Roman" w:hAnsi="Times New Roman" w:cs="Times New Roman"/>
+          <w:sz w:val="24"/>
+          <w:szCs w:val="24"/>
+          <w:lang w:val="en-SE"/>
+        </w:rPr>
+      </w:pPr>
+      <w:r>
+        <w:rPr>
+          <w:rFonts w:ascii="Times New Roman" w:hAnsi="Times New Roman" w:cs="Times New Roman"/>
+          <w:sz w:val="24"/>
+          <w:szCs w:val="24"/>
+          <w:lang w:val="en-SE"/>
+        </w:rPr>
+        <w:t>After damage is calculated, the result is applied to the defending character's health pool. When a character's health reaches zero or below, that character is defeated and combat ends immediately.</w:t>
+      </w:r>
+    </w:p>
+    <w:p>
+      <w:pPr>
+        <w:rPr>
+          <w:rFonts w:ascii="Times New Roman" w:hAnsi="Times New Roman" w:cs="Times New Roman"/>
+          <w:sz w:val="24"/>
+          <w:szCs w:val="24"/>
+          <w:lang w:val="en-SE"/>
+        </w:rPr>
+      </w:pPr>
+      <w:r>
+        <w:rPr>
+          <w:rFonts w:ascii="Times New Roman" w:hAnsi="Times New Roman" w:cs="Times New Roman"/>
+          <w:sz w:val="24"/>
+          <w:szCs w:val="24"/>
+          <w:lang w:val="en-SE"/>
+        </w:rPr>
+        <w:t>The surviving combatant is declared the winner.</w:t>
+      </w:r>
+    </w:p>
+    <w:p>
+      <w:pPr>
+        <w:rPr>
+          <w:rFonts w:ascii="Times New Roman" w:hAnsi="Times New Roman" w:cs="Times New Roman"/>
+          <w:sz w:val="24"/>
+          <w:szCs w:val="24"/>
+          <w:lang w:val="en-SE"/>
+        </w:rPr>
+      </w:pPr>
+      <w:r>
+        <w:rPr>
+          <w:rFonts w:ascii="Times New Roman" w:hAnsi="Times New Roman" w:cs="Times New Roman"/>
+          <w:sz w:val="24"/>
+          <w:szCs w:val="24"/>
+          <w:lang w:val="en-SE"/>
+        </w:rPr>
+        <w:pict w14:anchorId="15E31E6F">
+          <v:rect id="_x0000_i1128" style="width:0;height:1.5pt" o:hralign="center" o:hrstd="t" o:hr="t" fillcolor="#a0a0a0" stroked="f"/>
+        </w:pict>
+      </w:r>
+    </w:p>
+    <w:p>
+      <w:pPr>
+        <w:rPr>
+          <w:rFonts w:ascii="Times New Roman" w:hAnsi="Times New Roman" w:cs="Times New Roman"/>
+          <w:b/>
+          <w:bCs/>
+          <w:sz w:val="24"/>
+          <w:szCs w:val="24"/>
+          <w:lang w:val="en-SE"/>
+        </w:rPr>
+      </w:pPr>
+      <w:r>
+        <w:rPr>
+          <w:rFonts w:ascii="Times New Roman" w:hAnsi="Times New Roman" w:cs="Times New Roman"/>
+          <w:b/>
+          <w:bCs/>
+          <w:sz w:val="24"/>
+          <w:szCs w:val="24"/>
+          <w:lang w:val="en-SE"/>
+        </w:rPr>
+        <w:t>Dice System</w:t>
+      </w:r>
+    </w:p>
+    <w:p>
+      <w:pPr>
+        <w:rPr>
+          <w:rFonts w:ascii="Times New Roman" w:hAnsi="Times New Roman" w:cs="Times New Roman"/>
+          <w:sz w:val="24"/>
+          <w:szCs w:val="24"/>
+          <w:lang w:val="en-SE"/>
+        </w:rPr>
+      </w:pPr>
+      <w:r>
+        <w:rPr>
+          <w:rFonts w:ascii="Times New Roman" w:hAnsi="Times New Roman" w:cs="Times New Roman"/>
+          <w:sz w:val="24"/>
+          <w:szCs w:val="24"/>
+          <w:lang w:val="en-SE"/>
+        </w:rPr>
+        <w:t>Steel &amp; Blood uses a six-sided dice system to introduce randomness into combat.</w:t>
+      </w:r>
+    </w:p>
+    <w:p>
+      <w:pPr>
+        <w:rPr>
+          <w:rFonts w:ascii="Times New Roman" w:hAnsi="Times New Roman" w:cs="Times New Roman"/>
+          <w:sz w:val="24"/>
+          <w:szCs w:val="24"/>
+          <w:lang w:val="en-SE"/>
+        </w:rPr>
+      </w:pPr>
+      <w:r>
+        <w:rPr>
+          <w:rFonts w:ascii="Times New Roman" w:hAnsi="Times New Roman" w:cs="Times New Roman"/>
+          <w:sz w:val="24"/>
+          <w:szCs w:val="24"/>
+          <w:lang w:val="en-SE"/>
+        </w:rPr>
+        <w:t>At the start of each attack, a six-sided di</w:t>
+      </w:r>
+      <w:r>
+        <w:rPr>
+          <w:rFonts w:ascii="Times New Roman" w:hAnsi="Times New Roman" w:cs="Times New Roman"/>
+          <w:sz w:val="24"/>
+          <w:szCs w:val="24"/>
+          <w:lang w:val="en-SE"/>
+        </w:rPr>
+        <w:t>c</w:t>
+      </w:r>
+      <w:r>
+        <w:rPr>
+          <w:rFonts w:ascii="Times New Roman" w:hAnsi="Times New Roman" w:cs="Times New Roman"/>
+          <w:sz w:val="24"/>
+          <w:szCs w:val="24"/>
+          <w:lang w:val="en-SE"/>
+        </w:rPr>
+        <w:t>e is rolled. The result increases the attacker's damage output.</w:t>
+      </w:r>
+    </w:p>
+    <w:p>
+      <w:pPr>
+        <w:rPr>
+          <w:rFonts w:ascii="Times New Roman" w:hAnsi="Times New Roman" w:cs="Times New Roman"/>
+          <w:sz w:val="24"/>
+          <w:szCs w:val="24"/>
+          <w:lang w:val="en-SE"/>
+        </w:rPr>
+      </w:pPr>
+      <w:r>
+        <w:rPr>
+          <w:rFonts w:ascii="Times New Roman" w:hAnsi="Times New Roman" w:cs="Times New Roman"/>
+          <w:sz w:val="24"/>
+          <w:szCs w:val="24"/>
+          <w:lang w:val="en-SE"/>
+        </w:rPr>
+        <w:t>The dice system provides the following bonuses:</w:t>
+      </w:r>
+    </w:p>
+    <w:p>
+      <w:pPr>
+        <w:numPr>
+          <w:ilvl w:val="0"/>
+          <w:numId w:val="26"/>
+        </w:numPr>
+        <w:rPr>
+          <w:rFonts w:ascii="Times New Roman" w:hAnsi="Times New Roman" w:cs="Times New Roman"/>
+          <w:sz w:val="24"/>
+          <w:szCs w:val="24"/>
+          <w:lang w:val="en-SE"/>
+        </w:rPr>
+      </w:pPr>
+      <w:r>
+        <w:rPr>
+          <w:rFonts w:ascii="Times New Roman" w:hAnsi="Times New Roman" w:cs="Times New Roman"/>
+          <w:sz w:val="24"/>
+          <w:szCs w:val="24"/>
+          <w:lang w:val="en-SE"/>
+        </w:rPr>
+        <w:t>Roll 1 = Normal Damage</w:t>
+      </w:r>
+    </w:p>
+    <w:p>
+      <w:pPr>
+        <w:numPr>
+          <w:ilvl w:val="0"/>
+          <w:numId w:val="26"/>
+        </w:numPr>
+        <w:rPr>
+          <w:rFonts w:ascii="Times New Roman" w:hAnsi="Times New Roman" w:cs="Times New Roman"/>
+          <w:sz w:val="24"/>
+          <w:szCs w:val="24"/>
+          <w:lang w:val="en-SE"/>
+        </w:rPr>
+      </w:pPr>
+      <w:r>
+        <w:rPr>
+          <w:rFonts w:ascii="Times New Roman" w:hAnsi="Times New Roman" w:cs="Times New Roman"/>
+          <w:sz w:val="24"/>
+          <w:szCs w:val="24"/>
+          <w:lang w:val="en-SE"/>
+        </w:rPr>
+        <w:t>Roll 2 = +5% Damage</w:t>
+      </w:r>
+    </w:p>
+    <w:p>
+      <w:pPr>
+        <w:numPr>
+          <w:ilvl w:val="0"/>
+          <w:numId w:val="26"/>
+        </w:numPr>
+        <w:rPr>
+          <w:rFonts w:ascii="Times New Roman" w:hAnsi="Times New Roman" w:cs="Times New Roman"/>
+          <w:sz w:val="24"/>
+          <w:szCs w:val="24"/>
+          <w:lang w:val="en-SE"/>
+        </w:rPr>
+      </w:pPr>
+      <w:r>
+        <w:rPr>
+          <w:rFonts w:ascii="Times New Roman" w:hAnsi="Times New Roman" w:cs="Times New Roman"/>
+          <w:sz w:val="24"/>
+          <w:szCs w:val="24"/>
+          <w:lang w:val="en-SE"/>
+        </w:rPr>
+        <w:t>Roll 3 = +10% Damage</w:t>
+      </w:r>
+    </w:p>
+    <w:p>
+      <w:pPr>
+        <w:numPr>
+          <w:ilvl w:val="0"/>
+          <w:numId w:val="26"/>
+        </w:numPr>
+        <w:rPr>
+          <w:rFonts w:ascii="Times New Roman" w:hAnsi="Times New Roman" w:cs="Times New Roman"/>
+          <w:sz w:val="24"/>
+          <w:szCs w:val="24"/>
+          <w:lang w:val="en-SE"/>
+        </w:rPr>
+      </w:pPr>
+      <w:r>
+        <w:rPr>
+          <w:rFonts w:ascii="Times New Roman" w:hAnsi="Times New Roman" w:cs="Times New Roman"/>
+          <w:sz w:val="24"/>
+          <w:szCs w:val="24"/>
+          <w:lang w:val="en-SE"/>
+        </w:rPr>
+        <w:t>Roll 4 = +15% Damage</w:t>
+      </w:r>
+    </w:p>
+    <w:p>
+      <w:pPr>
+        <w:numPr>
+          <w:ilvl w:val="0"/>
+          <w:numId w:val="26"/>
+        </w:numPr>
+        <w:rPr>
+          <w:rFonts w:ascii="Times New Roman" w:hAnsi="Times New Roman" w:cs="Times New Roman"/>
+          <w:sz w:val="24"/>
+          <w:szCs w:val="24"/>
+          <w:lang w:val="en-SE"/>
+        </w:rPr>
+      </w:pPr>
+      <w:r>
+        <w:rPr>
+          <w:rFonts w:ascii="Times New Roman" w:hAnsi="Times New Roman" w:cs="Times New Roman"/>
+          <w:sz w:val="24"/>
+          <w:szCs w:val="24"/>
+          <w:lang w:val="en-SE"/>
+        </w:rPr>
+        <w:t>Roll 5 = +20% Damage</w:t>
+      </w:r>
+    </w:p>
+    <w:p>
+      <w:pPr>
+        <w:numPr>
+          <w:ilvl w:val="0"/>
+          <w:numId w:val="26"/>
+        </w:numPr>
+        <w:rPr>
+          <w:rFonts w:ascii="Times New Roman" w:hAnsi="Times New Roman" w:cs="Times New Roman"/>
+          <w:sz w:val="24"/>
+          <w:szCs w:val="24"/>
+          <w:lang w:val="en-SE"/>
+        </w:rPr>
+      </w:pPr>
+      <w:r>
+        <w:rPr>
+          <w:rFonts w:ascii="Times New Roman" w:hAnsi="Times New Roman" w:cs="Times New Roman"/>
+          <w:sz w:val="24"/>
+          <w:szCs w:val="24"/>
+          <w:lang w:val="en-SE"/>
+        </w:rPr>
+        <w:t>Roll 6 = +25% Damage</w:t>
+      </w:r>
+    </w:p>
+    <w:p>
+      <w:pPr>
+        <w:rPr>
+          <w:rFonts w:ascii="Times New Roman" w:hAnsi="Times New Roman" w:cs="Times New Roman"/>
+          <w:sz w:val="24"/>
+          <w:szCs w:val="24"/>
+          <w:lang w:val="en-SE"/>
+        </w:rPr>
+      </w:pPr>
+      <w:r>
+        <w:rPr>
+          <w:rFonts w:ascii="Times New Roman" w:hAnsi="Times New Roman" w:cs="Times New Roman"/>
+          <w:sz w:val="24"/>
+          <w:szCs w:val="24"/>
+          <w:lang w:val="en-SE"/>
+        </w:rPr>
+        <w:t>This system ensures that combat outcomes are not completely deterministic while still rewarding strong character builds and equipment choices.</w:t>
+      </w:r>
+    </w:p>
+    <w:p>
+      <w:pPr>
+        <w:rPr>
+          <w:rFonts w:ascii="Times New Roman" w:hAnsi="Times New Roman" w:cs="Times New Roman"/>
+          <w:sz w:val="24"/>
+          <w:szCs w:val="24"/>
+          <w:lang w:val="en-SE"/>
+        </w:rPr>
+      </w:pPr>
+      <w:r>
+        <w:rPr>
+          <w:rFonts w:ascii="Times New Roman" w:hAnsi="Times New Roman" w:cs="Times New Roman"/>
+          <w:sz w:val="24"/>
+          <w:szCs w:val="24"/>
+          <w:lang w:val="en-SE"/>
+        </w:rPr>
+        <w:pict w14:anchorId="45134C6F">
+          <v:rect id="_x0000_i1129" style="width:0;height:1.5pt" o:hralign="center" o:hrstd="t" o:hr="t" fillcolor="#a0a0a0" stroked="f"/>
+        </w:pict>
+      </w:r>
+    </w:p>
+    <w:p>
+      <w:pPr>
+        <w:rPr>
+          <w:rFonts w:ascii="Times New Roman" w:hAnsi="Times New Roman" w:cs="Times New Roman"/>
+          <w:b/>
+          <w:bCs/>
+          <w:sz w:val="24"/>
+          <w:szCs w:val="24"/>
+          <w:lang w:val="en-SE"/>
+        </w:rPr>
+      </w:pPr>
+      <w:r>
+        <w:rPr>
+          <w:rFonts w:ascii="Times New Roman" w:hAnsi="Times New Roman" w:cs="Times New Roman"/>
+          <w:b/>
+          <w:bCs/>
+          <w:sz w:val="24"/>
+          <w:szCs w:val="24"/>
+          <w:lang w:val="en-SE"/>
+        </w:rPr>
+        <w:t>Combat Flow</w:t>
+      </w:r>
+    </w:p>
+    <w:p>
+      <w:pPr>
+        <w:numPr>
+          <w:ilvl w:val="0"/>
+          <w:numId w:val="27"/>
+        </w:numPr>
+        <w:rPr>
+          <w:rFonts w:ascii="Times New Roman" w:hAnsi="Times New Roman" w:cs="Times New Roman"/>
+          <w:sz w:val="24"/>
+          <w:szCs w:val="24"/>
+          <w:lang w:val="en-SE"/>
+        </w:rPr>
+      </w:pPr>
+      <w:r>
+        <w:rPr>
+          <w:rFonts w:ascii="Times New Roman" w:hAnsi="Times New Roman" w:cs="Times New Roman"/>
+          <w:sz w:val="24"/>
+          <w:szCs w:val="24"/>
+          <w:lang w:val="en-SE"/>
+        </w:rPr>
+        <w:t>Start Game</w:t>
+      </w:r>
+    </w:p>
+    <w:p>
+      <w:pPr>
+        <w:numPr>
+          <w:ilvl w:val="0"/>
+          <w:numId w:val="27"/>
+        </w:numPr>
+        <w:rPr>
+          <w:rFonts w:ascii="Times New Roman" w:hAnsi="Times New Roman" w:cs="Times New Roman"/>
+          <w:sz w:val="24"/>
+          <w:szCs w:val="24"/>
+          <w:lang w:val="en-SE"/>
+        </w:rPr>
+      </w:pPr>
+      <w:r>
+        <w:rPr>
+          <w:rFonts w:ascii="Times New Roman" w:hAnsi="Times New Roman" w:cs="Times New Roman"/>
+          <w:sz w:val="24"/>
+          <w:szCs w:val="24"/>
+          <w:lang w:val="en-SE"/>
+        </w:rPr>
+        <w:t>Choose Character Class</w:t>
+      </w:r>
+    </w:p>
+    <w:p>
+      <w:pPr>
+        <w:numPr>
+          <w:ilvl w:val="0"/>
+          <w:numId w:val="27"/>
+        </w:numPr>
+        <w:rPr>
+          <w:rFonts w:ascii="Times New Roman" w:hAnsi="Times New Roman" w:cs="Times New Roman"/>
+          <w:sz w:val="24"/>
+          <w:szCs w:val="24"/>
+          <w:lang w:val="en-SE"/>
+        </w:rPr>
+      </w:pPr>
+      <w:r>
+        <w:rPr>
+          <w:rFonts w:ascii="Times New Roman" w:hAnsi="Times New Roman" w:cs="Times New Roman"/>
+          <w:sz w:val="24"/>
+          <w:szCs w:val="24"/>
+          <w:lang w:val="en-SE"/>
+        </w:rPr>
+        <w:t>View Character Summary</w:t>
+      </w:r>
+    </w:p>
+    <w:p>
+      <w:pPr>
+        <w:numPr>
+          <w:ilvl w:val="0"/>
+          <w:numId w:val="27"/>
+        </w:numPr>
+        <w:rPr>
+          <w:rFonts w:ascii="Times New Roman" w:hAnsi="Times New Roman" w:cs="Times New Roman"/>
+          <w:sz w:val="24"/>
+          <w:szCs w:val="24"/>
+          <w:lang w:val="en-SE"/>
+        </w:rPr>
+      </w:pPr>
+      <w:r>
+        <w:rPr>
+          <w:rFonts w:ascii="Times New Roman" w:hAnsi="Times New Roman" w:cs="Times New Roman"/>
+          <w:sz w:val="24"/>
+          <w:szCs w:val="24"/>
+          <w:lang w:val="en-SE"/>
+        </w:rPr>
+        <w:t>Choose Enemy Opponent</w:t>
+      </w:r>
+    </w:p>
+    <w:p>
+      <w:pPr>
+        <w:numPr>
+          <w:ilvl w:val="0"/>
+          <w:numId w:val="27"/>
+        </w:numPr>
+        <w:rPr>
+          <w:rFonts w:ascii="Times New Roman" w:hAnsi="Times New Roman" w:cs="Times New Roman"/>
+          <w:sz w:val="24"/>
+          <w:szCs w:val="24"/>
+          <w:lang w:val="en-SE"/>
+        </w:rPr>
+      </w:pPr>
+      <w:r>
+        <w:rPr>
+          <w:rFonts w:ascii="Times New Roman" w:hAnsi="Times New Roman" w:cs="Times New Roman"/>
+          <w:sz w:val="24"/>
+          <w:szCs w:val="24"/>
+          <w:lang w:val="en-SE"/>
+        </w:rPr>
+        <w:t>View Enemy Summary</w:t>
+      </w:r>
+    </w:p>
+    <w:p>
+      <w:pPr>
+        <w:numPr>
+          <w:ilvl w:val="0"/>
+          <w:numId w:val="27"/>
+        </w:numPr>
+        <w:rPr>
+          <w:rFonts w:ascii="Times New Roman" w:hAnsi="Times New Roman" w:cs="Times New Roman"/>
+          <w:sz w:val="24"/>
+          <w:szCs w:val="24"/>
+          <w:lang w:val="en-SE"/>
+        </w:rPr>
+      </w:pPr>
+      <w:r>
+        <w:rPr>
+          <w:rFonts w:ascii="Times New Roman" w:hAnsi="Times New Roman" w:cs="Times New Roman"/>
+          <w:sz w:val="24"/>
+          <w:szCs w:val="24"/>
+          <w:lang w:val="en-SE"/>
+        </w:rPr>
+        <w:t>Combat Begins</w:t>
+      </w:r>
+    </w:p>
+    <w:p>
+      <w:pPr>
+        <w:numPr>
+          <w:ilvl w:val="0"/>
+          <w:numId w:val="27"/>
+        </w:numPr>
+        <w:rPr>
+          <w:rFonts w:ascii="Times New Roman" w:hAnsi="Times New Roman" w:cs="Times New Roman"/>
+          <w:sz w:val="24"/>
+          <w:szCs w:val="24"/>
+          <w:lang w:val="en-SE"/>
+        </w:rPr>
+      </w:pPr>
+      <w:r>
+        <w:rPr>
+          <w:rFonts w:ascii="Times New Roman" w:hAnsi="Times New Roman" w:cs="Times New Roman"/>
+          <w:sz w:val="24"/>
+          <w:szCs w:val="24"/>
+          <w:lang w:val="en-SE"/>
+        </w:rPr>
+        <w:t>Player Rolls Dice</w:t>
+      </w:r>
+    </w:p>
+    <w:p>
+      <w:pPr>
+        <w:numPr>
+          <w:ilvl w:val="0"/>
+          <w:numId w:val="27"/>
+        </w:numPr>
+        <w:rPr>
+          <w:rFonts w:ascii="Times New Roman" w:hAnsi="Times New Roman" w:cs="Times New Roman"/>
+          <w:sz w:val="24"/>
+          <w:szCs w:val="24"/>
+          <w:lang w:val="en-SE"/>
+        </w:rPr>
+      </w:pPr>
+      <w:r>
+        <w:rPr>
+          <w:rFonts w:ascii="Times New Roman" w:hAnsi="Times New Roman" w:cs="Times New Roman"/>
+          <w:sz w:val="24"/>
+          <w:szCs w:val="24"/>
+          <w:lang w:val="en-SE"/>
+        </w:rPr>
+        <w:t>Player Attacks</w:t>
+      </w:r>
+    </w:p>
+    <w:p>
+      <w:pPr>
+        <w:numPr>
+          <w:ilvl w:val="0"/>
+          <w:numId w:val="27"/>
+        </w:numPr>
+        <w:rPr>
+          <w:rFonts w:ascii="Times New Roman" w:hAnsi="Times New Roman" w:cs="Times New Roman"/>
+          <w:sz w:val="24"/>
+          <w:szCs w:val="24"/>
+          <w:lang w:val="en-SE"/>
+        </w:rPr>
+      </w:pPr>
+      <w:r>
+        <w:rPr>
+          <w:rFonts w:ascii="Times New Roman" w:hAnsi="Times New Roman" w:cs="Times New Roman"/>
+          <w:sz w:val="24"/>
+          <w:szCs w:val="24"/>
+          <w:lang w:val="en-SE"/>
+        </w:rPr>
+        <w:t>Enemy Health Is Updated</w:t>
+      </w:r>
+    </w:p>
+    <w:p>
+      <w:pPr>
+        <w:numPr>
+          <w:ilvl w:val="0"/>
+          <w:numId w:val="27"/>
+        </w:numPr>
+        <w:rPr>
+          <w:rFonts w:ascii="Times New Roman" w:hAnsi="Times New Roman" w:cs="Times New Roman"/>
+          <w:sz w:val="24"/>
+          <w:szCs w:val="24"/>
+          <w:lang w:val="en-SE"/>
+        </w:rPr>
+      </w:pPr>
+      <w:r>
+        <w:rPr>
+          <w:rFonts w:ascii="Times New Roman" w:hAnsi="Times New Roman" w:cs="Times New Roman"/>
+          <w:sz w:val="24"/>
+          <w:szCs w:val="24"/>
+          <w:lang w:val="en-SE"/>
+        </w:rPr>
+        <w:t>Enemy Alive Check</w:t>
+      </w:r>
+    </w:p>
+    <w:p>
+      <w:pPr>
+        <w:numPr>
+          <w:ilvl w:val="0"/>
+          <w:numId w:val="27"/>
+        </w:numPr>
+        <w:rPr>
+          <w:rFonts w:ascii="Times New Roman" w:hAnsi="Times New Roman" w:cs="Times New Roman"/>
+          <w:sz w:val="24"/>
+          <w:szCs w:val="24"/>
+          <w:lang w:val="en-SE"/>
+        </w:rPr>
+      </w:pPr>
+      <w:r>
+        <w:rPr>
+          <w:rFonts w:ascii="Times New Roman" w:hAnsi="Times New Roman" w:cs="Times New Roman"/>
+          <w:sz w:val="24"/>
+          <w:szCs w:val="24"/>
+          <w:lang w:val="en-SE"/>
+        </w:rPr>
+        <w:t>Enemy Rolls Dice</w:t>
+      </w:r>
+    </w:p>
+    <w:p>
+      <w:pPr>
+        <w:numPr>
+          <w:ilvl w:val="0"/>
+          <w:numId w:val="27"/>
+        </w:numPr>
+        <w:rPr>
+          <w:rFonts w:ascii="Times New Roman" w:hAnsi="Times New Roman" w:cs="Times New Roman"/>
+          <w:sz w:val="24"/>
+          <w:szCs w:val="24"/>
+          <w:lang w:val="en-SE"/>
+        </w:rPr>
+      </w:pPr>
+      <w:r>
+        <w:rPr>
+          <w:rFonts w:ascii="Times New Roman" w:hAnsi="Times New Roman" w:cs="Times New Roman"/>
+          <w:sz w:val="24"/>
+          <w:szCs w:val="24"/>
+          <w:lang w:val="en-SE"/>
+        </w:rPr>
+        <w:t>Enemy Attacks</w:t>
+      </w:r>
+    </w:p>
+    <w:p>
+      <w:pPr>
+        <w:numPr>
+          <w:ilvl w:val="0"/>
+          <w:numId w:val="27"/>
+        </w:numPr>
+        <w:rPr>
+          <w:rFonts w:ascii="Times New Roman" w:hAnsi="Times New Roman" w:cs="Times New Roman"/>
+          <w:sz w:val="24"/>
+          <w:szCs w:val="24"/>
+          <w:lang w:val="en-SE"/>
+        </w:rPr>
+      </w:pPr>
+      <w:r>
+        <w:rPr>
+          <w:rFonts w:ascii="Times New Roman" w:hAnsi="Times New Roman" w:cs="Times New Roman"/>
+          <w:sz w:val="24"/>
+          <w:szCs w:val="24"/>
+          <w:lang w:val="en-SE"/>
+        </w:rPr>
+        <w:t>Player Health Is Updated</w:t>
+      </w:r>
+    </w:p>
+    <w:p>
+      <w:pPr>
+        <w:numPr>
+          <w:ilvl w:val="0"/>
+          <w:numId w:val="27"/>
+        </w:numPr>
+        <w:rPr>
+          <w:rFonts w:ascii="Times New Roman" w:hAnsi="Times New Roman" w:cs="Times New Roman"/>
+          <w:sz w:val="24"/>
+          <w:szCs w:val="24"/>
+          <w:lang w:val="en-SE"/>
+        </w:rPr>
+      </w:pPr>
+      <w:r>
+        <w:rPr>
+          <w:rFonts w:ascii="Times New Roman" w:hAnsi="Times New Roman" w:cs="Times New Roman"/>
+          <w:sz w:val="24"/>
+          <w:szCs w:val="24"/>
+          <w:lang w:val="en-SE"/>
+        </w:rPr>
+        <w:t>Player Alive Check</w:t>
+      </w:r>
+    </w:p>
+    <w:p>
+      <w:pPr>
+        <w:numPr>
+          <w:ilvl w:val="0"/>
+          <w:numId w:val="27"/>
+        </w:numPr>
+        <w:rPr>
+          <w:rFonts w:ascii="Times New Roman" w:hAnsi="Times New Roman" w:cs="Times New Roman"/>
+          <w:sz w:val="24"/>
+          <w:szCs w:val="24"/>
+          <w:lang w:val="en-SE"/>
+        </w:rPr>
+      </w:pPr>
+      <w:r>
+        <w:rPr>
+          <w:rFonts w:ascii="Times New Roman" w:hAnsi="Times New Roman" w:cs="Times New Roman"/>
+          <w:sz w:val="24"/>
+          <w:szCs w:val="24"/>
+          <w:lang w:val="en-SE"/>
+        </w:rPr>
+        <w:t>Repeat Combat Rounds</w:t>
+      </w:r>
+    </w:p>
+    <w:p>
+      <w:pPr>
+        <w:numPr>
+          <w:ilvl w:val="0"/>
+          <w:numId w:val="27"/>
+        </w:numPr>
+        <w:rPr>
+          <w:rFonts w:ascii="Times New Roman" w:hAnsi="Times New Roman" w:cs="Times New Roman"/>
+          <w:sz w:val="24"/>
+          <w:szCs w:val="24"/>
+          <w:lang w:val="en-SE"/>
+        </w:rPr>
+      </w:pPr>
+      <w:r>
+        <w:rPr>
+          <w:rFonts w:ascii="Times New Roman" w:hAnsi="Times New Roman" w:cs="Times New Roman"/>
+          <w:sz w:val="24"/>
+          <w:szCs w:val="24"/>
+          <w:lang w:val="en-SE"/>
+        </w:rPr>
+        <w:t>Winner Declared</w:t>
+      </w:r>
+    </w:p>
+    <w:p>
+      <w:pPr>
+        <w:numPr>
+          <w:ilvl w:val="0"/>
+          <w:numId w:val="27"/>
+        </w:numPr>
+        <w:rPr>
+          <w:rFonts w:ascii="Times New Roman" w:hAnsi="Times New Roman" w:cs="Times New Roman"/>
+          <w:sz w:val="24"/>
+          <w:szCs w:val="24"/>
+          <w:lang w:val="en-SE"/>
+        </w:rPr>
+      </w:pPr>
+      <w:r>
+        <w:rPr>
+          <w:rFonts w:ascii="Times New Roman" w:hAnsi="Times New Roman" w:cs="Times New Roman"/>
+          <w:sz w:val="24"/>
+          <w:szCs w:val="24"/>
+          <w:lang w:val="en-SE"/>
+        </w:rPr>
+        <w:t>End Game</w:t>
+      </w:r>
+    </w:p>
+    <w:p>
+      <w:pPr>
+        <w:rPr>
+          <w:rFonts w:ascii="Times New Roman" w:hAnsi="Times New Roman" w:cs="Times New Roman"/>
+          <w:sz w:val="24"/>
+          <w:szCs w:val="24"/>
+          <w:lang w:val="en-SE"/>
+        </w:rPr>
+      </w:pPr>
+      <w:r>
+        <w:rPr>
+          <w:rFonts w:ascii="Times New Roman" w:hAnsi="Times New Roman" w:cs="Times New Roman"/>
+          <w:sz w:val="24"/>
+          <w:szCs w:val="24"/>
+          <w:lang w:val="en-SE"/>
+        </w:rPr>
+        <w:t>This flow represents the complete gameplay loop currently implemented in Version 1 of Steel &amp; Blood.</w:t>
       </w:r>
     </w:p>
     <w:p>
@@ -2222,6 +3589,304 @@
 <file path=word/numbering.xml><?xml version="1.0" encoding="utf-8"?>
 <w:numbering xmlns:wpc="http://schemas.microsoft.com/office/word/2010/wordprocessingCanvas" xmlns:cx="http://schemas.microsoft.com/office/drawing/2014/chartex" xmlns:cx1="http://schemas.microsoft.com/office/drawing/2015/9/8/chartex" xmlns:cx2="http://schemas.microsoft.com/office/drawing/2015/10/21/chartex" xmlns:cx3="http://schemas.microsoft.com/office/drawing/2016/5/9/chartex" xmlns:cx4="http://schemas.microsoft.com/office/drawing/2016/5/10/chartex" xmlns:cx5="http://schemas.microsoft.com/office/drawing/2016/5/11/chartex" xmlns:cx6="http://schemas.microsoft.com/office/drawing/2016/5/12/chartex" xmlns:cx7="http://schemas.microsoft.com/office/drawing/2016/5/13/chartex" xmlns:cx8="http://schemas.microsoft.com/office/drawing/2016/5/14/chartex" xmlns:mc="http://schemas.openxmlformats.org/markup-compatibility/2006" xmlns:aink="http://schemas.microsoft.com/office/drawing/2016/ink" xmlns:am3d="http://schemas.microsoft.com/office/drawing/2017/model3d" xmlns:o="urn:schemas-microsoft-com:office:office" xmlns:oel="http://schemas.microsoft.com/office/2019/extlst" xmlns:r="http://schemas.openxmlformats.org/officeDocument/2006/relationships" xmlns:m="http://schemas.openxmlformats.org/officeDocument/2006/math" xmlns:v="urn:schemas-microsoft-com:vml" xmlns:wp14="http://schemas.microsoft.com/office/word/2010/wordprocessingDrawing" xmlns:wp="http://schemas.openxmlformats.org/drawingml/2006/wordprocessingDrawing" xmlns:w10="urn:schemas-microsoft-com:office:word" xmlns:w="http://schemas.openxmlformats.org/wordprocessingml/2006/main" xmlns:w14="http://schemas.microsoft.com/office/word/2010/wordml" xmlns:w15="http://schemas.microsoft.com/office/word/2012/wordml" xmlns:w16cex="http://schemas.microsoft.com/office/word/2018/wordml/cex" xmlns:w16cid="http://schemas.microsoft.com/office/word/2016/wordml/cid" xmlns:w16="http://schemas.microsoft.com/office/word/2018/wordml" xmlns:w16du="http://schemas.microsoft.com/office/word/2023/wordml/word16du" xmlns:w16sdtdh="http://schemas.microsoft.com/office/word/2020/wordml/sdtdatahash" xmlns:w16sdtfl="http://schemas.microsoft.com/office/word/2024/wordml/sdtformatlock" xmlns:w16se="http://schemas.microsoft.com/office/word/2015/wordml/symex" xmlns:wpg="http://schemas.microsoft.com/office/word/2010/wordprocessingGroup" xmlns:wpi="http://schemas.microsoft.com/office/word/2010/wordprocessingInk" xmlns:wne="http://schemas.microsoft.com/office/word/2006/wordml" xmlns:wps="http://schemas.microsoft.com/office/word/2010/wordprocessingShape" mc:Ignorable="w14 w15 w16se w16cid w16 w16cex w16sdtdh w16sdtfl w16du wp14">
   <w:abstractNum w:abstractNumId="0" w15:restartNumberingAfterBreak="0">
+    <w:nsid w:val="033E055E"/>
+    <w:multiLevelType w:val="multilevel"/>
+    <w:tmpl w:val="38687874"/>
+    <w:lvl w:ilvl="0">
+      <w:start w:val="1"/>
+      <w:numFmt w:val="bullet"/>
+      <w:lvlText w:val=""/>
+      <w:lvlJc w:val="left"/>
+      <w:pPr>
+        <w:tabs>
+          <w:tab w:val="num" w:pos="720"/>
+        </w:tabs>
+        <w:ind w:left="720" w:hanging="360"/>
+      </w:pPr>
+      <w:rPr>
+        <w:rFonts w:ascii="Symbol" w:hAnsi="Symbol" w:hint="default"/>
+        <w:sz w:val="20"/>
+      </w:rPr>
+    </w:lvl>
+    <w:lvl w:ilvl="1" w:tentative="1">
+      <w:start w:val="1"/>
+      <w:numFmt w:val="bullet"/>
+      <w:lvlText w:val="o"/>
+      <w:lvlJc w:val="left"/>
+      <w:pPr>
+        <w:tabs>
+          <w:tab w:val="num" w:pos="1440"/>
+        </w:tabs>
+        <w:ind w:left="1440" w:hanging="360"/>
+      </w:pPr>
+      <w:rPr>
+        <w:rFonts w:ascii="Courier New" w:hAnsi="Courier New" w:hint="default"/>
+        <w:sz w:val="20"/>
+      </w:rPr>
+    </w:lvl>
+    <w:lvl w:ilvl="2" w:tentative="1">
+      <w:start w:val="1"/>
+      <w:numFmt w:val="bullet"/>
+      <w:lvlText w:val=""/>
+      <w:lvlJc w:val="left"/>
+      <w:pPr>
+        <w:tabs>
+          <w:tab w:val="num" w:pos="2160"/>
+        </w:tabs>
+        <w:ind w:left="2160" w:hanging="360"/>
+      </w:pPr>
+      <w:rPr>
+        <w:rFonts w:ascii="Wingdings" w:hAnsi="Wingdings" w:hint="default"/>
+        <w:sz w:val="20"/>
+      </w:rPr>
+    </w:lvl>
+    <w:lvl w:ilvl="3" w:tentative="1">
+      <w:start w:val="1"/>
+      <w:numFmt w:val="bullet"/>
+      <w:lvlText w:val=""/>
+      <w:lvlJc w:val="left"/>
+      <w:pPr>
+        <w:tabs>
+          <w:tab w:val="num" w:pos="2880"/>
+        </w:tabs>
+        <w:ind w:left="2880" w:hanging="360"/>
+      </w:pPr>
+      <w:rPr>
+        <w:rFonts w:ascii="Wingdings" w:hAnsi="Wingdings" w:hint="default"/>
+        <w:sz w:val="20"/>
+      </w:rPr>
+    </w:lvl>
+    <w:lvl w:ilvl="4" w:tentative="1">
+      <w:start w:val="1"/>
+      <w:numFmt w:val="bullet"/>
+      <w:lvlText w:val=""/>
+      <w:lvlJc w:val="left"/>
+      <w:pPr>
+        <w:tabs>
+          <w:tab w:val="num" w:pos="3600"/>
+        </w:tabs>
+        <w:ind w:left="3600" w:hanging="360"/>
+      </w:pPr>
+      <w:rPr>
+        <w:rFonts w:ascii="Wingdings" w:hAnsi="Wingdings" w:hint="default"/>
+        <w:sz w:val="20"/>
+      </w:rPr>
+    </w:lvl>
+    <w:lvl w:ilvl="5" w:tentative="1">
+      <w:start w:val="1"/>
+      <w:numFmt w:val="bullet"/>
+      <w:lvlText w:val=""/>
+      <w:lvlJc w:val="left"/>
+      <w:pPr>
+        <w:tabs>
+          <w:tab w:val="num" w:pos="4320"/>
+        </w:tabs>
+        <w:ind w:left="4320" w:hanging="360"/>
+      </w:pPr>
+      <w:rPr>
+        <w:rFonts w:ascii="Wingdings" w:hAnsi="Wingdings" w:hint="default"/>
+        <w:sz w:val="20"/>
+      </w:rPr>
+    </w:lvl>
+    <w:lvl w:ilvl="6" w:tentative="1">
+      <w:start w:val="1"/>
+      <w:numFmt w:val="bullet"/>
+      <w:lvlText w:val=""/>
+      <w:lvlJc w:val="left"/>
+      <w:pPr>
+        <w:tabs>
+          <w:tab w:val="num" w:pos="5040"/>
+        </w:tabs>
+        <w:ind w:left="5040" w:hanging="360"/>
+      </w:pPr>
+      <w:rPr>
+        <w:rFonts w:ascii="Wingdings" w:hAnsi="Wingdings" w:hint="default"/>
+        <w:sz w:val="20"/>
+      </w:rPr>
+    </w:lvl>
+    <w:lvl w:ilvl="7" w:tentative="1">
+      <w:start w:val="1"/>
+      <w:numFmt w:val="bullet"/>
+      <w:lvlText w:val=""/>
+      <w:lvlJc w:val="left"/>
+      <w:pPr>
+        <w:tabs>
+          <w:tab w:val="num" w:pos="5760"/>
+        </w:tabs>
+        <w:ind w:left="5760" w:hanging="360"/>
+      </w:pPr>
+      <w:rPr>
+        <w:rFonts w:ascii="Wingdings" w:hAnsi="Wingdings" w:hint="default"/>
+        <w:sz w:val="20"/>
+      </w:rPr>
+    </w:lvl>
+    <w:lvl w:ilvl="8" w:tentative="1">
+      <w:start w:val="1"/>
+      <w:numFmt w:val="bullet"/>
+      <w:lvlText w:val=""/>
+      <w:lvlJc w:val="left"/>
+      <w:pPr>
+        <w:tabs>
+          <w:tab w:val="num" w:pos="6480"/>
+        </w:tabs>
+        <w:ind w:left="6480" w:hanging="360"/>
+      </w:pPr>
+      <w:rPr>
+        <w:rFonts w:ascii="Wingdings" w:hAnsi="Wingdings" w:hint="default"/>
+        <w:sz w:val="20"/>
+      </w:rPr>
+    </w:lvl>
+  </w:abstractNum>
+  <w:abstractNum w:abstractNumId="1" w15:restartNumberingAfterBreak="0">
+    <w:nsid w:val="06470A3A"/>
+    <w:multiLevelType w:val="multilevel"/>
+    <w:tmpl w:val="2C7883B6"/>
+    <w:lvl w:ilvl="0">
+      <w:start w:val="1"/>
+      <w:numFmt w:val="bullet"/>
+      <w:lvlText w:val=""/>
+      <w:lvlJc w:val="left"/>
+      <w:pPr>
+        <w:tabs>
+          <w:tab w:val="num" w:pos="720"/>
+        </w:tabs>
+        <w:ind w:left="720" w:hanging="360"/>
+      </w:pPr>
+      <w:rPr>
+        <w:rFonts w:ascii="Symbol" w:hAnsi="Symbol" w:hint="default"/>
+        <w:sz w:val="20"/>
+      </w:rPr>
+    </w:lvl>
+    <w:lvl w:ilvl="1" w:tentative="1">
+      <w:start w:val="1"/>
+      <w:numFmt w:val="bullet"/>
+      <w:lvlText w:val="o"/>
+      <w:lvlJc w:val="left"/>
+      <w:pPr>
+        <w:tabs>
+          <w:tab w:val="num" w:pos="1440"/>
+        </w:tabs>
+        <w:ind w:left="1440" w:hanging="360"/>
+      </w:pPr>
+      <w:rPr>
+        <w:rFonts w:ascii="Courier New" w:hAnsi="Courier New" w:hint="default"/>
+        <w:sz w:val="20"/>
+      </w:rPr>
+    </w:lvl>
+    <w:lvl w:ilvl="2" w:tentative="1">
+      <w:start w:val="1"/>
+      <w:numFmt w:val="bullet"/>
+      <w:lvlText w:val=""/>
+      <w:lvlJc w:val="left"/>
+      <w:pPr>
+        <w:tabs>
+          <w:tab w:val="num" w:pos="2160"/>
+        </w:tabs>
+        <w:ind w:left="2160" w:hanging="360"/>
+      </w:pPr>
+      <w:rPr>
+        <w:rFonts w:ascii="Wingdings" w:hAnsi="Wingdings" w:hint="default"/>
+        <w:sz w:val="20"/>
+      </w:rPr>
+    </w:lvl>
+    <w:lvl w:ilvl="3" w:tentative="1">
+      <w:start w:val="1"/>
+      <w:numFmt w:val="bullet"/>
+      <w:lvlText w:val=""/>
+      <w:lvlJc w:val="left"/>
+      <w:pPr>
+        <w:tabs>
+          <w:tab w:val="num" w:pos="2880"/>
+        </w:tabs>
+        <w:ind w:left="2880" w:hanging="360"/>
+      </w:pPr>
+      <w:rPr>
+        <w:rFonts w:ascii="Wingdings" w:hAnsi="Wingdings" w:hint="default"/>
+        <w:sz w:val="20"/>
+      </w:rPr>
+    </w:lvl>
+    <w:lvl w:ilvl="4" w:tentative="1">
+      <w:start w:val="1"/>
+      <w:numFmt w:val="bullet"/>
+      <w:lvlText w:val=""/>
+      <w:lvlJc w:val="left"/>
+      <w:pPr>
+        <w:tabs>
+          <w:tab w:val="num" w:pos="3600"/>
+        </w:tabs>
+        <w:ind w:left="3600" w:hanging="360"/>
+      </w:pPr>
+      <w:rPr>
+        <w:rFonts w:ascii="Wingdings" w:hAnsi="Wingdings" w:hint="default"/>
+        <w:sz w:val="20"/>
+      </w:rPr>
+    </w:lvl>
+    <w:lvl w:ilvl="5" w:tentative="1">
+      <w:start w:val="1"/>
+      <w:numFmt w:val="bullet"/>
+      <w:lvlText w:val=""/>
+      <w:lvlJc w:val="left"/>
+      <w:pPr>
+        <w:tabs>
+          <w:tab w:val="num" w:pos="4320"/>
+        </w:tabs>
+        <w:ind w:left="4320" w:hanging="360"/>
+      </w:pPr>
+      <w:rPr>
+        <w:rFonts w:ascii="Wingdings" w:hAnsi="Wingdings" w:hint="default"/>
+        <w:sz w:val="20"/>
+      </w:rPr>
+    </w:lvl>
+    <w:lvl w:ilvl="6" w:tentative="1">
+      <w:start w:val="1"/>
+      <w:numFmt w:val="bullet"/>
+      <w:lvlText w:val=""/>
+      <w:lvlJc w:val="left"/>
+      <w:pPr>
+        <w:tabs>
+          <w:tab w:val="num" w:pos="5040"/>
+        </w:tabs>
+        <w:ind w:left="5040" w:hanging="360"/>
+      </w:pPr>
+      <w:rPr>
+        <w:rFonts w:ascii="Wingdings" w:hAnsi="Wingdings" w:hint="default"/>
+        <w:sz w:val="20"/>
+      </w:rPr>
+    </w:lvl>
+    <w:lvl w:ilvl="7" w:tentative="1">
+      <w:start w:val="1"/>
+      <w:numFmt w:val="bullet"/>
+      <w:lvlText w:val=""/>
+      <w:lvlJc w:val="left"/>
+      <w:pPr>
+        <w:tabs>
+          <w:tab w:val="num" w:pos="5760"/>
+        </w:tabs>
+        <w:ind w:left="5760" w:hanging="360"/>
+      </w:pPr>
+      <w:rPr>
+        <w:rFonts w:ascii="Wingdings" w:hAnsi="Wingdings" w:hint="default"/>
+        <w:sz w:val="20"/>
+      </w:rPr>
+    </w:lvl>
+    <w:lvl w:ilvl="8" w:tentative="1">
+      <w:start w:val="1"/>
+      <w:numFmt w:val="bullet"/>
+      <w:lvlText w:val=""/>
+      <w:lvlJc w:val="left"/>
+      <w:pPr>
+        <w:tabs>
+          <w:tab w:val="num" w:pos="6480"/>
+        </w:tabs>
+        <w:ind w:left="6480" w:hanging="360"/>
+      </w:pPr>
+      <w:rPr>
+        <w:rFonts w:ascii="Wingdings" w:hAnsi="Wingdings" w:hint="default"/>
+        <w:sz w:val="20"/>
+      </w:rPr>
+    </w:lvl>
+  </w:abstractNum>
+  <w:abstractNum w:abstractNumId="2" w15:restartNumberingAfterBreak="0">
     <w:nsid w:val="0DC02FA7"/>
     <w:multiLevelType w:val="multilevel"/>
     <w:tmpl w:val="D02804A4"/>
@@ -2370,7 +4035,156 @@
       </w:rPr>
     </w:lvl>
   </w:abstractNum>
-  <w:abstractNum w:abstractNumId="1" w15:restartNumberingAfterBreak="0">
+  <w:abstractNum w:abstractNumId="3" w15:restartNumberingAfterBreak="0">
+    <w:nsid w:val="10F24D04"/>
+    <w:multiLevelType w:val="multilevel"/>
+    <w:tmpl w:val="C3260BAC"/>
+    <w:lvl w:ilvl="0">
+      <w:start w:val="1"/>
+      <w:numFmt w:val="bullet"/>
+      <w:lvlText w:val=""/>
+      <w:lvlJc w:val="left"/>
+      <w:pPr>
+        <w:tabs>
+          <w:tab w:val="num" w:pos="720"/>
+        </w:tabs>
+        <w:ind w:left="720" w:hanging="360"/>
+      </w:pPr>
+      <w:rPr>
+        <w:rFonts w:ascii="Symbol" w:hAnsi="Symbol" w:hint="default"/>
+        <w:sz w:val="20"/>
+      </w:rPr>
+    </w:lvl>
+    <w:lvl w:ilvl="1" w:tentative="1">
+      <w:start w:val="1"/>
+      <w:numFmt w:val="bullet"/>
+      <w:lvlText w:val="o"/>
+      <w:lvlJc w:val="left"/>
+      <w:pPr>
+        <w:tabs>
+          <w:tab w:val="num" w:pos="1440"/>
+        </w:tabs>
+        <w:ind w:left="1440" w:hanging="360"/>
+      </w:pPr>
+      <w:rPr>
+        <w:rFonts w:ascii="Courier New" w:hAnsi="Courier New" w:hint="default"/>
+        <w:sz w:val="20"/>
+      </w:rPr>
+    </w:lvl>
+    <w:lvl w:ilvl="2" w:tentative="1">
+      <w:start w:val="1"/>
+      <w:numFmt w:val="bullet"/>
+      <w:lvlText w:val=""/>
+      <w:lvlJc w:val="left"/>
+      <w:pPr>
+        <w:tabs>
+          <w:tab w:val="num" w:pos="2160"/>
+        </w:tabs>
+        <w:ind w:left="2160" w:hanging="360"/>
+      </w:pPr>
+      <w:rPr>
+        <w:rFonts w:ascii="Wingdings" w:hAnsi="Wingdings" w:hint="default"/>
+        <w:sz w:val="20"/>
+      </w:rPr>
+    </w:lvl>
+    <w:lvl w:ilvl="3" w:tentative="1">
+      <w:start w:val="1"/>
+      <w:numFmt w:val="bullet"/>
+      <w:lvlText w:val=""/>
+      <w:lvlJc w:val="left"/>
+      <w:pPr>
+        <w:tabs>
+          <w:tab w:val="num" w:pos="2880"/>
+        </w:tabs>
+        <w:ind w:left="2880" w:hanging="360"/>
+      </w:pPr>
+      <w:rPr>
+        <w:rFonts w:ascii="Wingdings" w:hAnsi="Wingdings" w:hint="default"/>
+        <w:sz w:val="20"/>
+      </w:rPr>
+    </w:lvl>
+    <w:lvl w:ilvl="4" w:tentative="1">
+      <w:start w:val="1"/>
+      <w:numFmt w:val="bullet"/>
+      <w:lvlText w:val=""/>
+      <w:lvlJc w:val="left"/>
+      <w:pPr>
+        <w:tabs>
+          <w:tab w:val="num" w:pos="3600"/>
+        </w:tabs>
+        <w:ind w:left="3600" w:hanging="360"/>
+      </w:pPr>
+      <w:rPr>
+        <w:rFonts w:ascii="Wingdings" w:hAnsi="Wingdings" w:hint="default"/>
+        <w:sz w:val="20"/>
+      </w:rPr>
+    </w:lvl>
+    <w:lvl w:ilvl="5" w:tentative="1">
+      <w:start w:val="1"/>
+      <w:numFmt w:val="bullet"/>
+      <w:lvlText w:val=""/>
+      <w:lvlJc w:val="left"/>
+      <w:pPr>
+        <w:tabs>
+          <w:tab w:val="num" w:pos="4320"/>
+        </w:tabs>
+        <w:ind w:left="4320" w:hanging="360"/>
+      </w:pPr>
+      <w:rPr>
+        <w:rFonts w:ascii="Wingdings" w:hAnsi="Wingdings" w:hint="default"/>
+        <w:sz w:val="20"/>
+      </w:rPr>
+    </w:lvl>
+    <w:lvl w:ilvl="6" w:tentative="1">
+      <w:start w:val="1"/>
+      <w:numFmt w:val="bullet"/>
+      <w:lvlText w:val=""/>
+      <w:lvlJc w:val="left"/>
+      <w:pPr>
+        <w:tabs>
+          <w:tab w:val="num" w:pos="5040"/>
+        </w:tabs>
+        <w:ind w:left="5040" w:hanging="360"/>
+      </w:pPr>
+      <w:rPr>
+        <w:rFonts w:ascii="Wingdings" w:hAnsi="Wingdings" w:hint="default"/>
+        <w:sz w:val="20"/>
+      </w:rPr>
+    </w:lvl>
+    <w:lvl w:ilvl="7" w:tentative="1">
+      <w:start w:val="1"/>
+      <w:numFmt w:val="bullet"/>
+      <w:lvlText w:val=""/>
+      <w:lvlJc w:val="left"/>
+      <w:pPr>
+        <w:tabs>
+          <w:tab w:val="num" w:pos="5760"/>
+        </w:tabs>
+        <w:ind w:left="5760" w:hanging="360"/>
+      </w:pPr>
+      <w:rPr>
+        <w:rFonts w:ascii="Wingdings" w:hAnsi="Wingdings" w:hint="default"/>
+        <w:sz w:val="20"/>
+      </w:rPr>
+    </w:lvl>
+    <w:lvl w:ilvl="8" w:tentative="1">
+      <w:start w:val="1"/>
+      <w:numFmt w:val="bullet"/>
+      <w:lvlText w:val=""/>
+      <w:lvlJc w:val="left"/>
+      <w:pPr>
+        <w:tabs>
+          <w:tab w:val="num" w:pos="6480"/>
+        </w:tabs>
+        <w:ind w:left="6480" w:hanging="360"/>
+      </w:pPr>
+      <w:rPr>
+        <w:rFonts w:ascii="Wingdings" w:hAnsi="Wingdings" w:hint="default"/>
+        <w:sz w:val="20"/>
+      </w:rPr>
+    </w:lvl>
+  </w:abstractNum>
+  <w:abstractNum w:abstractNumId="4" w15:restartNumberingAfterBreak="0">
     <w:nsid w:val="19657BDE"/>
     <w:multiLevelType w:val="multilevel"/>
     <w:tmpl w:val="9E92B12E"/>
@@ -2519,7 +4333,865 @@
       </w:rPr>
     </w:lvl>
   </w:abstractNum>
-  <w:abstractNum w:abstractNumId="2" w15:restartNumberingAfterBreak="0">
+  <w:abstractNum w:abstractNumId="5" w15:restartNumberingAfterBreak="0">
+    <w:nsid w:val="1DEB6843"/>
+    <w:multiLevelType w:val="multilevel"/>
+    <w:tmpl w:val="1BCCC1AE"/>
+    <w:lvl w:ilvl="0">
+      <w:start w:val="1"/>
+      <w:numFmt w:val="bullet"/>
+      <w:lvlText w:val=""/>
+      <w:lvlJc w:val="left"/>
+      <w:pPr>
+        <w:tabs>
+          <w:tab w:val="num" w:pos="720"/>
+        </w:tabs>
+        <w:ind w:left="720" w:hanging="360"/>
+      </w:pPr>
+      <w:rPr>
+        <w:rFonts w:ascii="Symbol" w:hAnsi="Symbol" w:hint="default"/>
+        <w:sz w:val="20"/>
+      </w:rPr>
+    </w:lvl>
+    <w:lvl w:ilvl="1" w:tentative="1">
+      <w:start w:val="1"/>
+      <w:numFmt w:val="bullet"/>
+      <w:lvlText w:val="o"/>
+      <w:lvlJc w:val="left"/>
+      <w:pPr>
+        <w:tabs>
+          <w:tab w:val="num" w:pos="1440"/>
+        </w:tabs>
+        <w:ind w:left="1440" w:hanging="360"/>
+      </w:pPr>
+      <w:rPr>
+        <w:rFonts w:ascii="Courier New" w:hAnsi="Courier New" w:hint="default"/>
+        <w:sz w:val="20"/>
+      </w:rPr>
+    </w:lvl>
+    <w:lvl w:ilvl="2" w:tentative="1">
+      <w:start w:val="1"/>
+      <w:numFmt w:val="bullet"/>
+      <w:lvlText w:val=""/>
+      <w:lvlJc w:val="left"/>
+      <w:pPr>
+        <w:tabs>
+          <w:tab w:val="num" w:pos="2160"/>
+        </w:tabs>
+        <w:ind w:left="2160" w:hanging="360"/>
+      </w:pPr>
+      <w:rPr>
+        <w:rFonts w:ascii="Wingdings" w:hAnsi="Wingdings" w:hint="default"/>
+        <w:sz w:val="20"/>
+      </w:rPr>
+    </w:lvl>
+    <w:lvl w:ilvl="3" w:tentative="1">
+      <w:start w:val="1"/>
+      <w:numFmt w:val="bullet"/>
+      <w:lvlText w:val=""/>
+      <w:lvlJc w:val="left"/>
+      <w:pPr>
+        <w:tabs>
+          <w:tab w:val="num" w:pos="2880"/>
+        </w:tabs>
+        <w:ind w:left="2880" w:hanging="360"/>
+      </w:pPr>
+      <w:rPr>
+        <w:rFonts w:ascii="Wingdings" w:hAnsi="Wingdings" w:hint="default"/>
+        <w:sz w:val="20"/>
+      </w:rPr>
+    </w:lvl>
+    <w:lvl w:ilvl="4" w:tentative="1">
+      <w:start w:val="1"/>
+      <w:numFmt w:val="bullet"/>
+      <w:lvlText w:val=""/>
+      <w:lvlJc w:val="left"/>
+      <w:pPr>
+        <w:tabs>
+          <w:tab w:val="num" w:pos="3600"/>
+        </w:tabs>
+        <w:ind w:left="3600" w:hanging="360"/>
+      </w:pPr>
+      <w:rPr>
+        <w:rFonts w:ascii="Wingdings" w:hAnsi="Wingdings" w:hint="default"/>
+        <w:sz w:val="20"/>
+      </w:rPr>
+    </w:lvl>
+    <w:lvl w:ilvl="5" w:tentative="1">
+      <w:start w:val="1"/>
+      <w:numFmt w:val="bullet"/>
+      <w:lvlText w:val=""/>
+      <w:lvlJc w:val="left"/>
+      <w:pPr>
+        <w:tabs>
+          <w:tab w:val="num" w:pos="4320"/>
+        </w:tabs>
+        <w:ind w:left="4320" w:hanging="360"/>
+      </w:pPr>
+      <w:rPr>
+        <w:rFonts w:ascii="Wingdings" w:hAnsi="Wingdings" w:hint="default"/>
+        <w:sz w:val="20"/>
+      </w:rPr>
+    </w:lvl>
+    <w:lvl w:ilvl="6" w:tentative="1">
+      <w:start w:val="1"/>
+      <w:numFmt w:val="bullet"/>
+      <w:lvlText w:val=""/>
+      <w:lvlJc w:val="left"/>
+      <w:pPr>
+        <w:tabs>
+          <w:tab w:val="num" w:pos="5040"/>
+        </w:tabs>
+        <w:ind w:left="5040" w:hanging="360"/>
+      </w:pPr>
+      <w:rPr>
+        <w:rFonts w:ascii="Wingdings" w:hAnsi="Wingdings" w:hint="default"/>
+        <w:sz w:val="20"/>
+      </w:rPr>
+    </w:lvl>
+    <w:lvl w:ilvl="7" w:tentative="1">
+      <w:start w:val="1"/>
+      <w:numFmt w:val="bullet"/>
+      <w:lvlText w:val=""/>
+      <w:lvlJc w:val="left"/>
+      <w:pPr>
+        <w:tabs>
+          <w:tab w:val="num" w:pos="5760"/>
+        </w:tabs>
+        <w:ind w:left="5760" w:hanging="360"/>
+      </w:pPr>
+      <w:rPr>
+        <w:rFonts w:ascii="Wingdings" w:hAnsi="Wingdings" w:hint="default"/>
+        <w:sz w:val="20"/>
+      </w:rPr>
+    </w:lvl>
+    <w:lvl w:ilvl="8" w:tentative="1">
+      <w:start w:val="1"/>
+      <w:numFmt w:val="bullet"/>
+      <w:lvlText w:val=""/>
+      <w:lvlJc w:val="left"/>
+      <w:pPr>
+        <w:tabs>
+          <w:tab w:val="num" w:pos="6480"/>
+        </w:tabs>
+        <w:ind w:left="6480" w:hanging="360"/>
+      </w:pPr>
+      <w:rPr>
+        <w:rFonts w:ascii="Wingdings" w:hAnsi="Wingdings" w:hint="default"/>
+        <w:sz w:val="20"/>
+      </w:rPr>
+    </w:lvl>
+  </w:abstractNum>
+  <w:abstractNum w:abstractNumId="6" w15:restartNumberingAfterBreak="0">
+    <w:nsid w:val="1DF62955"/>
+    <w:multiLevelType w:val="multilevel"/>
+    <w:tmpl w:val="C24EAE24"/>
+    <w:lvl w:ilvl="0">
+      <w:start w:val="1"/>
+      <w:numFmt w:val="bullet"/>
+      <w:lvlText w:val=""/>
+      <w:lvlJc w:val="left"/>
+      <w:pPr>
+        <w:tabs>
+          <w:tab w:val="num" w:pos="720"/>
+        </w:tabs>
+        <w:ind w:left="720" w:hanging="360"/>
+      </w:pPr>
+      <w:rPr>
+        <w:rFonts w:ascii="Symbol" w:hAnsi="Symbol" w:hint="default"/>
+        <w:sz w:val="20"/>
+      </w:rPr>
+    </w:lvl>
+    <w:lvl w:ilvl="1" w:tentative="1">
+      <w:start w:val="1"/>
+      <w:numFmt w:val="bullet"/>
+      <w:lvlText w:val="o"/>
+      <w:lvlJc w:val="left"/>
+      <w:pPr>
+        <w:tabs>
+          <w:tab w:val="num" w:pos="1440"/>
+        </w:tabs>
+        <w:ind w:left="1440" w:hanging="360"/>
+      </w:pPr>
+      <w:rPr>
+        <w:rFonts w:ascii="Courier New" w:hAnsi="Courier New" w:hint="default"/>
+        <w:sz w:val="20"/>
+      </w:rPr>
+    </w:lvl>
+    <w:lvl w:ilvl="2" w:tentative="1">
+      <w:start w:val="1"/>
+      <w:numFmt w:val="bullet"/>
+      <w:lvlText w:val=""/>
+      <w:lvlJc w:val="left"/>
+      <w:pPr>
+        <w:tabs>
+          <w:tab w:val="num" w:pos="2160"/>
+        </w:tabs>
+        <w:ind w:left="2160" w:hanging="360"/>
+      </w:pPr>
+      <w:rPr>
+        <w:rFonts w:ascii="Wingdings" w:hAnsi="Wingdings" w:hint="default"/>
+        <w:sz w:val="20"/>
+      </w:rPr>
+    </w:lvl>
+    <w:lvl w:ilvl="3" w:tentative="1">
+      <w:start w:val="1"/>
+      <w:numFmt w:val="bullet"/>
+      <w:lvlText w:val=""/>
+      <w:lvlJc w:val="left"/>
+      <w:pPr>
+        <w:tabs>
+          <w:tab w:val="num" w:pos="2880"/>
+        </w:tabs>
+        <w:ind w:left="2880" w:hanging="360"/>
+      </w:pPr>
+      <w:rPr>
+        <w:rFonts w:ascii="Wingdings" w:hAnsi="Wingdings" w:hint="default"/>
+        <w:sz w:val="20"/>
+      </w:rPr>
+    </w:lvl>
+    <w:lvl w:ilvl="4" w:tentative="1">
+      <w:start w:val="1"/>
+      <w:numFmt w:val="bullet"/>
+      <w:lvlText w:val=""/>
+      <w:lvlJc w:val="left"/>
+      <w:pPr>
+        <w:tabs>
+          <w:tab w:val="num" w:pos="3600"/>
+        </w:tabs>
+        <w:ind w:left="3600" w:hanging="360"/>
+      </w:pPr>
+      <w:rPr>
+        <w:rFonts w:ascii="Wingdings" w:hAnsi="Wingdings" w:hint="default"/>
+        <w:sz w:val="20"/>
+      </w:rPr>
+    </w:lvl>
+    <w:lvl w:ilvl="5" w:tentative="1">
+      <w:start w:val="1"/>
+      <w:numFmt w:val="bullet"/>
+      <w:lvlText w:val=""/>
+      <w:lvlJc w:val="left"/>
+      <w:pPr>
+        <w:tabs>
+          <w:tab w:val="num" w:pos="4320"/>
+        </w:tabs>
+        <w:ind w:left="4320" w:hanging="360"/>
+      </w:pPr>
+      <w:rPr>
+        <w:rFonts w:ascii="Wingdings" w:hAnsi="Wingdings" w:hint="default"/>
+        <w:sz w:val="20"/>
+      </w:rPr>
+    </w:lvl>
+    <w:lvl w:ilvl="6" w:tentative="1">
+      <w:start w:val="1"/>
+      <w:numFmt w:val="bullet"/>
+      <w:lvlText w:val=""/>
+      <w:lvlJc w:val="left"/>
+      <w:pPr>
+        <w:tabs>
+          <w:tab w:val="num" w:pos="5040"/>
+        </w:tabs>
+        <w:ind w:left="5040" w:hanging="360"/>
+      </w:pPr>
+      <w:rPr>
+        <w:rFonts w:ascii="Wingdings" w:hAnsi="Wingdings" w:hint="default"/>
+        <w:sz w:val="20"/>
+      </w:rPr>
+    </w:lvl>
+    <w:lvl w:ilvl="7" w:tentative="1">
+      <w:start w:val="1"/>
+      <w:numFmt w:val="bullet"/>
+      <w:lvlText w:val=""/>
+      <w:lvlJc w:val="left"/>
+      <w:pPr>
+        <w:tabs>
+          <w:tab w:val="num" w:pos="5760"/>
+        </w:tabs>
+        <w:ind w:left="5760" w:hanging="360"/>
+      </w:pPr>
+      <w:rPr>
+        <w:rFonts w:ascii="Wingdings" w:hAnsi="Wingdings" w:hint="default"/>
+        <w:sz w:val="20"/>
+      </w:rPr>
+    </w:lvl>
+    <w:lvl w:ilvl="8" w:tentative="1">
+      <w:start w:val="1"/>
+      <w:numFmt w:val="bullet"/>
+      <w:lvlText w:val=""/>
+      <w:lvlJc w:val="left"/>
+      <w:pPr>
+        <w:tabs>
+          <w:tab w:val="num" w:pos="6480"/>
+        </w:tabs>
+        <w:ind w:left="6480" w:hanging="360"/>
+      </w:pPr>
+      <w:rPr>
+        <w:rFonts w:ascii="Wingdings" w:hAnsi="Wingdings" w:hint="default"/>
+        <w:sz w:val="20"/>
+      </w:rPr>
+    </w:lvl>
+  </w:abstractNum>
+  <w:abstractNum w:abstractNumId="7" w15:restartNumberingAfterBreak="0">
+    <w:nsid w:val="2B3A193E"/>
+    <w:multiLevelType w:val="multilevel"/>
+    <w:tmpl w:val="113A2006"/>
+    <w:lvl w:ilvl="0">
+      <w:start w:val="1"/>
+      <w:numFmt w:val="bullet"/>
+      <w:lvlText w:val=""/>
+      <w:lvlJc w:val="left"/>
+      <w:pPr>
+        <w:tabs>
+          <w:tab w:val="num" w:pos="720"/>
+        </w:tabs>
+        <w:ind w:left="720" w:hanging="360"/>
+      </w:pPr>
+      <w:rPr>
+        <w:rFonts w:ascii="Symbol" w:hAnsi="Symbol" w:hint="default"/>
+        <w:sz w:val="20"/>
+      </w:rPr>
+    </w:lvl>
+    <w:lvl w:ilvl="1" w:tentative="1">
+      <w:start w:val="1"/>
+      <w:numFmt w:val="bullet"/>
+      <w:lvlText w:val="o"/>
+      <w:lvlJc w:val="left"/>
+      <w:pPr>
+        <w:tabs>
+          <w:tab w:val="num" w:pos="1440"/>
+        </w:tabs>
+        <w:ind w:left="1440" w:hanging="360"/>
+      </w:pPr>
+      <w:rPr>
+        <w:rFonts w:ascii="Courier New" w:hAnsi="Courier New" w:hint="default"/>
+        <w:sz w:val="20"/>
+      </w:rPr>
+    </w:lvl>
+    <w:lvl w:ilvl="2" w:tentative="1">
+      <w:start w:val="1"/>
+      <w:numFmt w:val="bullet"/>
+      <w:lvlText w:val=""/>
+      <w:lvlJc w:val="left"/>
+      <w:pPr>
+        <w:tabs>
+          <w:tab w:val="num" w:pos="2160"/>
+        </w:tabs>
+        <w:ind w:left="2160" w:hanging="360"/>
+      </w:pPr>
+      <w:rPr>
+        <w:rFonts w:ascii="Wingdings" w:hAnsi="Wingdings" w:hint="default"/>
+        <w:sz w:val="20"/>
+      </w:rPr>
+    </w:lvl>
+    <w:lvl w:ilvl="3" w:tentative="1">
+      <w:start w:val="1"/>
+      <w:numFmt w:val="bullet"/>
+      <w:lvlText w:val=""/>
+      <w:lvlJc w:val="left"/>
+      <w:pPr>
+        <w:tabs>
+          <w:tab w:val="num" w:pos="2880"/>
+        </w:tabs>
+        <w:ind w:left="2880" w:hanging="360"/>
+      </w:pPr>
+      <w:rPr>
+        <w:rFonts w:ascii="Wingdings" w:hAnsi="Wingdings" w:hint="default"/>
+        <w:sz w:val="20"/>
+      </w:rPr>
+    </w:lvl>
+    <w:lvl w:ilvl="4" w:tentative="1">
+      <w:start w:val="1"/>
+      <w:numFmt w:val="bullet"/>
+      <w:lvlText w:val=""/>
+      <w:lvlJc w:val="left"/>
+      <w:pPr>
+        <w:tabs>
+          <w:tab w:val="num" w:pos="3600"/>
+        </w:tabs>
+        <w:ind w:left="3600" w:hanging="360"/>
+      </w:pPr>
+      <w:rPr>
+        <w:rFonts w:ascii="Wingdings" w:hAnsi="Wingdings" w:hint="default"/>
+        <w:sz w:val="20"/>
+      </w:rPr>
+    </w:lvl>
+    <w:lvl w:ilvl="5" w:tentative="1">
+      <w:start w:val="1"/>
+      <w:numFmt w:val="bullet"/>
+      <w:lvlText w:val=""/>
+      <w:lvlJc w:val="left"/>
+      <w:pPr>
+        <w:tabs>
+          <w:tab w:val="num" w:pos="4320"/>
+        </w:tabs>
+        <w:ind w:left="4320" w:hanging="360"/>
+      </w:pPr>
+      <w:rPr>
+        <w:rFonts w:ascii="Wingdings" w:hAnsi="Wingdings" w:hint="default"/>
+        <w:sz w:val="20"/>
+      </w:rPr>
+    </w:lvl>
+    <w:lvl w:ilvl="6" w:tentative="1">
+      <w:start w:val="1"/>
+      <w:numFmt w:val="bullet"/>
+      <w:lvlText w:val=""/>
+      <w:lvlJc w:val="left"/>
+      <w:pPr>
+        <w:tabs>
+          <w:tab w:val="num" w:pos="5040"/>
+        </w:tabs>
+        <w:ind w:left="5040" w:hanging="360"/>
+      </w:pPr>
+      <w:rPr>
+        <w:rFonts w:ascii="Wingdings" w:hAnsi="Wingdings" w:hint="default"/>
+        <w:sz w:val="20"/>
+      </w:rPr>
+    </w:lvl>
+    <w:lvl w:ilvl="7" w:tentative="1">
+      <w:start w:val="1"/>
+      <w:numFmt w:val="bullet"/>
+      <w:lvlText w:val=""/>
+      <w:lvlJc w:val="left"/>
+      <w:pPr>
+        <w:tabs>
+          <w:tab w:val="num" w:pos="5760"/>
+        </w:tabs>
+        <w:ind w:left="5760" w:hanging="360"/>
+      </w:pPr>
+      <w:rPr>
+        <w:rFonts w:ascii="Wingdings" w:hAnsi="Wingdings" w:hint="default"/>
+        <w:sz w:val="20"/>
+      </w:rPr>
+    </w:lvl>
+    <w:lvl w:ilvl="8" w:tentative="1">
+      <w:start w:val="1"/>
+      <w:numFmt w:val="bullet"/>
+      <w:lvlText w:val=""/>
+      <w:lvlJc w:val="left"/>
+      <w:pPr>
+        <w:tabs>
+          <w:tab w:val="num" w:pos="6480"/>
+        </w:tabs>
+        <w:ind w:left="6480" w:hanging="360"/>
+      </w:pPr>
+      <w:rPr>
+        <w:rFonts w:ascii="Wingdings" w:hAnsi="Wingdings" w:hint="default"/>
+        <w:sz w:val="20"/>
+      </w:rPr>
+    </w:lvl>
+  </w:abstractNum>
+  <w:abstractNum w:abstractNumId="8" w15:restartNumberingAfterBreak="0">
+    <w:nsid w:val="2B424819"/>
+    <w:multiLevelType w:val="multilevel"/>
+    <w:tmpl w:val="6EB46888"/>
+    <w:lvl w:ilvl="0">
+      <w:start w:val="1"/>
+      <w:numFmt w:val="bullet"/>
+      <w:lvlText w:val=""/>
+      <w:lvlJc w:val="left"/>
+      <w:pPr>
+        <w:tabs>
+          <w:tab w:val="num" w:pos="720"/>
+        </w:tabs>
+        <w:ind w:left="720" w:hanging="360"/>
+      </w:pPr>
+      <w:rPr>
+        <w:rFonts w:ascii="Symbol" w:hAnsi="Symbol" w:hint="default"/>
+        <w:sz w:val="20"/>
+      </w:rPr>
+    </w:lvl>
+    <w:lvl w:ilvl="1" w:tentative="1">
+      <w:start w:val="1"/>
+      <w:numFmt w:val="bullet"/>
+      <w:lvlText w:val="o"/>
+      <w:lvlJc w:val="left"/>
+      <w:pPr>
+        <w:tabs>
+          <w:tab w:val="num" w:pos="1440"/>
+        </w:tabs>
+        <w:ind w:left="1440" w:hanging="360"/>
+      </w:pPr>
+      <w:rPr>
+        <w:rFonts w:ascii="Courier New" w:hAnsi="Courier New" w:hint="default"/>
+        <w:sz w:val="20"/>
+      </w:rPr>
+    </w:lvl>
+    <w:lvl w:ilvl="2" w:tentative="1">
+      <w:start w:val="1"/>
+      <w:numFmt w:val="bullet"/>
+      <w:lvlText w:val=""/>
+      <w:lvlJc w:val="left"/>
+      <w:pPr>
+        <w:tabs>
+          <w:tab w:val="num" w:pos="2160"/>
+        </w:tabs>
+        <w:ind w:left="2160" w:hanging="360"/>
+      </w:pPr>
+      <w:rPr>
+        <w:rFonts w:ascii="Wingdings" w:hAnsi="Wingdings" w:hint="default"/>
+        <w:sz w:val="20"/>
+      </w:rPr>
+    </w:lvl>
+    <w:lvl w:ilvl="3" w:tentative="1">
+      <w:start w:val="1"/>
+      <w:numFmt w:val="bullet"/>
+      <w:lvlText w:val=""/>
+      <w:lvlJc w:val="left"/>
+      <w:pPr>
+        <w:tabs>
+          <w:tab w:val="num" w:pos="2880"/>
+        </w:tabs>
+        <w:ind w:left="2880" w:hanging="360"/>
+      </w:pPr>
+      <w:rPr>
+        <w:rFonts w:ascii="Wingdings" w:hAnsi="Wingdings" w:hint="default"/>
+        <w:sz w:val="20"/>
+      </w:rPr>
+    </w:lvl>
+    <w:lvl w:ilvl="4" w:tentative="1">
+      <w:start w:val="1"/>
+      <w:numFmt w:val="bullet"/>
+      <w:lvlText w:val=""/>
+      <w:lvlJc w:val="left"/>
+      <w:pPr>
+        <w:tabs>
+          <w:tab w:val="num" w:pos="3600"/>
+        </w:tabs>
+        <w:ind w:left="3600" w:hanging="360"/>
+      </w:pPr>
+      <w:rPr>
+        <w:rFonts w:ascii="Wingdings" w:hAnsi="Wingdings" w:hint="default"/>
+        <w:sz w:val="20"/>
+      </w:rPr>
+    </w:lvl>
+    <w:lvl w:ilvl="5" w:tentative="1">
+      <w:start w:val="1"/>
+      <w:numFmt w:val="bullet"/>
+      <w:lvlText w:val=""/>
+      <w:lvlJc w:val="left"/>
+      <w:pPr>
+        <w:tabs>
+          <w:tab w:val="num" w:pos="4320"/>
+        </w:tabs>
+        <w:ind w:left="4320" w:hanging="360"/>
+      </w:pPr>
+      <w:rPr>
+        <w:rFonts w:ascii="Wingdings" w:hAnsi="Wingdings" w:hint="default"/>
+        <w:sz w:val="20"/>
+      </w:rPr>
+    </w:lvl>
+    <w:lvl w:ilvl="6" w:tentative="1">
+      <w:start w:val="1"/>
+      <w:numFmt w:val="bullet"/>
+      <w:lvlText w:val=""/>
+      <w:lvlJc w:val="left"/>
+      <w:pPr>
+        <w:tabs>
+          <w:tab w:val="num" w:pos="5040"/>
+        </w:tabs>
+        <w:ind w:left="5040" w:hanging="360"/>
+      </w:pPr>
+      <w:rPr>
+        <w:rFonts w:ascii="Wingdings" w:hAnsi="Wingdings" w:hint="default"/>
+        <w:sz w:val="20"/>
+      </w:rPr>
+    </w:lvl>
+    <w:lvl w:ilvl="7" w:tentative="1">
+      <w:start w:val="1"/>
+      <w:numFmt w:val="bullet"/>
+      <w:lvlText w:val=""/>
+      <w:lvlJc w:val="left"/>
+      <w:pPr>
+        <w:tabs>
+          <w:tab w:val="num" w:pos="5760"/>
+        </w:tabs>
+        <w:ind w:left="5760" w:hanging="360"/>
+      </w:pPr>
+      <w:rPr>
+        <w:rFonts w:ascii="Wingdings" w:hAnsi="Wingdings" w:hint="default"/>
+        <w:sz w:val="20"/>
+      </w:rPr>
+    </w:lvl>
+    <w:lvl w:ilvl="8" w:tentative="1">
+      <w:start w:val="1"/>
+      <w:numFmt w:val="bullet"/>
+      <w:lvlText w:val=""/>
+      <w:lvlJc w:val="left"/>
+      <w:pPr>
+        <w:tabs>
+          <w:tab w:val="num" w:pos="6480"/>
+        </w:tabs>
+        <w:ind w:left="6480" w:hanging="360"/>
+      </w:pPr>
+      <w:rPr>
+        <w:rFonts w:ascii="Wingdings" w:hAnsi="Wingdings" w:hint="default"/>
+        <w:sz w:val="20"/>
+      </w:rPr>
+    </w:lvl>
+  </w:abstractNum>
+  <w:abstractNum w:abstractNumId="9" w15:restartNumberingAfterBreak="0">
+    <w:nsid w:val="376F5E99"/>
+    <w:multiLevelType w:val="multilevel"/>
+    <w:tmpl w:val="9A9E1820"/>
+    <w:lvl w:ilvl="0">
+      <w:start w:val="1"/>
+      <w:numFmt w:val="decimal"/>
+      <w:lvlText w:val="%1."/>
+      <w:lvlJc w:val="left"/>
+      <w:pPr>
+        <w:tabs>
+          <w:tab w:val="num" w:pos="720"/>
+        </w:tabs>
+        <w:ind w:left="720" w:hanging="360"/>
+      </w:pPr>
+    </w:lvl>
+    <w:lvl w:ilvl="1" w:tentative="1">
+      <w:start w:val="1"/>
+      <w:numFmt w:val="decimal"/>
+      <w:lvlText w:val="%2."/>
+      <w:lvlJc w:val="left"/>
+      <w:pPr>
+        <w:tabs>
+          <w:tab w:val="num" w:pos="1440"/>
+        </w:tabs>
+        <w:ind w:left="1440" w:hanging="360"/>
+      </w:pPr>
+    </w:lvl>
+    <w:lvl w:ilvl="2" w:tentative="1">
+      <w:start w:val="1"/>
+      <w:numFmt w:val="decimal"/>
+      <w:lvlText w:val="%3."/>
+      <w:lvlJc w:val="left"/>
+      <w:pPr>
+        <w:tabs>
+          <w:tab w:val="num" w:pos="2160"/>
+        </w:tabs>
+        <w:ind w:left="2160" w:hanging="360"/>
+      </w:pPr>
+    </w:lvl>
+    <w:lvl w:ilvl="3" w:tentative="1">
+      <w:start w:val="1"/>
+      <w:numFmt w:val="decimal"/>
+      <w:lvlText w:val="%4."/>
+      <w:lvlJc w:val="left"/>
+      <w:pPr>
+        <w:tabs>
+          <w:tab w:val="num" w:pos="2880"/>
+        </w:tabs>
+        <w:ind w:left="2880" w:hanging="360"/>
+      </w:pPr>
+    </w:lvl>
+    <w:lvl w:ilvl="4" w:tentative="1">
+      <w:start w:val="1"/>
+      <w:numFmt w:val="decimal"/>
+      <w:lvlText w:val="%5."/>
+      <w:lvlJc w:val="left"/>
+      <w:pPr>
+        <w:tabs>
+          <w:tab w:val="num" w:pos="3600"/>
+        </w:tabs>
+        <w:ind w:left="3600" w:hanging="360"/>
+      </w:pPr>
+    </w:lvl>
+    <w:lvl w:ilvl="5" w:tentative="1">
+      <w:start w:val="1"/>
+      <w:numFmt w:val="decimal"/>
+      <w:lvlText w:val="%6."/>
+      <w:lvlJc w:val="left"/>
+      <w:pPr>
+        <w:tabs>
+          <w:tab w:val="num" w:pos="4320"/>
+        </w:tabs>
+        <w:ind w:left="4320" w:hanging="360"/>
+      </w:pPr>
+    </w:lvl>
+    <w:lvl w:ilvl="6" w:tentative="1">
+      <w:start w:val="1"/>
+      <w:numFmt w:val="decimal"/>
+      <w:lvlText w:val="%7."/>
+      <w:lvlJc w:val="left"/>
+      <w:pPr>
+        <w:tabs>
+          <w:tab w:val="num" w:pos="5040"/>
+        </w:tabs>
+        <w:ind w:left="5040" w:hanging="360"/>
+      </w:pPr>
+    </w:lvl>
+    <w:lvl w:ilvl="7" w:tentative="1">
+      <w:start w:val="1"/>
+      <w:numFmt w:val="decimal"/>
+      <w:lvlText w:val="%8."/>
+      <w:lvlJc w:val="left"/>
+      <w:pPr>
+        <w:tabs>
+          <w:tab w:val="num" w:pos="5760"/>
+        </w:tabs>
+        <w:ind w:left="5760" w:hanging="360"/>
+      </w:pPr>
+    </w:lvl>
+    <w:lvl w:ilvl="8" w:tentative="1">
+      <w:start w:val="1"/>
+      <w:numFmt w:val="decimal"/>
+      <w:lvlText w:val="%9."/>
+      <w:lvlJc w:val="left"/>
+      <w:pPr>
+        <w:tabs>
+          <w:tab w:val="num" w:pos="6480"/>
+        </w:tabs>
+        <w:ind w:left="6480" w:hanging="360"/>
+      </w:pPr>
+    </w:lvl>
+  </w:abstractNum>
+  <w:abstractNum w:abstractNumId="10" w15:restartNumberingAfterBreak="0">
+    <w:nsid w:val="37EE676F"/>
+    <w:multiLevelType w:val="multilevel"/>
+    <w:tmpl w:val="A9C8D090"/>
+    <w:lvl w:ilvl="0">
+      <w:start w:val="1"/>
+      <w:numFmt w:val="bullet"/>
+      <w:lvlText w:val=""/>
+      <w:lvlJc w:val="left"/>
+      <w:pPr>
+        <w:tabs>
+          <w:tab w:val="num" w:pos="720"/>
+        </w:tabs>
+        <w:ind w:left="720" w:hanging="360"/>
+      </w:pPr>
+      <w:rPr>
+        <w:rFonts w:ascii="Symbol" w:hAnsi="Symbol" w:hint="default"/>
+        <w:sz w:val="20"/>
+      </w:rPr>
+    </w:lvl>
+    <w:lvl w:ilvl="1" w:tentative="1">
+      <w:start w:val="1"/>
+      <w:numFmt w:val="bullet"/>
+      <w:lvlText w:val="o"/>
+      <w:lvlJc w:val="left"/>
+      <w:pPr>
+        <w:tabs>
+          <w:tab w:val="num" w:pos="1440"/>
+        </w:tabs>
+        <w:ind w:left="1440" w:hanging="360"/>
+      </w:pPr>
+      <w:rPr>
+        <w:rFonts w:ascii="Courier New" w:hAnsi="Courier New" w:hint="default"/>
+        <w:sz w:val="20"/>
+      </w:rPr>
+    </w:lvl>
+    <w:lvl w:ilvl="2" w:tentative="1">
+      <w:start w:val="1"/>
+      <w:numFmt w:val="bullet"/>
+      <w:lvlText w:val=""/>
+      <w:lvlJc w:val="left"/>
+      <w:pPr>
+        <w:tabs>
+          <w:tab w:val="num" w:pos="2160"/>
+        </w:tabs>
+        <w:ind w:left="2160" w:hanging="360"/>
+      </w:pPr>
+      <w:rPr>
+        <w:rFonts w:ascii="Wingdings" w:hAnsi="Wingdings" w:hint="default"/>
+        <w:sz w:val="20"/>
+      </w:rPr>
+    </w:lvl>
+    <w:lvl w:ilvl="3" w:tentative="1">
+      <w:start w:val="1"/>
+      <w:numFmt w:val="bullet"/>
+      <w:lvlText w:val=""/>
+      <w:lvlJc w:val="left"/>
+      <w:pPr>
+        <w:tabs>
+          <w:tab w:val="num" w:pos="2880"/>
+        </w:tabs>
+        <w:ind w:left="2880" w:hanging="360"/>
+      </w:pPr>
+      <w:rPr>
+        <w:rFonts w:ascii="Wingdings" w:hAnsi="Wingdings" w:hint="default"/>
+        <w:sz w:val="20"/>
+      </w:rPr>
+    </w:lvl>
+    <w:lvl w:ilvl="4" w:tentative="1">
+      <w:start w:val="1"/>
+      <w:numFmt w:val="bullet"/>
+      <w:lvlText w:val=""/>
+      <w:lvlJc w:val="left"/>
+      <w:pPr>
+        <w:tabs>
+          <w:tab w:val="num" w:pos="3600"/>
+        </w:tabs>
+        <w:ind w:left="3600" w:hanging="360"/>
+      </w:pPr>
+      <w:rPr>
+        <w:rFonts w:ascii="Wingdings" w:hAnsi="Wingdings" w:hint="default"/>
+        <w:sz w:val="20"/>
+      </w:rPr>
+    </w:lvl>
+    <w:lvl w:ilvl="5" w:tentative="1">
+      <w:start w:val="1"/>
+      <w:numFmt w:val="bullet"/>
+      <w:lvlText w:val=""/>
+      <w:lvlJc w:val="left"/>
+      <w:pPr>
+        <w:tabs>
+          <w:tab w:val="num" w:pos="4320"/>
+        </w:tabs>
+        <w:ind w:left="4320" w:hanging="360"/>
+      </w:pPr>
+      <w:rPr>
+        <w:rFonts w:ascii="Wingdings" w:hAnsi="Wingdings" w:hint="default"/>
+        <w:sz w:val="20"/>
+      </w:rPr>
+    </w:lvl>
+    <w:lvl w:ilvl="6" w:tentative="1">
+      <w:start w:val="1"/>
+      <w:numFmt w:val="bullet"/>
+      <w:lvlText w:val=""/>
+      <w:lvlJc w:val="left"/>
+      <w:pPr>
+        <w:tabs>
+          <w:tab w:val="num" w:pos="5040"/>
+        </w:tabs>
+        <w:ind w:left="5040" w:hanging="360"/>
+      </w:pPr>
+      <w:rPr>
+        <w:rFonts w:ascii="Wingdings" w:hAnsi="Wingdings" w:hint="default"/>
+        <w:sz w:val="20"/>
+      </w:rPr>
+    </w:lvl>
+    <w:lvl w:ilvl="7" w:tentative="1">
+      <w:start w:val="1"/>
+      <w:numFmt w:val="bullet"/>
+      <w:lvlText w:val=""/>
+      <w:lvlJc w:val="left"/>
+      <w:pPr>
+        <w:tabs>
+          <w:tab w:val="num" w:pos="5760"/>
+        </w:tabs>
+        <w:ind w:left="5760" w:hanging="360"/>
+      </w:pPr>
+      <w:rPr>
+        <w:rFonts w:ascii="Wingdings" w:hAnsi="Wingdings" w:hint="default"/>
+        <w:sz w:val="20"/>
+      </w:rPr>
+    </w:lvl>
+    <w:lvl w:ilvl="8" w:tentative="1">
+      <w:start w:val="1"/>
+      <w:numFmt w:val="bullet"/>
+      <w:lvlText w:val=""/>
+      <w:lvlJc w:val="left"/>
+      <w:pPr>
+        <w:tabs>
+          <w:tab w:val="num" w:pos="6480"/>
+        </w:tabs>
+        <w:ind w:left="6480" w:hanging="360"/>
+      </w:pPr>
+      <w:rPr>
+        <w:rFonts w:ascii="Wingdings" w:hAnsi="Wingdings" w:hint="default"/>
+        <w:sz w:val="20"/>
+      </w:rPr>
+    </w:lvl>
+  </w:abstractNum>
+  <w:abstractNum w:abstractNumId="11" w15:restartNumberingAfterBreak="0">
     <w:nsid w:val="39ED0080"/>
     <w:multiLevelType w:val="multilevel"/>
     <w:tmpl w:val="BB182840"/>
@@ -2668,7 +5340,156 @@
       </w:rPr>
     </w:lvl>
   </w:abstractNum>
-  <w:abstractNum w:abstractNumId="3" w15:restartNumberingAfterBreak="0">
+  <w:abstractNum w:abstractNumId="12" w15:restartNumberingAfterBreak="0">
+    <w:nsid w:val="3DDF5E63"/>
+    <w:multiLevelType w:val="multilevel"/>
+    <w:tmpl w:val="9F04D6AA"/>
+    <w:lvl w:ilvl="0">
+      <w:start w:val="1"/>
+      <w:numFmt w:val="bullet"/>
+      <w:lvlText w:val=""/>
+      <w:lvlJc w:val="left"/>
+      <w:pPr>
+        <w:tabs>
+          <w:tab w:val="num" w:pos="720"/>
+        </w:tabs>
+        <w:ind w:left="720" w:hanging="360"/>
+      </w:pPr>
+      <w:rPr>
+        <w:rFonts w:ascii="Symbol" w:hAnsi="Symbol" w:hint="default"/>
+        <w:sz w:val="20"/>
+      </w:rPr>
+    </w:lvl>
+    <w:lvl w:ilvl="1" w:tentative="1">
+      <w:start w:val="1"/>
+      <w:numFmt w:val="bullet"/>
+      <w:lvlText w:val="o"/>
+      <w:lvlJc w:val="left"/>
+      <w:pPr>
+        <w:tabs>
+          <w:tab w:val="num" w:pos="1440"/>
+        </w:tabs>
+        <w:ind w:left="1440" w:hanging="360"/>
+      </w:pPr>
+      <w:rPr>
+        <w:rFonts w:ascii="Courier New" w:hAnsi="Courier New" w:hint="default"/>
+        <w:sz w:val="20"/>
+      </w:rPr>
+    </w:lvl>
+    <w:lvl w:ilvl="2" w:tentative="1">
+      <w:start w:val="1"/>
+      <w:numFmt w:val="bullet"/>
+      <w:lvlText w:val=""/>
+      <w:lvlJc w:val="left"/>
+      <w:pPr>
+        <w:tabs>
+          <w:tab w:val="num" w:pos="2160"/>
+        </w:tabs>
+        <w:ind w:left="2160" w:hanging="360"/>
+      </w:pPr>
+      <w:rPr>
+        <w:rFonts w:ascii="Wingdings" w:hAnsi="Wingdings" w:hint="default"/>
+        <w:sz w:val="20"/>
+      </w:rPr>
+    </w:lvl>
+    <w:lvl w:ilvl="3" w:tentative="1">
+      <w:start w:val="1"/>
+      <w:numFmt w:val="bullet"/>
+      <w:lvlText w:val=""/>
+      <w:lvlJc w:val="left"/>
+      <w:pPr>
+        <w:tabs>
+          <w:tab w:val="num" w:pos="2880"/>
+        </w:tabs>
+        <w:ind w:left="2880" w:hanging="360"/>
+      </w:pPr>
+      <w:rPr>
+        <w:rFonts w:ascii="Wingdings" w:hAnsi="Wingdings" w:hint="default"/>
+        <w:sz w:val="20"/>
+      </w:rPr>
+    </w:lvl>
+    <w:lvl w:ilvl="4" w:tentative="1">
+      <w:start w:val="1"/>
+      <w:numFmt w:val="bullet"/>
+      <w:lvlText w:val=""/>
+      <w:lvlJc w:val="left"/>
+      <w:pPr>
+        <w:tabs>
+          <w:tab w:val="num" w:pos="3600"/>
+        </w:tabs>
+        <w:ind w:left="3600" w:hanging="360"/>
+      </w:pPr>
+      <w:rPr>
+        <w:rFonts w:ascii="Wingdings" w:hAnsi="Wingdings" w:hint="default"/>
+        <w:sz w:val="20"/>
+      </w:rPr>
+    </w:lvl>
+    <w:lvl w:ilvl="5" w:tentative="1">
+      <w:start w:val="1"/>
+      <w:numFmt w:val="bullet"/>
+      <w:lvlText w:val=""/>
+      <w:lvlJc w:val="left"/>
+      <w:pPr>
+        <w:tabs>
+          <w:tab w:val="num" w:pos="4320"/>
+        </w:tabs>
+        <w:ind w:left="4320" w:hanging="360"/>
+      </w:pPr>
+      <w:rPr>
+        <w:rFonts w:ascii="Wingdings" w:hAnsi="Wingdings" w:hint="default"/>
+        <w:sz w:val="20"/>
+      </w:rPr>
+    </w:lvl>
+    <w:lvl w:ilvl="6" w:tentative="1">
+      <w:start w:val="1"/>
+      <w:numFmt w:val="bullet"/>
+      <w:lvlText w:val=""/>
+      <w:lvlJc w:val="left"/>
+      <w:pPr>
+        <w:tabs>
+          <w:tab w:val="num" w:pos="5040"/>
+        </w:tabs>
+        <w:ind w:left="5040" w:hanging="360"/>
+      </w:pPr>
+      <w:rPr>
+        <w:rFonts w:ascii="Wingdings" w:hAnsi="Wingdings" w:hint="default"/>
+        <w:sz w:val="20"/>
+      </w:rPr>
+    </w:lvl>
+    <w:lvl w:ilvl="7" w:tentative="1">
+      <w:start w:val="1"/>
+      <w:numFmt w:val="bullet"/>
+      <w:lvlText w:val=""/>
+      <w:lvlJc w:val="left"/>
+      <w:pPr>
+        <w:tabs>
+          <w:tab w:val="num" w:pos="5760"/>
+        </w:tabs>
+        <w:ind w:left="5760" w:hanging="360"/>
+      </w:pPr>
+      <w:rPr>
+        <w:rFonts w:ascii="Wingdings" w:hAnsi="Wingdings" w:hint="default"/>
+        <w:sz w:val="20"/>
+      </w:rPr>
+    </w:lvl>
+    <w:lvl w:ilvl="8" w:tentative="1">
+      <w:start w:val="1"/>
+      <w:numFmt w:val="bullet"/>
+      <w:lvlText w:val=""/>
+      <w:lvlJc w:val="left"/>
+      <w:pPr>
+        <w:tabs>
+          <w:tab w:val="num" w:pos="6480"/>
+        </w:tabs>
+        <w:ind w:left="6480" w:hanging="360"/>
+      </w:pPr>
+      <w:rPr>
+        <w:rFonts w:ascii="Wingdings" w:hAnsi="Wingdings" w:hint="default"/>
+        <w:sz w:val="20"/>
+      </w:rPr>
+    </w:lvl>
+  </w:abstractNum>
+  <w:abstractNum w:abstractNumId="13" w15:restartNumberingAfterBreak="0">
     <w:nsid w:val="40622DAA"/>
     <w:multiLevelType w:val="multilevel"/>
     <w:tmpl w:val="3244D91C"/>
@@ -2817,7 +5638,7 @@
       </w:rPr>
     </w:lvl>
   </w:abstractNum>
-  <w:abstractNum w:abstractNumId="4" w15:restartNumberingAfterBreak="0">
+  <w:abstractNum w:abstractNumId="14" w15:restartNumberingAfterBreak="0">
     <w:nsid w:val="45214904"/>
     <w:multiLevelType w:val="multilevel"/>
     <w:tmpl w:val="D97CF8E8"/>
@@ -2966,7 +5787,156 @@
       </w:rPr>
     </w:lvl>
   </w:abstractNum>
-  <w:abstractNum w:abstractNumId="5" w15:restartNumberingAfterBreak="0">
+  <w:abstractNum w:abstractNumId="15" w15:restartNumberingAfterBreak="0">
+    <w:nsid w:val="4AB00F73"/>
+    <w:multiLevelType w:val="multilevel"/>
+    <w:tmpl w:val="CEECACBC"/>
+    <w:lvl w:ilvl="0">
+      <w:start w:val="1"/>
+      <w:numFmt w:val="bullet"/>
+      <w:lvlText w:val=""/>
+      <w:lvlJc w:val="left"/>
+      <w:pPr>
+        <w:tabs>
+          <w:tab w:val="num" w:pos="720"/>
+        </w:tabs>
+        <w:ind w:left="720" w:hanging="360"/>
+      </w:pPr>
+      <w:rPr>
+        <w:rFonts w:ascii="Symbol" w:hAnsi="Symbol" w:hint="default"/>
+        <w:sz w:val="20"/>
+      </w:rPr>
+    </w:lvl>
+    <w:lvl w:ilvl="1" w:tentative="1">
+      <w:start w:val="1"/>
+      <w:numFmt w:val="bullet"/>
+      <w:lvlText w:val="o"/>
+      <w:lvlJc w:val="left"/>
+      <w:pPr>
+        <w:tabs>
+          <w:tab w:val="num" w:pos="1440"/>
+        </w:tabs>
+        <w:ind w:left="1440" w:hanging="360"/>
+      </w:pPr>
+      <w:rPr>
+        <w:rFonts w:ascii="Courier New" w:hAnsi="Courier New" w:hint="default"/>
+        <w:sz w:val="20"/>
+      </w:rPr>
+    </w:lvl>
+    <w:lvl w:ilvl="2" w:tentative="1">
+      <w:start w:val="1"/>
+      <w:numFmt w:val="bullet"/>
+      <w:lvlText w:val=""/>
+      <w:lvlJc w:val="left"/>
+      <w:pPr>
+        <w:tabs>
+          <w:tab w:val="num" w:pos="2160"/>
+        </w:tabs>
+        <w:ind w:left="2160" w:hanging="360"/>
+      </w:pPr>
+      <w:rPr>
+        <w:rFonts w:ascii="Wingdings" w:hAnsi="Wingdings" w:hint="default"/>
+        <w:sz w:val="20"/>
+      </w:rPr>
+    </w:lvl>
+    <w:lvl w:ilvl="3" w:tentative="1">
+      <w:start w:val="1"/>
+      <w:numFmt w:val="bullet"/>
+      <w:lvlText w:val=""/>
+      <w:lvlJc w:val="left"/>
+      <w:pPr>
+        <w:tabs>
+          <w:tab w:val="num" w:pos="2880"/>
+        </w:tabs>
+        <w:ind w:left="2880" w:hanging="360"/>
+      </w:pPr>
+      <w:rPr>
+        <w:rFonts w:ascii="Wingdings" w:hAnsi="Wingdings" w:hint="default"/>
+        <w:sz w:val="20"/>
+      </w:rPr>
+    </w:lvl>
+    <w:lvl w:ilvl="4" w:tentative="1">
+      <w:start w:val="1"/>
+      <w:numFmt w:val="bullet"/>
+      <w:lvlText w:val=""/>
+      <w:lvlJc w:val="left"/>
+      <w:pPr>
+        <w:tabs>
+          <w:tab w:val="num" w:pos="3600"/>
+        </w:tabs>
+        <w:ind w:left="3600" w:hanging="360"/>
+      </w:pPr>
+      <w:rPr>
+        <w:rFonts w:ascii="Wingdings" w:hAnsi="Wingdings" w:hint="default"/>
+        <w:sz w:val="20"/>
+      </w:rPr>
+    </w:lvl>
+    <w:lvl w:ilvl="5" w:tentative="1">
+      <w:start w:val="1"/>
+      <w:numFmt w:val="bullet"/>
+      <w:lvlText w:val=""/>
+      <w:lvlJc w:val="left"/>
+      <w:pPr>
+        <w:tabs>
+          <w:tab w:val="num" w:pos="4320"/>
+        </w:tabs>
+        <w:ind w:left="4320" w:hanging="360"/>
+      </w:pPr>
+      <w:rPr>
+        <w:rFonts w:ascii="Wingdings" w:hAnsi="Wingdings" w:hint="default"/>
+        <w:sz w:val="20"/>
+      </w:rPr>
+    </w:lvl>
+    <w:lvl w:ilvl="6" w:tentative="1">
+      <w:start w:val="1"/>
+      <w:numFmt w:val="bullet"/>
+      <w:lvlText w:val=""/>
+      <w:lvlJc w:val="left"/>
+      <w:pPr>
+        <w:tabs>
+          <w:tab w:val="num" w:pos="5040"/>
+        </w:tabs>
+        <w:ind w:left="5040" w:hanging="360"/>
+      </w:pPr>
+      <w:rPr>
+        <w:rFonts w:ascii="Wingdings" w:hAnsi="Wingdings" w:hint="default"/>
+        <w:sz w:val="20"/>
+      </w:rPr>
+    </w:lvl>
+    <w:lvl w:ilvl="7" w:tentative="1">
+      <w:start w:val="1"/>
+      <w:numFmt w:val="bullet"/>
+      <w:lvlText w:val=""/>
+      <w:lvlJc w:val="left"/>
+      <w:pPr>
+        <w:tabs>
+          <w:tab w:val="num" w:pos="5760"/>
+        </w:tabs>
+        <w:ind w:left="5760" w:hanging="360"/>
+      </w:pPr>
+      <w:rPr>
+        <w:rFonts w:ascii="Wingdings" w:hAnsi="Wingdings" w:hint="default"/>
+        <w:sz w:val="20"/>
+      </w:rPr>
+    </w:lvl>
+    <w:lvl w:ilvl="8" w:tentative="1">
+      <w:start w:val="1"/>
+      <w:numFmt w:val="bullet"/>
+      <w:lvlText w:val=""/>
+      <w:lvlJc w:val="left"/>
+      <w:pPr>
+        <w:tabs>
+          <w:tab w:val="num" w:pos="6480"/>
+        </w:tabs>
+        <w:ind w:left="6480" w:hanging="360"/>
+      </w:pPr>
+      <w:rPr>
+        <w:rFonts w:ascii="Wingdings" w:hAnsi="Wingdings" w:hint="default"/>
+        <w:sz w:val="20"/>
+      </w:rPr>
+    </w:lvl>
+  </w:abstractNum>
+  <w:abstractNum w:abstractNumId="16" w15:restartNumberingAfterBreak="0">
     <w:nsid w:val="511B4BEA"/>
     <w:multiLevelType w:val="multilevel"/>
     <w:tmpl w:val="12F6E736"/>
@@ -3115,7 +6085,901 @@
       </w:rPr>
     </w:lvl>
   </w:abstractNum>
-  <w:abstractNum w:abstractNumId="6" w15:restartNumberingAfterBreak="0">
+  <w:abstractNum w:abstractNumId="17" w15:restartNumberingAfterBreak="0">
+    <w:nsid w:val="530B1576"/>
+    <w:multiLevelType w:val="multilevel"/>
+    <w:tmpl w:val="0AF80B7C"/>
+    <w:lvl w:ilvl="0">
+      <w:start w:val="1"/>
+      <w:numFmt w:val="bullet"/>
+      <w:lvlText w:val=""/>
+      <w:lvlJc w:val="left"/>
+      <w:pPr>
+        <w:tabs>
+          <w:tab w:val="num" w:pos="720"/>
+        </w:tabs>
+        <w:ind w:left="720" w:hanging="360"/>
+      </w:pPr>
+      <w:rPr>
+        <w:rFonts w:ascii="Symbol" w:hAnsi="Symbol" w:hint="default"/>
+        <w:sz w:val="20"/>
+      </w:rPr>
+    </w:lvl>
+    <w:lvl w:ilvl="1" w:tentative="1">
+      <w:start w:val="1"/>
+      <w:numFmt w:val="bullet"/>
+      <w:lvlText w:val="o"/>
+      <w:lvlJc w:val="left"/>
+      <w:pPr>
+        <w:tabs>
+          <w:tab w:val="num" w:pos="1440"/>
+        </w:tabs>
+        <w:ind w:left="1440" w:hanging="360"/>
+      </w:pPr>
+      <w:rPr>
+        <w:rFonts w:ascii="Courier New" w:hAnsi="Courier New" w:hint="default"/>
+        <w:sz w:val="20"/>
+      </w:rPr>
+    </w:lvl>
+    <w:lvl w:ilvl="2" w:tentative="1">
+      <w:start w:val="1"/>
+      <w:numFmt w:val="bullet"/>
+      <w:lvlText w:val=""/>
+      <w:lvlJc w:val="left"/>
+      <w:pPr>
+        <w:tabs>
+          <w:tab w:val="num" w:pos="2160"/>
+        </w:tabs>
+        <w:ind w:left="2160" w:hanging="360"/>
+      </w:pPr>
+      <w:rPr>
+        <w:rFonts w:ascii="Wingdings" w:hAnsi="Wingdings" w:hint="default"/>
+        <w:sz w:val="20"/>
+      </w:rPr>
+    </w:lvl>
+    <w:lvl w:ilvl="3" w:tentative="1">
+      <w:start w:val="1"/>
+      <w:numFmt w:val="bullet"/>
+      <w:lvlText w:val=""/>
+      <w:lvlJc w:val="left"/>
+      <w:pPr>
+        <w:tabs>
+          <w:tab w:val="num" w:pos="2880"/>
+        </w:tabs>
+        <w:ind w:left="2880" w:hanging="360"/>
+      </w:pPr>
+      <w:rPr>
+        <w:rFonts w:ascii="Wingdings" w:hAnsi="Wingdings" w:hint="default"/>
+        <w:sz w:val="20"/>
+      </w:rPr>
+    </w:lvl>
+    <w:lvl w:ilvl="4" w:tentative="1">
+      <w:start w:val="1"/>
+      <w:numFmt w:val="bullet"/>
+      <w:lvlText w:val=""/>
+      <w:lvlJc w:val="left"/>
+      <w:pPr>
+        <w:tabs>
+          <w:tab w:val="num" w:pos="3600"/>
+        </w:tabs>
+        <w:ind w:left="3600" w:hanging="360"/>
+      </w:pPr>
+      <w:rPr>
+        <w:rFonts w:ascii="Wingdings" w:hAnsi="Wingdings" w:hint="default"/>
+        <w:sz w:val="20"/>
+      </w:rPr>
+    </w:lvl>
+    <w:lvl w:ilvl="5" w:tentative="1">
+      <w:start w:val="1"/>
+      <w:numFmt w:val="bullet"/>
+      <w:lvlText w:val=""/>
+      <w:lvlJc w:val="left"/>
+      <w:pPr>
+        <w:tabs>
+          <w:tab w:val="num" w:pos="4320"/>
+        </w:tabs>
+        <w:ind w:left="4320" w:hanging="360"/>
+      </w:pPr>
+      <w:rPr>
+        <w:rFonts w:ascii="Wingdings" w:hAnsi="Wingdings" w:hint="default"/>
+        <w:sz w:val="20"/>
+      </w:rPr>
+    </w:lvl>
+    <w:lvl w:ilvl="6" w:tentative="1">
+      <w:start w:val="1"/>
+      <w:numFmt w:val="bullet"/>
+      <w:lvlText w:val=""/>
+      <w:lvlJc w:val="left"/>
+      <w:pPr>
+        <w:tabs>
+          <w:tab w:val="num" w:pos="5040"/>
+        </w:tabs>
+        <w:ind w:left="5040" w:hanging="360"/>
+      </w:pPr>
+      <w:rPr>
+        <w:rFonts w:ascii="Wingdings" w:hAnsi="Wingdings" w:hint="default"/>
+        <w:sz w:val="20"/>
+      </w:rPr>
+    </w:lvl>
+    <w:lvl w:ilvl="7" w:tentative="1">
+      <w:start w:val="1"/>
+      <w:numFmt w:val="bullet"/>
+      <w:lvlText w:val=""/>
+      <w:lvlJc w:val="left"/>
+      <w:pPr>
+        <w:tabs>
+          <w:tab w:val="num" w:pos="5760"/>
+        </w:tabs>
+        <w:ind w:left="5760" w:hanging="360"/>
+      </w:pPr>
+      <w:rPr>
+        <w:rFonts w:ascii="Wingdings" w:hAnsi="Wingdings" w:hint="default"/>
+        <w:sz w:val="20"/>
+      </w:rPr>
+    </w:lvl>
+    <w:lvl w:ilvl="8" w:tentative="1">
+      <w:start w:val="1"/>
+      <w:numFmt w:val="bullet"/>
+      <w:lvlText w:val=""/>
+      <w:lvlJc w:val="left"/>
+      <w:pPr>
+        <w:tabs>
+          <w:tab w:val="num" w:pos="6480"/>
+        </w:tabs>
+        <w:ind w:left="6480" w:hanging="360"/>
+      </w:pPr>
+      <w:rPr>
+        <w:rFonts w:ascii="Wingdings" w:hAnsi="Wingdings" w:hint="default"/>
+        <w:sz w:val="20"/>
+      </w:rPr>
+    </w:lvl>
+  </w:abstractNum>
+  <w:abstractNum w:abstractNumId="18" w15:restartNumberingAfterBreak="0">
+    <w:nsid w:val="58E45DC8"/>
+    <w:multiLevelType w:val="multilevel"/>
+    <w:tmpl w:val="1152D796"/>
+    <w:lvl w:ilvl="0">
+      <w:start w:val="1"/>
+      <w:numFmt w:val="bullet"/>
+      <w:lvlText w:val=""/>
+      <w:lvlJc w:val="left"/>
+      <w:pPr>
+        <w:tabs>
+          <w:tab w:val="num" w:pos="720"/>
+        </w:tabs>
+        <w:ind w:left="720" w:hanging="360"/>
+      </w:pPr>
+      <w:rPr>
+        <w:rFonts w:ascii="Symbol" w:hAnsi="Symbol" w:hint="default"/>
+        <w:sz w:val="20"/>
+      </w:rPr>
+    </w:lvl>
+    <w:lvl w:ilvl="1" w:tentative="1">
+      <w:start w:val="1"/>
+      <w:numFmt w:val="bullet"/>
+      <w:lvlText w:val="o"/>
+      <w:lvlJc w:val="left"/>
+      <w:pPr>
+        <w:tabs>
+          <w:tab w:val="num" w:pos="1440"/>
+        </w:tabs>
+        <w:ind w:left="1440" w:hanging="360"/>
+      </w:pPr>
+      <w:rPr>
+        <w:rFonts w:ascii="Courier New" w:hAnsi="Courier New" w:hint="default"/>
+        <w:sz w:val="20"/>
+      </w:rPr>
+    </w:lvl>
+    <w:lvl w:ilvl="2" w:tentative="1">
+      <w:start w:val="1"/>
+      <w:numFmt w:val="bullet"/>
+      <w:lvlText w:val=""/>
+      <w:lvlJc w:val="left"/>
+      <w:pPr>
+        <w:tabs>
+          <w:tab w:val="num" w:pos="2160"/>
+        </w:tabs>
+        <w:ind w:left="2160" w:hanging="360"/>
+      </w:pPr>
+      <w:rPr>
+        <w:rFonts w:ascii="Wingdings" w:hAnsi="Wingdings" w:hint="default"/>
+        <w:sz w:val="20"/>
+      </w:rPr>
+    </w:lvl>
+    <w:lvl w:ilvl="3" w:tentative="1">
+      <w:start w:val="1"/>
+      <w:numFmt w:val="bullet"/>
+      <w:lvlText w:val=""/>
+      <w:lvlJc w:val="left"/>
+      <w:pPr>
+        <w:tabs>
+          <w:tab w:val="num" w:pos="2880"/>
+        </w:tabs>
+        <w:ind w:left="2880" w:hanging="360"/>
+      </w:pPr>
+      <w:rPr>
+        <w:rFonts w:ascii="Wingdings" w:hAnsi="Wingdings" w:hint="default"/>
+        <w:sz w:val="20"/>
+      </w:rPr>
+    </w:lvl>
+    <w:lvl w:ilvl="4" w:tentative="1">
+      <w:start w:val="1"/>
+      <w:numFmt w:val="bullet"/>
+      <w:lvlText w:val=""/>
+      <w:lvlJc w:val="left"/>
+      <w:pPr>
+        <w:tabs>
+          <w:tab w:val="num" w:pos="3600"/>
+        </w:tabs>
+        <w:ind w:left="3600" w:hanging="360"/>
+      </w:pPr>
+      <w:rPr>
+        <w:rFonts w:ascii="Wingdings" w:hAnsi="Wingdings" w:hint="default"/>
+        <w:sz w:val="20"/>
+      </w:rPr>
+    </w:lvl>
+    <w:lvl w:ilvl="5" w:tentative="1">
+      <w:start w:val="1"/>
+      <w:numFmt w:val="bullet"/>
+      <w:lvlText w:val=""/>
+      <w:lvlJc w:val="left"/>
+      <w:pPr>
+        <w:tabs>
+          <w:tab w:val="num" w:pos="4320"/>
+        </w:tabs>
+        <w:ind w:left="4320" w:hanging="360"/>
+      </w:pPr>
+      <w:rPr>
+        <w:rFonts w:ascii="Wingdings" w:hAnsi="Wingdings" w:hint="default"/>
+        <w:sz w:val="20"/>
+      </w:rPr>
+    </w:lvl>
+    <w:lvl w:ilvl="6" w:tentative="1">
+      <w:start w:val="1"/>
+      <w:numFmt w:val="bullet"/>
+      <w:lvlText w:val=""/>
+      <w:lvlJc w:val="left"/>
+      <w:pPr>
+        <w:tabs>
+          <w:tab w:val="num" w:pos="5040"/>
+        </w:tabs>
+        <w:ind w:left="5040" w:hanging="360"/>
+      </w:pPr>
+      <w:rPr>
+        <w:rFonts w:ascii="Wingdings" w:hAnsi="Wingdings" w:hint="default"/>
+        <w:sz w:val="20"/>
+      </w:rPr>
+    </w:lvl>
+    <w:lvl w:ilvl="7" w:tentative="1">
+      <w:start w:val="1"/>
+      <w:numFmt w:val="bullet"/>
+      <w:lvlText w:val=""/>
+      <w:lvlJc w:val="left"/>
+      <w:pPr>
+        <w:tabs>
+          <w:tab w:val="num" w:pos="5760"/>
+        </w:tabs>
+        <w:ind w:left="5760" w:hanging="360"/>
+      </w:pPr>
+      <w:rPr>
+        <w:rFonts w:ascii="Wingdings" w:hAnsi="Wingdings" w:hint="default"/>
+        <w:sz w:val="20"/>
+      </w:rPr>
+    </w:lvl>
+    <w:lvl w:ilvl="8" w:tentative="1">
+      <w:start w:val="1"/>
+      <w:numFmt w:val="bullet"/>
+      <w:lvlText w:val=""/>
+      <w:lvlJc w:val="left"/>
+      <w:pPr>
+        <w:tabs>
+          <w:tab w:val="num" w:pos="6480"/>
+        </w:tabs>
+        <w:ind w:left="6480" w:hanging="360"/>
+      </w:pPr>
+      <w:rPr>
+        <w:rFonts w:ascii="Wingdings" w:hAnsi="Wingdings" w:hint="default"/>
+        <w:sz w:val="20"/>
+      </w:rPr>
+    </w:lvl>
+  </w:abstractNum>
+  <w:abstractNum w:abstractNumId="19" w15:restartNumberingAfterBreak="0">
+    <w:nsid w:val="5E4121D3"/>
+    <w:multiLevelType w:val="multilevel"/>
+    <w:tmpl w:val="C3844780"/>
+    <w:lvl w:ilvl="0">
+      <w:start w:val="1"/>
+      <w:numFmt w:val="bullet"/>
+      <w:lvlText w:val=""/>
+      <w:lvlJc w:val="left"/>
+      <w:pPr>
+        <w:tabs>
+          <w:tab w:val="num" w:pos="720"/>
+        </w:tabs>
+        <w:ind w:left="720" w:hanging="360"/>
+      </w:pPr>
+      <w:rPr>
+        <w:rFonts w:ascii="Symbol" w:hAnsi="Symbol" w:hint="default"/>
+        <w:sz w:val="20"/>
+      </w:rPr>
+    </w:lvl>
+    <w:lvl w:ilvl="1" w:tentative="1">
+      <w:start w:val="1"/>
+      <w:numFmt w:val="bullet"/>
+      <w:lvlText w:val="o"/>
+      <w:lvlJc w:val="left"/>
+      <w:pPr>
+        <w:tabs>
+          <w:tab w:val="num" w:pos="1440"/>
+        </w:tabs>
+        <w:ind w:left="1440" w:hanging="360"/>
+      </w:pPr>
+      <w:rPr>
+        <w:rFonts w:ascii="Courier New" w:hAnsi="Courier New" w:hint="default"/>
+        <w:sz w:val="20"/>
+      </w:rPr>
+    </w:lvl>
+    <w:lvl w:ilvl="2" w:tentative="1">
+      <w:start w:val="1"/>
+      <w:numFmt w:val="bullet"/>
+      <w:lvlText w:val=""/>
+      <w:lvlJc w:val="left"/>
+      <w:pPr>
+        <w:tabs>
+          <w:tab w:val="num" w:pos="2160"/>
+        </w:tabs>
+        <w:ind w:left="2160" w:hanging="360"/>
+      </w:pPr>
+      <w:rPr>
+        <w:rFonts w:ascii="Wingdings" w:hAnsi="Wingdings" w:hint="default"/>
+        <w:sz w:val="20"/>
+      </w:rPr>
+    </w:lvl>
+    <w:lvl w:ilvl="3" w:tentative="1">
+      <w:start w:val="1"/>
+      <w:numFmt w:val="bullet"/>
+      <w:lvlText w:val=""/>
+      <w:lvlJc w:val="left"/>
+      <w:pPr>
+        <w:tabs>
+          <w:tab w:val="num" w:pos="2880"/>
+        </w:tabs>
+        <w:ind w:left="2880" w:hanging="360"/>
+      </w:pPr>
+      <w:rPr>
+        <w:rFonts w:ascii="Wingdings" w:hAnsi="Wingdings" w:hint="default"/>
+        <w:sz w:val="20"/>
+      </w:rPr>
+    </w:lvl>
+    <w:lvl w:ilvl="4" w:tentative="1">
+      <w:start w:val="1"/>
+      <w:numFmt w:val="bullet"/>
+      <w:lvlText w:val=""/>
+      <w:lvlJc w:val="left"/>
+      <w:pPr>
+        <w:tabs>
+          <w:tab w:val="num" w:pos="3600"/>
+        </w:tabs>
+        <w:ind w:left="3600" w:hanging="360"/>
+      </w:pPr>
+      <w:rPr>
+        <w:rFonts w:ascii="Wingdings" w:hAnsi="Wingdings" w:hint="default"/>
+        <w:sz w:val="20"/>
+      </w:rPr>
+    </w:lvl>
+    <w:lvl w:ilvl="5" w:tentative="1">
+      <w:start w:val="1"/>
+      <w:numFmt w:val="bullet"/>
+      <w:lvlText w:val=""/>
+      <w:lvlJc w:val="left"/>
+      <w:pPr>
+        <w:tabs>
+          <w:tab w:val="num" w:pos="4320"/>
+        </w:tabs>
+        <w:ind w:left="4320" w:hanging="360"/>
+      </w:pPr>
+      <w:rPr>
+        <w:rFonts w:ascii="Wingdings" w:hAnsi="Wingdings" w:hint="default"/>
+        <w:sz w:val="20"/>
+      </w:rPr>
+    </w:lvl>
+    <w:lvl w:ilvl="6" w:tentative="1">
+      <w:start w:val="1"/>
+      <w:numFmt w:val="bullet"/>
+      <w:lvlText w:val=""/>
+      <w:lvlJc w:val="left"/>
+      <w:pPr>
+        <w:tabs>
+          <w:tab w:val="num" w:pos="5040"/>
+        </w:tabs>
+        <w:ind w:left="5040" w:hanging="360"/>
+      </w:pPr>
+      <w:rPr>
+        <w:rFonts w:ascii="Wingdings" w:hAnsi="Wingdings" w:hint="default"/>
+        <w:sz w:val="20"/>
+      </w:rPr>
+    </w:lvl>
+    <w:lvl w:ilvl="7" w:tentative="1">
+      <w:start w:val="1"/>
+      <w:numFmt w:val="bullet"/>
+      <w:lvlText w:val=""/>
+      <w:lvlJc w:val="left"/>
+      <w:pPr>
+        <w:tabs>
+          <w:tab w:val="num" w:pos="5760"/>
+        </w:tabs>
+        <w:ind w:left="5760" w:hanging="360"/>
+      </w:pPr>
+      <w:rPr>
+        <w:rFonts w:ascii="Wingdings" w:hAnsi="Wingdings" w:hint="default"/>
+        <w:sz w:val="20"/>
+      </w:rPr>
+    </w:lvl>
+    <w:lvl w:ilvl="8" w:tentative="1">
+      <w:start w:val="1"/>
+      <w:numFmt w:val="bullet"/>
+      <w:lvlText w:val=""/>
+      <w:lvlJc w:val="left"/>
+      <w:pPr>
+        <w:tabs>
+          <w:tab w:val="num" w:pos="6480"/>
+        </w:tabs>
+        <w:ind w:left="6480" w:hanging="360"/>
+      </w:pPr>
+      <w:rPr>
+        <w:rFonts w:ascii="Wingdings" w:hAnsi="Wingdings" w:hint="default"/>
+        <w:sz w:val="20"/>
+      </w:rPr>
+    </w:lvl>
+  </w:abstractNum>
+  <w:abstractNum w:abstractNumId="20" w15:restartNumberingAfterBreak="0">
+    <w:nsid w:val="60BF485F"/>
+    <w:multiLevelType w:val="multilevel"/>
+    <w:tmpl w:val="2B12CC52"/>
+    <w:lvl w:ilvl="0">
+      <w:start w:val="1"/>
+      <w:numFmt w:val="bullet"/>
+      <w:lvlText w:val=""/>
+      <w:lvlJc w:val="left"/>
+      <w:pPr>
+        <w:tabs>
+          <w:tab w:val="num" w:pos="720"/>
+        </w:tabs>
+        <w:ind w:left="720" w:hanging="360"/>
+      </w:pPr>
+      <w:rPr>
+        <w:rFonts w:ascii="Symbol" w:hAnsi="Symbol" w:hint="default"/>
+        <w:sz w:val="20"/>
+      </w:rPr>
+    </w:lvl>
+    <w:lvl w:ilvl="1" w:tentative="1">
+      <w:start w:val="1"/>
+      <w:numFmt w:val="bullet"/>
+      <w:lvlText w:val="o"/>
+      <w:lvlJc w:val="left"/>
+      <w:pPr>
+        <w:tabs>
+          <w:tab w:val="num" w:pos="1440"/>
+        </w:tabs>
+        <w:ind w:left="1440" w:hanging="360"/>
+      </w:pPr>
+      <w:rPr>
+        <w:rFonts w:ascii="Courier New" w:hAnsi="Courier New" w:hint="default"/>
+        <w:sz w:val="20"/>
+      </w:rPr>
+    </w:lvl>
+    <w:lvl w:ilvl="2" w:tentative="1">
+      <w:start w:val="1"/>
+      <w:numFmt w:val="bullet"/>
+      <w:lvlText w:val=""/>
+      <w:lvlJc w:val="left"/>
+      <w:pPr>
+        <w:tabs>
+          <w:tab w:val="num" w:pos="2160"/>
+        </w:tabs>
+        <w:ind w:left="2160" w:hanging="360"/>
+      </w:pPr>
+      <w:rPr>
+        <w:rFonts w:ascii="Wingdings" w:hAnsi="Wingdings" w:hint="default"/>
+        <w:sz w:val="20"/>
+      </w:rPr>
+    </w:lvl>
+    <w:lvl w:ilvl="3" w:tentative="1">
+      <w:start w:val="1"/>
+      <w:numFmt w:val="bullet"/>
+      <w:lvlText w:val=""/>
+      <w:lvlJc w:val="left"/>
+      <w:pPr>
+        <w:tabs>
+          <w:tab w:val="num" w:pos="2880"/>
+        </w:tabs>
+        <w:ind w:left="2880" w:hanging="360"/>
+      </w:pPr>
+      <w:rPr>
+        <w:rFonts w:ascii="Wingdings" w:hAnsi="Wingdings" w:hint="default"/>
+        <w:sz w:val="20"/>
+      </w:rPr>
+    </w:lvl>
+    <w:lvl w:ilvl="4" w:tentative="1">
+      <w:start w:val="1"/>
+      <w:numFmt w:val="bullet"/>
+      <w:lvlText w:val=""/>
+      <w:lvlJc w:val="left"/>
+      <w:pPr>
+        <w:tabs>
+          <w:tab w:val="num" w:pos="3600"/>
+        </w:tabs>
+        <w:ind w:left="3600" w:hanging="360"/>
+      </w:pPr>
+      <w:rPr>
+        <w:rFonts w:ascii="Wingdings" w:hAnsi="Wingdings" w:hint="default"/>
+        <w:sz w:val="20"/>
+      </w:rPr>
+    </w:lvl>
+    <w:lvl w:ilvl="5" w:tentative="1">
+      <w:start w:val="1"/>
+      <w:numFmt w:val="bullet"/>
+      <w:lvlText w:val=""/>
+      <w:lvlJc w:val="left"/>
+      <w:pPr>
+        <w:tabs>
+          <w:tab w:val="num" w:pos="4320"/>
+        </w:tabs>
+        <w:ind w:left="4320" w:hanging="360"/>
+      </w:pPr>
+      <w:rPr>
+        <w:rFonts w:ascii="Wingdings" w:hAnsi="Wingdings" w:hint="default"/>
+        <w:sz w:val="20"/>
+      </w:rPr>
+    </w:lvl>
+    <w:lvl w:ilvl="6" w:tentative="1">
+      <w:start w:val="1"/>
+      <w:numFmt w:val="bullet"/>
+      <w:lvlText w:val=""/>
+      <w:lvlJc w:val="left"/>
+      <w:pPr>
+        <w:tabs>
+          <w:tab w:val="num" w:pos="5040"/>
+        </w:tabs>
+        <w:ind w:left="5040" w:hanging="360"/>
+      </w:pPr>
+      <w:rPr>
+        <w:rFonts w:ascii="Wingdings" w:hAnsi="Wingdings" w:hint="default"/>
+        <w:sz w:val="20"/>
+      </w:rPr>
+    </w:lvl>
+    <w:lvl w:ilvl="7" w:tentative="1">
+      <w:start w:val="1"/>
+      <w:numFmt w:val="bullet"/>
+      <w:lvlText w:val=""/>
+      <w:lvlJc w:val="left"/>
+      <w:pPr>
+        <w:tabs>
+          <w:tab w:val="num" w:pos="5760"/>
+        </w:tabs>
+        <w:ind w:left="5760" w:hanging="360"/>
+      </w:pPr>
+      <w:rPr>
+        <w:rFonts w:ascii="Wingdings" w:hAnsi="Wingdings" w:hint="default"/>
+        <w:sz w:val="20"/>
+      </w:rPr>
+    </w:lvl>
+    <w:lvl w:ilvl="8" w:tentative="1">
+      <w:start w:val="1"/>
+      <w:numFmt w:val="bullet"/>
+      <w:lvlText w:val=""/>
+      <w:lvlJc w:val="left"/>
+      <w:pPr>
+        <w:tabs>
+          <w:tab w:val="num" w:pos="6480"/>
+        </w:tabs>
+        <w:ind w:left="6480" w:hanging="360"/>
+      </w:pPr>
+      <w:rPr>
+        <w:rFonts w:ascii="Wingdings" w:hAnsi="Wingdings" w:hint="default"/>
+        <w:sz w:val="20"/>
+      </w:rPr>
+    </w:lvl>
+  </w:abstractNum>
+  <w:abstractNum w:abstractNumId="21" w15:restartNumberingAfterBreak="0">
+    <w:nsid w:val="63934CE8"/>
+    <w:multiLevelType w:val="multilevel"/>
+    <w:tmpl w:val="57E07E88"/>
+    <w:lvl w:ilvl="0">
+      <w:start w:val="1"/>
+      <w:numFmt w:val="bullet"/>
+      <w:lvlText w:val=""/>
+      <w:lvlJc w:val="left"/>
+      <w:pPr>
+        <w:tabs>
+          <w:tab w:val="num" w:pos="720"/>
+        </w:tabs>
+        <w:ind w:left="720" w:hanging="360"/>
+      </w:pPr>
+      <w:rPr>
+        <w:rFonts w:ascii="Symbol" w:hAnsi="Symbol" w:hint="default"/>
+        <w:sz w:val="20"/>
+      </w:rPr>
+    </w:lvl>
+    <w:lvl w:ilvl="1" w:tentative="1">
+      <w:start w:val="1"/>
+      <w:numFmt w:val="bullet"/>
+      <w:lvlText w:val="o"/>
+      <w:lvlJc w:val="left"/>
+      <w:pPr>
+        <w:tabs>
+          <w:tab w:val="num" w:pos="1440"/>
+        </w:tabs>
+        <w:ind w:left="1440" w:hanging="360"/>
+      </w:pPr>
+      <w:rPr>
+        <w:rFonts w:ascii="Courier New" w:hAnsi="Courier New" w:hint="default"/>
+        <w:sz w:val="20"/>
+      </w:rPr>
+    </w:lvl>
+    <w:lvl w:ilvl="2" w:tentative="1">
+      <w:start w:val="1"/>
+      <w:numFmt w:val="bullet"/>
+      <w:lvlText w:val=""/>
+      <w:lvlJc w:val="left"/>
+      <w:pPr>
+        <w:tabs>
+          <w:tab w:val="num" w:pos="2160"/>
+        </w:tabs>
+        <w:ind w:left="2160" w:hanging="360"/>
+      </w:pPr>
+      <w:rPr>
+        <w:rFonts w:ascii="Wingdings" w:hAnsi="Wingdings" w:hint="default"/>
+        <w:sz w:val="20"/>
+      </w:rPr>
+    </w:lvl>
+    <w:lvl w:ilvl="3" w:tentative="1">
+      <w:start w:val="1"/>
+      <w:numFmt w:val="bullet"/>
+      <w:lvlText w:val=""/>
+      <w:lvlJc w:val="left"/>
+      <w:pPr>
+        <w:tabs>
+          <w:tab w:val="num" w:pos="2880"/>
+        </w:tabs>
+        <w:ind w:left="2880" w:hanging="360"/>
+      </w:pPr>
+      <w:rPr>
+        <w:rFonts w:ascii="Wingdings" w:hAnsi="Wingdings" w:hint="default"/>
+        <w:sz w:val="20"/>
+      </w:rPr>
+    </w:lvl>
+    <w:lvl w:ilvl="4" w:tentative="1">
+      <w:start w:val="1"/>
+      <w:numFmt w:val="bullet"/>
+      <w:lvlText w:val=""/>
+      <w:lvlJc w:val="left"/>
+      <w:pPr>
+        <w:tabs>
+          <w:tab w:val="num" w:pos="3600"/>
+        </w:tabs>
+        <w:ind w:left="3600" w:hanging="360"/>
+      </w:pPr>
+      <w:rPr>
+        <w:rFonts w:ascii="Wingdings" w:hAnsi="Wingdings" w:hint="default"/>
+        <w:sz w:val="20"/>
+      </w:rPr>
+    </w:lvl>
+    <w:lvl w:ilvl="5" w:tentative="1">
+      <w:start w:val="1"/>
+      <w:numFmt w:val="bullet"/>
+      <w:lvlText w:val=""/>
+      <w:lvlJc w:val="left"/>
+      <w:pPr>
+        <w:tabs>
+          <w:tab w:val="num" w:pos="4320"/>
+        </w:tabs>
+        <w:ind w:left="4320" w:hanging="360"/>
+      </w:pPr>
+      <w:rPr>
+        <w:rFonts w:ascii="Wingdings" w:hAnsi="Wingdings" w:hint="default"/>
+        <w:sz w:val="20"/>
+      </w:rPr>
+    </w:lvl>
+    <w:lvl w:ilvl="6" w:tentative="1">
+      <w:start w:val="1"/>
+      <w:numFmt w:val="bullet"/>
+      <w:lvlText w:val=""/>
+      <w:lvlJc w:val="left"/>
+      <w:pPr>
+        <w:tabs>
+          <w:tab w:val="num" w:pos="5040"/>
+        </w:tabs>
+        <w:ind w:left="5040" w:hanging="360"/>
+      </w:pPr>
+      <w:rPr>
+        <w:rFonts w:ascii="Wingdings" w:hAnsi="Wingdings" w:hint="default"/>
+        <w:sz w:val="20"/>
+      </w:rPr>
+    </w:lvl>
+    <w:lvl w:ilvl="7" w:tentative="1">
+      <w:start w:val="1"/>
+      <w:numFmt w:val="bullet"/>
+      <w:lvlText w:val=""/>
+      <w:lvlJc w:val="left"/>
+      <w:pPr>
+        <w:tabs>
+          <w:tab w:val="num" w:pos="5760"/>
+        </w:tabs>
+        <w:ind w:left="5760" w:hanging="360"/>
+      </w:pPr>
+      <w:rPr>
+        <w:rFonts w:ascii="Wingdings" w:hAnsi="Wingdings" w:hint="default"/>
+        <w:sz w:val="20"/>
+      </w:rPr>
+    </w:lvl>
+    <w:lvl w:ilvl="8" w:tentative="1">
+      <w:start w:val="1"/>
+      <w:numFmt w:val="bullet"/>
+      <w:lvlText w:val=""/>
+      <w:lvlJc w:val="left"/>
+      <w:pPr>
+        <w:tabs>
+          <w:tab w:val="num" w:pos="6480"/>
+        </w:tabs>
+        <w:ind w:left="6480" w:hanging="360"/>
+      </w:pPr>
+      <w:rPr>
+        <w:rFonts w:ascii="Wingdings" w:hAnsi="Wingdings" w:hint="default"/>
+        <w:sz w:val="20"/>
+      </w:rPr>
+    </w:lvl>
+  </w:abstractNum>
+  <w:abstractNum w:abstractNumId="22" w15:restartNumberingAfterBreak="0">
+    <w:nsid w:val="659E27B1"/>
+    <w:multiLevelType w:val="multilevel"/>
+    <w:tmpl w:val="C310E254"/>
+    <w:lvl w:ilvl="0">
+      <w:start w:val="1"/>
+      <w:numFmt w:val="bullet"/>
+      <w:lvlText w:val=""/>
+      <w:lvlJc w:val="left"/>
+      <w:pPr>
+        <w:tabs>
+          <w:tab w:val="num" w:pos="720"/>
+        </w:tabs>
+        <w:ind w:left="720" w:hanging="360"/>
+      </w:pPr>
+      <w:rPr>
+        <w:rFonts w:ascii="Symbol" w:hAnsi="Symbol" w:hint="default"/>
+        <w:sz w:val="20"/>
+      </w:rPr>
+    </w:lvl>
+    <w:lvl w:ilvl="1" w:tentative="1">
+      <w:start w:val="1"/>
+      <w:numFmt w:val="bullet"/>
+      <w:lvlText w:val="o"/>
+      <w:lvlJc w:val="left"/>
+      <w:pPr>
+        <w:tabs>
+          <w:tab w:val="num" w:pos="1440"/>
+        </w:tabs>
+        <w:ind w:left="1440" w:hanging="360"/>
+      </w:pPr>
+      <w:rPr>
+        <w:rFonts w:ascii="Courier New" w:hAnsi="Courier New" w:hint="default"/>
+        <w:sz w:val="20"/>
+      </w:rPr>
+    </w:lvl>
+    <w:lvl w:ilvl="2" w:tentative="1">
+      <w:start w:val="1"/>
+      <w:numFmt w:val="bullet"/>
+      <w:lvlText w:val=""/>
+      <w:lvlJc w:val="left"/>
+      <w:pPr>
+        <w:tabs>
+          <w:tab w:val="num" w:pos="2160"/>
+        </w:tabs>
+        <w:ind w:left="2160" w:hanging="360"/>
+      </w:pPr>
+      <w:rPr>
+        <w:rFonts w:ascii="Wingdings" w:hAnsi="Wingdings" w:hint="default"/>
+        <w:sz w:val="20"/>
+      </w:rPr>
+    </w:lvl>
+    <w:lvl w:ilvl="3" w:tentative="1">
+      <w:start w:val="1"/>
+      <w:numFmt w:val="bullet"/>
+      <w:lvlText w:val=""/>
+      <w:lvlJc w:val="left"/>
+      <w:pPr>
+        <w:tabs>
+          <w:tab w:val="num" w:pos="2880"/>
+        </w:tabs>
+        <w:ind w:left="2880" w:hanging="360"/>
+      </w:pPr>
+      <w:rPr>
+        <w:rFonts w:ascii="Wingdings" w:hAnsi="Wingdings" w:hint="default"/>
+        <w:sz w:val="20"/>
+      </w:rPr>
+    </w:lvl>
+    <w:lvl w:ilvl="4" w:tentative="1">
+      <w:start w:val="1"/>
+      <w:numFmt w:val="bullet"/>
+      <w:lvlText w:val=""/>
+      <w:lvlJc w:val="left"/>
+      <w:pPr>
+        <w:tabs>
+          <w:tab w:val="num" w:pos="3600"/>
+        </w:tabs>
+        <w:ind w:left="3600" w:hanging="360"/>
+      </w:pPr>
+      <w:rPr>
+        <w:rFonts w:ascii="Wingdings" w:hAnsi="Wingdings" w:hint="default"/>
+        <w:sz w:val="20"/>
+      </w:rPr>
+    </w:lvl>
+    <w:lvl w:ilvl="5" w:tentative="1">
+      <w:start w:val="1"/>
+      <w:numFmt w:val="bullet"/>
+      <w:lvlText w:val=""/>
+      <w:lvlJc w:val="left"/>
+      <w:pPr>
+        <w:tabs>
+          <w:tab w:val="num" w:pos="4320"/>
+        </w:tabs>
+        <w:ind w:left="4320" w:hanging="360"/>
+      </w:pPr>
+      <w:rPr>
+        <w:rFonts w:ascii="Wingdings" w:hAnsi="Wingdings" w:hint="default"/>
+        <w:sz w:val="20"/>
+      </w:rPr>
+    </w:lvl>
+    <w:lvl w:ilvl="6" w:tentative="1">
+      <w:start w:val="1"/>
+      <w:numFmt w:val="bullet"/>
+      <w:lvlText w:val=""/>
+      <w:lvlJc w:val="left"/>
+      <w:pPr>
+        <w:tabs>
+          <w:tab w:val="num" w:pos="5040"/>
+        </w:tabs>
+        <w:ind w:left="5040" w:hanging="360"/>
+      </w:pPr>
+      <w:rPr>
+        <w:rFonts w:ascii="Wingdings" w:hAnsi="Wingdings" w:hint="default"/>
+        <w:sz w:val="20"/>
+      </w:rPr>
+    </w:lvl>
+    <w:lvl w:ilvl="7" w:tentative="1">
+      <w:start w:val="1"/>
+      <w:numFmt w:val="bullet"/>
+      <w:lvlText w:val=""/>
+      <w:lvlJc w:val="left"/>
+      <w:pPr>
+        <w:tabs>
+          <w:tab w:val="num" w:pos="5760"/>
+        </w:tabs>
+        <w:ind w:left="5760" w:hanging="360"/>
+      </w:pPr>
+      <w:rPr>
+        <w:rFonts w:ascii="Wingdings" w:hAnsi="Wingdings" w:hint="default"/>
+        <w:sz w:val="20"/>
+      </w:rPr>
+    </w:lvl>
+    <w:lvl w:ilvl="8" w:tentative="1">
+      <w:start w:val="1"/>
+      <w:numFmt w:val="bullet"/>
+      <w:lvlText w:val=""/>
+      <w:lvlJc w:val="left"/>
+      <w:pPr>
+        <w:tabs>
+          <w:tab w:val="num" w:pos="6480"/>
+        </w:tabs>
+        <w:ind w:left="6480" w:hanging="360"/>
+      </w:pPr>
+      <w:rPr>
+        <w:rFonts w:ascii="Wingdings" w:hAnsi="Wingdings" w:hint="default"/>
+        <w:sz w:val="20"/>
+      </w:rPr>
+    </w:lvl>
+  </w:abstractNum>
+  <w:abstractNum w:abstractNumId="23" w15:restartNumberingAfterBreak="0">
     <w:nsid w:val="65A1152A"/>
     <w:multiLevelType w:val="multilevel"/>
     <w:tmpl w:val="2DFC9078"/>
@@ -3264,7 +7128,156 @@
       </w:rPr>
     </w:lvl>
   </w:abstractNum>
-  <w:abstractNum w:abstractNumId="7" w15:restartNumberingAfterBreak="0">
+  <w:abstractNum w:abstractNumId="24" w15:restartNumberingAfterBreak="0">
+    <w:nsid w:val="6F7D6B28"/>
+    <w:multiLevelType w:val="multilevel"/>
+    <w:tmpl w:val="33BE7F1E"/>
+    <w:lvl w:ilvl="0">
+      <w:start w:val="1"/>
+      <w:numFmt w:val="bullet"/>
+      <w:lvlText w:val=""/>
+      <w:lvlJc w:val="left"/>
+      <w:pPr>
+        <w:tabs>
+          <w:tab w:val="num" w:pos="720"/>
+        </w:tabs>
+        <w:ind w:left="720" w:hanging="360"/>
+      </w:pPr>
+      <w:rPr>
+        <w:rFonts w:ascii="Symbol" w:hAnsi="Symbol" w:hint="default"/>
+        <w:sz w:val="20"/>
+      </w:rPr>
+    </w:lvl>
+    <w:lvl w:ilvl="1" w:tentative="1">
+      <w:start w:val="1"/>
+      <w:numFmt w:val="bullet"/>
+      <w:lvlText w:val="o"/>
+      <w:lvlJc w:val="left"/>
+      <w:pPr>
+        <w:tabs>
+          <w:tab w:val="num" w:pos="1440"/>
+        </w:tabs>
+        <w:ind w:left="1440" w:hanging="360"/>
+      </w:pPr>
+      <w:rPr>
+        <w:rFonts w:ascii="Courier New" w:hAnsi="Courier New" w:hint="default"/>
+        <w:sz w:val="20"/>
+      </w:rPr>
+    </w:lvl>
+    <w:lvl w:ilvl="2" w:tentative="1">
+      <w:start w:val="1"/>
+      <w:numFmt w:val="bullet"/>
+      <w:lvlText w:val=""/>
+      <w:lvlJc w:val="left"/>
+      <w:pPr>
+        <w:tabs>
+          <w:tab w:val="num" w:pos="2160"/>
+        </w:tabs>
+        <w:ind w:left="2160" w:hanging="360"/>
+      </w:pPr>
+      <w:rPr>
+        <w:rFonts w:ascii="Wingdings" w:hAnsi="Wingdings" w:hint="default"/>
+        <w:sz w:val="20"/>
+      </w:rPr>
+    </w:lvl>
+    <w:lvl w:ilvl="3" w:tentative="1">
+      <w:start w:val="1"/>
+      <w:numFmt w:val="bullet"/>
+      <w:lvlText w:val=""/>
+      <w:lvlJc w:val="left"/>
+      <w:pPr>
+        <w:tabs>
+          <w:tab w:val="num" w:pos="2880"/>
+        </w:tabs>
+        <w:ind w:left="2880" w:hanging="360"/>
+      </w:pPr>
+      <w:rPr>
+        <w:rFonts w:ascii="Wingdings" w:hAnsi="Wingdings" w:hint="default"/>
+        <w:sz w:val="20"/>
+      </w:rPr>
+    </w:lvl>
+    <w:lvl w:ilvl="4" w:tentative="1">
+      <w:start w:val="1"/>
+      <w:numFmt w:val="bullet"/>
+      <w:lvlText w:val=""/>
+      <w:lvlJc w:val="left"/>
+      <w:pPr>
+        <w:tabs>
+          <w:tab w:val="num" w:pos="3600"/>
+        </w:tabs>
+        <w:ind w:left="3600" w:hanging="360"/>
+      </w:pPr>
+      <w:rPr>
+        <w:rFonts w:ascii="Wingdings" w:hAnsi="Wingdings" w:hint="default"/>
+        <w:sz w:val="20"/>
+      </w:rPr>
+    </w:lvl>
+    <w:lvl w:ilvl="5" w:tentative="1">
+      <w:start w:val="1"/>
+      <w:numFmt w:val="bullet"/>
+      <w:lvlText w:val=""/>
+      <w:lvlJc w:val="left"/>
+      <w:pPr>
+        <w:tabs>
+          <w:tab w:val="num" w:pos="4320"/>
+        </w:tabs>
+        <w:ind w:left="4320" w:hanging="360"/>
+      </w:pPr>
+      <w:rPr>
+        <w:rFonts w:ascii="Wingdings" w:hAnsi="Wingdings" w:hint="default"/>
+        <w:sz w:val="20"/>
+      </w:rPr>
+    </w:lvl>
+    <w:lvl w:ilvl="6" w:tentative="1">
+      <w:start w:val="1"/>
+      <w:numFmt w:val="bullet"/>
+      <w:lvlText w:val=""/>
+      <w:lvlJc w:val="left"/>
+      <w:pPr>
+        <w:tabs>
+          <w:tab w:val="num" w:pos="5040"/>
+        </w:tabs>
+        <w:ind w:left="5040" w:hanging="360"/>
+      </w:pPr>
+      <w:rPr>
+        <w:rFonts w:ascii="Wingdings" w:hAnsi="Wingdings" w:hint="default"/>
+        <w:sz w:val="20"/>
+      </w:rPr>
+    </w:lvl>
+    <w:lvl w:ilvl="7" w:tentative="1">
+      <w:start w:val="1"/>
+      <w:numFmt w:val="bullet"/>
+      <w:lvlText w:val=""/>
+      <w:lvlJc w:val="left"/>
+      <w:pPr>
+        <w:tabs>
+          <w:tab w:val="num" w:pos="5760"/>
+        </w:tabs>
+        <w:ind w:left="5760" w:hanging="360"/>
+      </w:pPr>
+      <w:rPr>
+        <w:rFonts w:ascii="Wingdings" w:hAnsi="Wingdings" w:hint="default"/>
+        <w:sz w:val="20"/>
+      </w:rPr>
+    </w:lvl>
+    <w:lvl w:ilvl="8" w:tentative="1">
+      <w:start w:val="1"/>
+      <w:numFmt w:val="bullet"/>
+      <w:lvlText w:val=""/>
+      <w:lvlJc w:val="left"/>
+      <w:pPr>
+        <w:tabs>
+          <w:tab w:val="num" w:pos="6480"/>
+        </w:tabs>
+        <w:ind w:left="6480" w:hanging="360"/>
+      </w:pPr>
+      <w:rPr>
+        <w:rFonts w:ascii="Wingdings" w:hAnsi="Wingdings" w:hint="default"/>
+        <w:sz w:val="20"/>
+      </w:rPr>
+    </w:lvl>
+  </w:abstractNum>
+  <w:abstractNum w:abstractNumId="25" w15:restartNumberingAfterBreak="0">
     <w:nsid w:val="79E762EC"/>
     <w:multiLevelType w:val="multilevel"/>
     <w:tmpl w:val="A678FC0A"/>
@@ -3413,7 +7426,7 @@
       </w:rPr>
     </w:lvl>
   </w:abstractNum>
-  <w:abstractNum w:abstractNumId="8" w15:restartNumberingAfterBreak="0">
+  <w:abstractNum w:abstractNumId="26" w15:restartNumberingAfterBreak="0">
     <w:nsid w:val="7AF85E95"/>
     <w:multiLevelType w:val="multilevel"/>
     <w:tmpl w:val="7C5066D6"/>
@@ -3563,31 +7576,85 @@
     </w:lvl>
   </w:abstractNum>
   <w:num w:numId="1" w16cid:durableId="1190679005">
+    <w:abstractNumId w:val="14"/>
+  </w:num>
+  <w:num w:numId="2" w16cid:durableId="1297835678">
+    <w:abstractNumId w:val="16"/>
+  </w:num>
+  <w:num w:numId="3" w16cid:durableId="621347394">
+    <w:abstractNumId w:val="2"/>
+  </w:num>
+  <w:num w:numId="4" w16cid:durableId="1876849604">
+    <w:abstractNumId w:val="23"/>
+  </w:num>
+  <w:num w:numId="5" w16cid:durableId="1543446774">
+    <w:abstractNumId w:val="26"/>
+  </w:num>
+  <w:num w:numId="6" w16cid:durableId="1461415029">
+    <w:abstractNumId w:val="13"/>
+  </w:num>
+  <w:num w:numId="7" w16cid:durableId="1101218463">
+    <w:abstractNumId w:val="11"/>
+  </w:num>
+  <w:num w:numId="8" w16cid:durableId="1328098739">
     <w:abstractNumId w:val="4"/>
   </w:num>
-  <w:num w:numId="2" w16cid:durableId="1297835678">
+  <w:num w:numId="9" w16cid:durableId="1593202702">
+    <w:abstractNumId w:val="25"/>
+  </w:num>
+  <w:num w:numId="10" w16cid:durableId="1798522132">
+    <w:abstractNumId w:val="17"/>
+  </w:num>
+  <w:num w:numId="11" w16cid:durableId="437020135">
+    <w:abstractNumId w:val="22"/>
+  </w:num>
+  <w:num w:numId="12" w16cid:durableId="627399167">
+    <w:abstractNumId w:val="6"/>
+  </w:num>
+  <w:num w:numId="13" w16cid:durableId="1199195613">
+    <w:abstractNumId w:val="19"/>
+  </w:num>
+  <w:num w:numId="14" w16cid:durableId="1297292954">
+    <w:abstractNumId w:val="21"/>
+  </w:num>
+  <w:num w:numId="15" w16cid:durableId="1676958563">
+    <w:abstractNumId w:val="10"/>
+  </w:num>
+  <w:num w:numId="16" w16cid:durableId="1958488297">
+    <w:abstractNumId w:val="12"/>
+  </w:num>
+  <w:num w:numId="17" w16cid:durableId="1376848702">
+    <w:abstractNumId w:val="8"/>
+  </w:num>
+  <w:num w:numId="18" w16cid:durableId="951284158">
+    <w:abstractNumId w:val="0"/>
+  </w:num>
+  <w:num w:numId="19" w16cid:durableId="2092267535">
+    <w:abstractNumId w:val="20"/>
+  </w:num>
+  <w:num w:numId="20" w16cid:durableId="1694456281">
     <w:abstractNumId w:val="5"/>
   </w:num>
-  <w:num w:numId="3" w16cid:durableId="621347394">
-    <w:abstractNumId w:val="0"/>
+  <w:num w:numId="21" w16cid:durableId="2058165452">
+    <w:abstractNumId w:val="7"/>
   </w:num>
-  <w:num w:numId="4" w16cid:durableId="1876849604">
-    <w:abstractNumId w:val="6"/>
+  <w:num w:numId="22" w16cid:durableId="11346706">
+    <w:abstractNumId w:val="24"/>
   </w:num>
-  <w:num w:numId="5" w16cid:durableId="1543446774">
-    <w:abstractNumId w:val="8"/>
-  </w:num>
-  <w:num w:numId="6" w16cid:durableId="1461415029">
+  <w:num w:numId="23" w16cid:durableId="320621851">
     <w:abstractNumId w:val="3"/>
   </w:num>
-  <w:num w:numId="7" w16cid:durableId="1101218463">
-    <w:abstractNumId w:val="2"/>
+  <w:num w:numId="24" w16cid:durableId="205945819">
+    <w:abstractNumId w:val="18"/>
   </w:num>
-  <w:num w:numId="8" w16cid:durableId="1328098739">
+  <w:num w:numId="25" w16cid:durableId="575625668">
+    <w:abstractNumId w:val="15"/>
+  </w:num>
+  <w:num w:numId="26" w16cid:durableId="1002244297">
     <w:abstractNumId w:val="1"/>
   </w:num>
-  <w:num w:numId="9" w16cid:durableId="1593202702">
-    <w:abstractNumId w:val="7"/>
+  <w:num w:numId="27" w16cid:durableId="52629882">
+    <w:abstractNumId w:val="9"/>
   </w:num>
 </w:numbering>
 </file>
@@ -4195,7 +8262,6 @@
   <w:style w:type="character" w:default="1" w:styleId="Standardstycketeckensnitt">
     <w:name w:val="Default Paragraph Font"/>
     <w:uiPriority w:val="1"/>
-    <w:semiHidden/>
     <w:unhideWhenUsed/>
   </w:style>
   <w:style w:type="table" w:default="1" w:styleId="Normaltabell">
